--- a/25aiml060_wt_pr2.docx
+++ b/25aiml060_wt_pr2.docx
@@ -1,51 +1,10 @@
 
 <file path=word/document.xml><?xml version="1.0" encoding="utf-8"?>
-<w:document xmlns:wpc="http://schemas.microsoft.com/office/word/2010/wordprocessingCanvas" xmlns:cx="http://schemas.microsoft.com/office/drawing/2014/chartex" xmlns:cx1="http://schemas.microsoft.com/office/drawing/2015/9/8/chartex" xmlns:cx2="http://schemas.microsoft.com/office/drawing/2015/10/21/chartex" xmlns:cx3="http://schemas.microsoft.com/office/drawing/2016/5/9/chartex" xmlns:cx4="http://schemas.microsoft.com/office/drawing/2016/5/10/chartex" xmlns:cx5="http://schemas.microsoft.com/office/drawing/2016/5/11/chartex" xmlns:cx6="http://schemas.microsoft.com/office/drawing/2016/5/12/chartex" xmlns:cx7="http://schemas.microsoft.com/office/drawing/2016/5/13/chartex" xmlns:cx8="http://schemas.microsoft.com/office/drawing/2016/5/14/chartex" xmlns:mc="http://schemas.openxmlformats.org/markup-compatibility/2006" xmlns:aink="http://schemas.microsoft.com/office/drawing/2016/ink" xmlns:am3d="http://schemas.microsoft.com/office/drawing/2017/model3d" xmlns:o="urn:schemas-microsoft-com:office:office" xmlns:oel="http://schemas.microsoft.com/office/2019/extlst" xmlns:r="http://schemas.openxmlformats.org/officeDocument/2006/relationships" xmlns:m="http://schemas.openxmlformats.org/officeDocument/2006/math" xmlns:v="urn:schemas-microsoft-com:vml" xmlns:wp14="http://schemas.microsoft.com/office/word/2010/wordprocessingDrawing" xmlns:wp="http://schemas.openxmlformats.org/drawingml/2006/wordprocessingDrawing" xmlns:w10="urn:schemas-microsoft-com:office:word" xmlns:w="http://schemas.openxmlformats.org/wordprocessingml/2006/main" xmlns:w14="http://schemas.microsoft.com/office/word/2010/wordml" xmlns:w15="http://schemas.microsoft.com/office/word/2012/wordml" xmlns:w16cex="http://schemas.microsoft.com/office/word/2018/wordml/cex" xmlns:w16cid="http://schemas.microsoft.com/office/word/2016/wordml/cid" xmlns:w16="http://schemas.microsoft.com/office/word/2018/wordml" xmlns:w16du="http://schemas.microsoft.com/office/word/2023/wordml/word16du" xmlns:w16sdtdh="http://schemas.microsoft.com/office/word/2020/wordml/sdtdatahash" xmlns:w16sdtfl="http://schemas.microsoft.com/office/word/2024/wordml/sdtformatlock" xmlns:w16se="http://schemas.microsoft.com/office/word/2015/wordml/symex" xmlns:wpg="http://schemas.microsoft.com/office/word/2010/wordprocessingGroup" xmlns:wpi="http://schemas.microsoft.com/office/word/2010/wordprocessingInk" xmlns:wne="http://schemas.microsoft.com/office/word/2006/wordml" xmlns:wps="http://schemas.microsoft.com/office/word/2010/wordprocessingShape" mc:Ignorable="w14 w15 w16se w16cid w16 w16cex w16sdtdh w16sdtfl w16du wp14">
+<w:document xmlns:wpc="http://schemas.microsoft.com/office/word/2010/wordprocessingCanvas" xmlns:cx="http://schemas.microsoft.com/office/drawing/2014/chartex" xmlns:cx1="http://schemas.microsoft.com/office/drawing/2015/9/8/chartex" xmlns:cx2="http://schemas.microsoft.com/office/drawing/2015/10/21/chartex" xmlns:cx3="http://schemas.microsoft.com/office/drawing/2016/5/9/chartex" xmlns:cx4="http://schemas.microsoft.com/office/drawing/2016/5/10/chartex" xmlns:cx5="http://schemas.microsoft.com/office/drawing/2016/5/11/chartex" xmlns:cx6="http://schemas.microsoft.com/office/drawing/2016/5/12/chartex" xmlns:cx7="http://schemas.microsoft.com/office/drawing/2016/5/13/chartex" xmlns:cx8="http://schemas.microsoft.com/office/drawing/2016/5/14/chartex" xmlns:mc="http://schemas.openxmlformats.org/markup-compatibility/2006" xmlns:aink="http://schemas.microsoft.com/office/drawing/2016/ink" xmlns:am3d="http://schemas.microsoft.com/office/drawing/2017/model3d" xmlns:o="urn:schemas-microsoft-com:office:office" xmlns:oel="http://schemas.microsoft.com/office/2019/extlst" xmlns:r="http://schemas.openxmlformats.org/officeDocument/2006/relationships" xmlns:m="http://schemas.openxmlformats.org/officeDocument/2006/math" xmlns:v="urn:schemas-microsoft-com:vml" xmlns:wp14="http://schemas.microsoft.com/office/word/2010/wordprocessingDrawing" xmlns:wp="http://schemas.openxmlformats.org/drawingml/2006/wordprocessingDrawing" xmlns:w10="urn:schemas-microsoft-com:office:word" xmlns:w="http://schemas.openxmlformats.org/wordprocessingml/2006/main" xmlns:w14="http://schemas.microsoft.com/office/word/2010/wordml" xmlns:w15="http://schemas.microsoft.com/office/word/2012/wordml" xmlns:w16cei="http://schemas.microsoft.com/office/word/2026/wordml/cei" xmlns:w16cex="http://schemas.microsoft.com/office/word/2018/wordml/cex" xmlns:w16cid="http://schemas.microsoft.com/office/word/2016/wordml/cid" xmlns:w16="http://schemas.microsoft.com/office/word/2018/wordml" xmlns:w16du="http://schemas.microsoft.com/office/word/2023/wordml/word16du" xmlns:w16sdtdh="http://schemas.microsoft.com/office/word/2020/wordml/sdtdatahash" xmlns:w16sdtfl="http://schemas.microsoft.com/office/word/2024/wordml/sdtformatlock" xmlns:w16se="http://schemas.microsoft.com/office/word/2015/wordml/symex" xmlns:wpg="http://schemas.microsoft.com/office/word/2010/wordprocessingGroup" xmlns:wpi="http://schemas.microsoft.com/office/word/2010/wordprocessingInk" xmlns:wne="http://schemas.microsoft.com/office/word/2006/wordml" xmlns:wps="http://schemas.microsoft.com/office/word/2010/wordprocessingShape" mc:Ignorable="w14 w15 w16se w16cid w16 w16cex w16sdtdh w16sdtfl w16du wp14">
   <w:body>
     <w:p>
       <w:pPr>
         <w:jc w:val="center"/>
-        <w:rPr>
-          <w:b/>
-          <w:bCs/>
-          <w:sz w:val="40"/>
-          <w:szCs w:val="40"/>
-          <w:u w:val="single"/>
-        </w:rPr>
-      </w:pPr>
-      <w:r>
-        <w:rPr>
-          <w:b/>
-          <w:bCs/>
-          <w:sz w:val="40"/>
-          <w:szCs w:val="40"/>
-          <w:u w:val="single"/>
-        </w:rPr>
-        <w:t xml:space="preserve">Practical </w:t>
-      </w:r>
-      <w:r>
-        <w:rPr>
-          <w:b/>
-          <w:bCs/>
-          <w:sz w:val="40"/>
-          <w:szCs w:val="40"/>
-          <w:u w:val="single"/>
-        </w:rPr>
-        <w:t>–</w:t>
-      </w:r>
-      <w:r>
-        <w:rPr>
-          <w:b/>
-          <w:bCs/>
-          <w:sz w:val="40"/>
-          <w:szCs w:val="40"/>
-          <w:u w:val="single"/>
-        </w:rPr>
-        <w:t xml:space="preserve"> 2</w:t>
-      </w:r>
-    </w:p>
-    <w:p>
-      <w:pPr>
         <w:rPr>
           <w:b/>
           <w:bCs/>
@@ -59,31 +18,42 @@
           <w:bCs/>
           <w:sz w:val="32"/>
           <w:szCs w:val="32"/>
-          <w:u w:val="single"/>
-        </w:rPr>
-        <w:t xml:space="preserve">Static </w:t>
-      </w:r>
-      <w:proofErr w:type="gramStart"/>
-      <w:r>
+        </w:rPr>
+        <w:t>Practical – 2</w:t>
+      </w:r>
+    </w:p>
+    <w:p>
+      <w:pPr>
         <w:rPr>
           <w:b/>
           <w:bCs/>
-          <w:sz w:val="32"/>
-          <w:szCs w:val="32"/>
-          <w:u w:val="single"/>
-        </w:rPr>
-        <w:t>Page :</w:t>
-      </w:r>
-      <w:proofErr w:type="gramEnd"/>
+          <w:sz w:val="28"/>
+          <w:szCs w:val="28"/>
+        </w:rPr>
+      </w:pPr>
       <w:r>
         <w:rPr>
           <w:b/>
           <w:bCs/>
-          <w:sz w:val="32"/>
-          <w:szCs w:val="32"/>
-          <w:u w:val="single"/>
-        </w:rPr>
-        <w:t>-</w:t>
+          <w:sz w:val="28"/>
+          <w:szCs w:val="28"/>
+        </w:rPr>
+        <w:t>Title</w:t>
+      </w:r>
+    </w:p>
+    <w:p>
+      <w:pPr>
+        <w:rPr>
+          <w:sz w:val="28"/>
+          <w:szCs w:val="28"/>
+        </w:rPr>
+      </w:pPr>
+      <w:r>
+        <w:rPr>
+          <w:sz w:val="28"/>
+          <w:szCs w:val="28"/>
+        </w:rPr>
+        <w:t>Semantic HTML5 Pages with Accessibility-Ready Structure</w:t>
       </w:r>
     </w:p>
     <w:p>
@@ -102,28 +72,42 @@
           <w:sz w:val="28"/>
           <w:szCs w:val="28"/>
         </w:rPr>
-        <w:t> </w:t>
-      </w:r>
-      <w:proofErr w:type="gramStart"/>
-      <w:r>
+        <w:t>Aim</w:t>
+      </w:r>
+    </w:p>
+    <w:p>
+      <w:pPr>
         <w:rPr>
           <w:b/>
           <w:bCs/>
           <w:sz w:val="28"/>
           <w:szCs w:val="28"/>
         </w:rPr>
-        <w:t>Home</w:t>
-      </w:r>
-      <w:r>
+      </w:pPr>
+      <w:r>
+        <w:rPr>
+          <w:sz w:val="28"/>
+          <w:szCs w:val="28"/>
+        </w:rPr>
+        <w:t>To develop static HTML5 pages for the StudentHub website using semantic HTML5 elements and accessibility-ready structure</w:t>
+      </w:r>
+      <w:r>
+        <w:rPr>
+          <w:sz w:val="28"/>
+          <w:szCs w:val="28"/>
+        </w:rPr>
+        <w:t xml:space="preserve"> using html.</w:t>
+      </w:r>
+    </w:p>
+    <w:p>
+      <w:pPr>
         <w:rPr>
           <w:b/>
           <w:bCs/>
           <w:sz w:val="28"/>
           <w:szCs w:val="28"/>
         </w:rPr>
-        <w:t xml:space="preserve"> :</w:t>
-      </w:r>
-      <w:proofErr w:type="gramEnd"/>
+      </w:pPr>
       <w:r>
         <w:rPr>
           <w:b/>
@@ -131,117 +115,113 @@
           <w:sz w:val="28"/>
           <w:szCs w:val="28"/>
         </w:rPr>
-        <w:t>-</w:t>
-      </w:r>
-    </w:p>
-    <w:p>
-      <w:pPr>
-        <w:jc w:val="center"/>
-      </w:pPr>
-      <w:r>
-        <w:rPr>
-          <w:noProof/>
-        </w:rPr>
-        <w:drawing>
-          <wp:inline distT="0" distB="0" distL="0" distR="0" wp14:anchorId="2EC4CA31" wp14:editId="59CF34CE">
-            <wp:extent cx="5731510" cy="5588635"/>
-            <wp:effectExtent l="0" t="0" r="2540" b="0"/>
-            <wp:docPr id="32458277" name="Picture 1"/>
-            <wp:cNvGraphicFramePr>
-              <a:graphicFrameLocks xmlns:a="http://schemas.openxmlformats.org/drawingml/2006/main" noChangeAspect="1"/>
-            </wp:cNvGraphicFramePr>
-            <a:graphic xmlns:a="http://schemas.openxmlformats.org/drawingml/2006/main">
-              <a:graphicData uri="http://schemas.openxmlformats.org/drawingml/2006/picture">
-                <pic:pic xmlns:pic="http://schemas.openxmlformats.org/drawingml/2006/picture">
-                  <pic:nvPicPr>
-                    <pic:cNvPr id="32458277" name=""/>
-                    <pic:cNvPicPr/>
-                  </pic:nvPicPr>
-                  <pic:blipFill>
-                    <a:blip r:embed="rId6"/>
-                    <a:stretch>
-                      <a:fillRect/>
-                    </a:stretch>
-                  </pic:blipFill>
-                  <pic:spPr>
-                    <a:xfrm>
-                      <a:off x="0" y="0"/>
-                      <a:ext cx="5731510" cy="5588635"/>
-                    </a:xfrm>
-                    <a:prstGeom prst="rect">
-                      <a:avLst/>
-                    </a:prstGeom>
-                  </pic:spPr>
-                </pic:pic>
-              </a:graphicData>
-            </a:graphic>
-          </wp:inline>
-        </w:drawing>
-      </w:r>
-    </w:p>
-    <w:p>
-      <w:pPr>
-        <w:jc w:val="center"/>
-      </w:pPr>
-      <w:r>
-        <w:rPr>
-          <w:noProof/>
-        </w:rPr>
-        <w:drawing>
-          <wp:inline distT="0" distB="0" distL="0" distR="0" wp14:anchorId="24631AD1" wp14:editId="54D7FBA5">
-            <wp:extent cx="5696874" cy="1078657"/>
-            <wp:effectExtent l="0" t="0" r="0" b="7620"/>
-            <wp:docPr id="2069443017" name="Picture 1"/>
-            <wp:cNvGraphicFramePr>
-              <a:graphicFrameLocks xmlns:a="http://schemas.openxmlformats.org/drawingml/2006/main" noChangeAspect="1"/>
-            </wp:cNvGraphicFramePr>
-            <a:graphic xmlns:a="http://schemas.openxmlformats.org/drawingml/2006/main">
-              <a:graphicData uri="http://schemas.openxmlformats.org/drawingml/2006/picture">
-                <pic:pic xmlns:pic="http://schemas.openxmlformats.org/drawingml/2006/picture">
-                  <pic:nvPicPr>
-                    <pic:cNvPr id="2069443017" name=""/>
-                    <pic:cNvPicPr/>
-                  </pic:nvPicPr>
-                  <pic:blipFill>
-                    <a:blip r:embed="rId7"/>
-                    <a:stretch>
-                      <a:fillRect/>
-                    </a:stretch>
-                  </pic:blipFill>
-                  <pic:spPr>
-                    <a:xfrm>
-                      <a:off x="0" y="0"/>
-                      <a:ext cx="5741504" cy="1087107"/>
-                    </a:xfrm>
-                    <a:prstGeom prst="rect">
-                      <a:avLst/>
-                    </a:prstGeom>
-                  </pic:spPr>
-                </pic:pic>
-              </a:graphicData>
-            </a:graphic>
-          </wp:inline>
-        </w:drawing>
-      </w:r>
-    </w:p>
-    <w:p>
-      <w:pPr>
-        <w:jc w:val="center"/>
-      </w:pPr>
-    </w:p>
-    <w:p/>
-    <w:p>
-      <w:proofErr w:type="gramStart"/>
-      <w:r>
+        <w:t>Objectives</w:t>
+      </w:r>
+    </w:p>
+    <w:p>
+      <w:pPr>
+        <w:numPr>
+          <w:ilvl w:val="0"/>
+          <w:numId w:val="1"/>
+        </w:numPr>
+        <w:rPr>
+          <w:sz w:val="28"/>
+          <w:szCs w:val="28"/>
+        </w:rPr>
+      </w:pPr>
+      <w:r>
+        <w:rPr>
+          <w:sz w:val="28"/>
+          <w:szCs w:val="28"/>
+        </w:rPr>
+        <w:t xml:space="preserve">To understand HTML5 semantic elements. </w:t>
+      </w:r>
+    </w:p>
+    <w:p>
+      <w:pPr>
+        <w:numPr>
+          <w:ilvl w:val="0"/>
+          <w:numId w:val="1"/>
+        </w:numPr>
+        <w:rPr>
+          <w:sz w:val="28"/>
+          <w:szCs w:val="28"/>
+        </w:rPr>
+      </w:pPr>
+      <w:r>
+        <w:rPr>
+          <w:sz w:val="28"/>
+          <w:szCs w:val="28"/>
+        </w:rPr>
+        <w:t xml:space="preserve">To create accessible web page structures. </w:t>
+      </w:r>
+    </w:p>
+    <w:p>
+      <w:pPr>
+        <w:numPr>
+          <w:ilvl w:val="0"/>
+          <w:numId w:val="1"/>
+        </w:numPr>
+        <w:rPr>
+          <w:sz w:val="28"/>
+          <w:szCs w:val="28"/>
+        </w:rPr>
+      </w:pPr>
+      <w:r>
+        <w:rPr>
+          <w:sz w:val="28"/>
+          <w:szCs w:val="28"/>
+        </w:rPr>
+        <w:t xml:space="preserve">To link multiple pages together. </w:t>
+      </w:r>
+    </w:p>
+    <w:p>
+      <w:pPr>
+        <w:numPr>
+          <w:ilvl w:val="0"/>
+          <w:numId w:val="1"/>
+        </w:numPr>
+        <w:rPr>
+          <w:sz w:val="28"/>
+          <w:szCs w:val="28"/>
+        </w:rPr>
+      </w:pPr>
+      <w:r>
+        <w:rPr>
+          <w:sz w:val="28"/>
+          <w:szCs w:val="28"/>
+        </w:rPr>
+        <w:t xml:space="preserve">To organize content using proper headings and navigation. </w:t>
+      </w:r>
+    </w:p>
+    <w:p>
+      <w:pPr>
+        <w:numPr>
+          <w:ilvl w:val="0"/>
+          <w:numId w:val="1"/>
+        </w:numPr>
+        <w:rPr>
+          <w:sz w:val="28"/>
+          <w:szCs w:val="28"/>
+        </w:rPr>
+      </w:pPr>
+      <w:r>
+        <w:rPr>
+          <w:sz w:val="28"/>
+          <w:szCs w:val="28"/>
+        </w:rPr>
+        <w:t xml:space="preserve">To improve website readability and accessibility. </w:t>
+      </w:r>
+    </w:p>
+    <w:p>
+      <w:pPr>
         <w:rPr>
           <w:b/>
           <w:bCs/>
           <w:sz w:val="28"/>
           <w:szCs w:val="28"/>
         </w:rPr>
-        <w:lastRenderedPageBreak/>
-        <w:t>About</w:t>
-      </w:r>
+      </w:pPr>
       <w:r>
         <w:rPr>
           <w:b/>
@@ -249,73 +229,263 @@
           <w:sz w:val="28"/>
           <w:szCs w:val="28"/>
         </w:rPr>
-        <w:t xml:space="preserve"> :</w:t>
-      </w:r>
-      <w:proofErr w:type="gramEnd"/>
-      <w:r>
+        <w:t>Software Requirement</w:t>
+      </w:r>
+    </w:p>
+    <w:p>
+      <w:pPr>
+        <w:numPr>
+          <w:ilvl w:val="0"/>
+          <w:numId w:val="2"/>
+        </w:numPr>
+        <w:rPr>
+          <w:sz w:val="28"/>
+          <w:szCs w:val="28"/>
+        </w:rPr>
+      </w:pPr>
+      <w:r>
+        <w:rPr>
+          <w:sz w:val="28"/>
+          <w:szCs w:val="28"/>
+        </w:rPr>
+        <w:t xml:space="preserve">Visual Studio Code </w:t>
+      </w:r>
+    </w:p>
+    <w:p>
+      <w:pPr>
+        <w:numPr>
+          <w:ilvl w:val="0"/>
+          <w:numId w:val="2"/>
+        </w:numPr>
+        <w:rPr>
+          <w:sz w:val="28"/>
+          <w:szCs w:val="28"/>
+        </w:rPr>
+      </w:pPr>
+      <w:r>
+        <w:rPr>
+          <w:sz w:val="28"/>
+          <w:szCs w:val="28"/>
+        </w:rPr>
+        <w:t xml:space="preserve">Google Chrome / Microsoft Edge </w:t>
+      </w:r>
+    </w:p>
+    <w:p>
+      <w:pPr>
+        <w:numPr>
+          <w:ilvl w:val="0"/>
+          <w:numId w:val="2"/>
+        </w:numPr>
+        <w:rPr>
+          <w:sz w:val="28"/>
+          <w:szCs w:val="28"/>
+        </w:rPr>
+      </w:pPr>
+      <w:r>
+        <w:rPr>
+          <w:sz w:val="28"/>
+          <w:szCs w:val="28"/>
+        </w:rPr>
+        <w:t xml:space="preserve">HTML5 </w:t>
+      </w:r>
+    </w:p>
+    <w:p>
+      <w:pPr>
         <w:rPr>
           <w:b/>
           <w:bCs/>
           <w:sz w:val="28"/>
           <w:szCs w:val="28"/>
         </w:rPr>
-        <w:t>-</w:t>
-      </w:r>
-    </w:p>
-    <w:p>
-      <w:pPr>
-        <w:jc w:val="center"/>
-      </w:pPr>
-      <w:r>
-        <w:rPr>
-          <w:noProof/>
-        </w:rPr>
-        <w:drawing>
-          <wp:inline distT="0" distB="0" distL="0" distR="0" wp14:anchorId="2D23AB20" wp14:editId="3E0C0248">
-            <wp:extent cx="5731510" cy="3909695"/>
-            <wp:effectExtent l="0" t="0" r="2540" b="0"/>
-            <wp:docPr id="1757091953" name="Picture 1"/>
-            <wp:cNvGraphicFramePr>
-              <a:graphicFrameLocks xmlns:a="http://schemas.openxmlformats.org/drawingml/2006/main" noChangeAspect="1"/>
-            </wp:cNvGraphicFramePr>
-            <a:graphic xmlns:a="http://schemas.openxmlformats.org/drawingml/2006/main">
-              <a:graphicData uri="http://schemas.openxmlformats.org/drawingml/2006/picture">
-                <pic:pic xmlns:pic="http://schemas.openxmlformats.org/drawingml/2006/picture">
-                  <pic:nvPicPr>
-                    <pic:cNvPr id="1757091953" name=""/>
-                    <pic:cNvPicPr/>
-                  </pic:nvPicPr>
-                  <pic:blipFill>
-                    <a:blip r:embed="rId8"/>
-                    <a:stretch>
-                      <a:fillRect/>
-                    </a:stretch>
-                  </pic:blipFill>
-                  <pic:spPr>
-                    <a:xfrm>
-                      <a:off x="0" y="0"/>
-                      <a:ext cx="5731510" cy="3909695"/>
-                    </a:xfrm>
-                    <a:prstGeom prst="rect">
-                      <a:avLst/>
-                    </a:prstGeom>
-                  </pic:spPr>
-                </pic:pic>
-              </a:graphicData>
-            </a:graphic>
-          </wp:inline>
-        </w:drawing>
-      </w:r>
-    </w:p>
-    <w:p>
-      <w:pPr>
+      </w:pPr>
+      <w:r>
         <w:rPr>
           <w:b/>
           <w:bCs/>
           <w:sz w:val="28"/>
           <w:szCs w:val="28"/>
         </w:rPr>
-      </w:pPr>
+        <w:t>Theory</w:t>
+      </w:r>
+    </w:p>
+    <w:p>
+      <w:pPr>
+        <w:rPr>
+          <w:sz w:val="28"/>
+          <w:szCs w:val="28"/>
+        </w:rPr>
+      </w:pPr>
+      <w:r>
+        <w:rPr>
+          <w:sz w:val="28"/>
+          <w:szCs w:val="28"/>
+        </w:rPr>
+        <w:t>HTML5 provides semantic elements that describe the purpose of different sections of a webpage. These elements improve readability, accessibility, maintainability, and Search Engine Optimization (SEO).</w:t>
+      </w:r>
+    </w:p>
+    <w:p>
+      <w:pPr>
+        <w:rPr>
+          <w:sz w:val="28"/>
+          <w:szCs w:val="28"/>
+        </w:rPr>
+      </w:pPr>
+      <w:r>
+        <w:rPr>
+          <w:sz w:val="28"/>
+          <w:szCs w:val="28"/>
+        </w:rPr>
+        <w:t>Common semantic elements used in this practical are:</w:t>
+      </w:r>
+    </w:p>
+    <w:p>
+      <w:pPr>
+        <w:numPr>
+          <w:ilvl w:val="0"/>
+          <w:numId w:val="6"/>
+        </w:numPr>
+        <w:rPr>
+          <w:sz w:val="28"/>
+          <w:szCs w:val="28"/>
+        </w:rPr>
+      </w:pPr>
+      <w:r>
+        <w:rPr>
+          <w:sz w:val="28"/>
+          <w:szCs w:val="28"/>
+        </w:rPr>
+        <w:t xml:space="preserve">&lt;header&gt; – Defines the header of the webpage. </w:t>
+      </w:r>
+    </w:p>
+    <w:p>
+      <w:pPr>
+        <w:numPr>
+          <w:ilvl w:val="0"/>
+          <w:numId w:val="6"/>
+        </w:numPr>
+        <w:rPr>
+          <w:sz w:val="28"/>
+          <w:szCs w:val="28"/>
+        </w:rPr>
+      </w:pPr>
+      <w:r>
+        <w:rPr>
+          <w:sz w:val="28"/>
+          <w:szCs w:val="28"/>
+        </w:rPr>
+        <w:t xml:space="preserve">&lt;nav&gt; – Contains navigation links. </w:t>
+      </w:r>
+    </w:p>
+    <w:p>
+      <w:pPr>
+        <w:numPr>
+          <w:ilvl w:val="0"/>
+          <w:numId w:val="6"/>
+        </w:numPr>
+        <w:rPr>
+          <w:sz w:val="28"/>
+          <w:szCs w:val="28"/>
+        </w:rPr>
+      </w:pPr>
+      <w:r>
+        <w:rPr>
+          <w:sz w:val="28"/>
+          <w:szCs w:val="28"/>
+        </w:rPr>
+        <w:t xml:space="preserve">&lt;main&gt; – Represents the primary content. </w:t>
+      </w:r>
+    </w:p>
+    <w:p>
+      <w:pPr>
+        <w:numPr>
+          <w:ilvl w:val="0"/>
+          <w:numId w:val="6"/>
+        </w:numPr>
+        <w:rPr>
+          <w:sz w:val="28"/>
+          <w:szCs w:val="28"/>
+        </w:rPr>
+      </w:pPr>
+      <w:r>
+        <w:rPr>
+          <w:sz w:val="28"/>
+          <w:szCs w:val="28"/>
+        </w:rPr>
+        <w:t xml:space="preserve">&lt;section&gt; – Groups related content. </w:t>
+      </w:r>
+    </w:p>
+    <w:p>
+      <w:pPr>
+        <w:numPr>
+          <w:ilvl w:val="0"/>
+          <w:numId w:val="6"/>
+        </w:numPr>
+        <w:rPr>
+          <w:sz w:val="28"/>
+          <w:szCs w:val="28"/>
+        </w:rPr>
+      </w:pPr>
+      <w:r>
+        <w:rPr>
+          <w:sz w:val="28"/>
+          <w:szCs w:val="28"/>
+        </w:rPr>
+        <w:t xml:space="preserve">&lt;article&gt; – Represents independent content. </w:t>
+      </w:r>
+    </w:p>
+    <w:p>
+      <w:pPr>
+        <w:numPr>
+          <w:ilvl w:val="0"/>
+          <w:numId w:val="6"/>
+        </w:numPr>
+        <w:rPr>
+          <w:sz w:val="28"/>
+          <w:szCs w:val="28"/>
+        </w:rPr>
+      </w:pPr>
+      <w:r>
+        <w:rPr>
+          <w:sz w:val="28"/>
+          <w:szCs w:val="28"/>
+        </w:rPr>
+        <w:lastRenderedPageBreak/>
+        <w:t xml:space="preserve">&lt;aside&gt; – Displays additional information. </w:t>
+      </w:r>
+    </w:p>
+    <w:p>
+      <w:pPr>
+        <w:numPr>
+          <w:ilvl w:val="0"/>
+          <w:numId w:val="6"/>
+        </w:numPr>
+        <w:rPr>
+          <w:sz w:val="28"/>
+          <w:szCs w:val="28"/>
+        </w:rPr>
+      </w:pPr>
+      <w:r>
+        <w:rPr>
+          <w:sz w:val="28"/>
+          <w:szCs w:val="28"/>
+        </w:rPr>
+        <w:t xml:space="preserve">&lt;footer&gt; – Defines footer information. </w:t>
+      </w:r>
+    </w:p>
+    <w:p>
+      <w:pPr>
+        <w:rPr>
+          <w:sz w:val="28"/>
+          <w:szCs w:val="28"/>
+        </w:rPr>
+      </w:pPr>
+      <w:r>
+        <w:rPr>
+          <w:sz w:val="28"/>
+          <w:szCs w:val="28"/>
+        </w:rPr>
+        <w:t>Accessibility features include proper headings, labels for forms, alternative text for images, skip navigation links, and breadcrumb navigation.</w:t>
+      </w:r>
     </w:p>
     <w:p>
       <w:pPr>
@@ -326,16 +496,175 @@
           <w:szCs w:val="28"/>
         </w:rPr>
       </w:pPr>
-    </w:p>
-    <w:p>
-      <w:pPr>
+      <w:r>
         <w:rPr>
           <w:b/>
           <w:bCs/>
           <w:sz w:val="28"/>
           <w:szCs w:val="28"/>
         </w:rPr>
-      </w:pPr>
+        <w:t>Algorithm</w:t>
+      </w:r>
+    </w:p>
+    <w:p>
+      <w:pPr>
+        <w:pStyle w:val="ListParagraph"/>
+        <w:numPr>
+          <w:ilvl w:val="0"/>
+          <w:numId w:val="7"/>
+        </w:numPr>
+        <w:rPr>
+          <w:sz w:val="28"/>
+          <w:szCs w:val="28"/>
+        </w:rPr>
+      </w:pPr>
+      <w:r>
+        <w:rPr>
+          <w:sz w:val="28"/>
+          <w:szCs w:val="28"/>
+        </w:rPr>
+        <w:t xml:space="preserve">Create a folder named StudentHub. </w:t>
+      </w:r>
+    </w:p>
+    <w:p>
+      <w:pPr>
+        <w:pStyle w:val="ListParagraph"/>
+        <w:numPr>
+          <w:ilvl w:val="0"/>
+          <w:numId w:val="7"/>
+        </w:numPr>
+        <w:rPr>
+          <w:sz w:val="28"/>
+          <w:szCs w:val="28"/>
+        </w:rPr>
+      </w:pPr>
+      <w:r>
+        <w:rPr>
+          <w:sz w:val="28"/>
+          <w:szCs w:val="28"/>
+        </w:rPr>
+        <w:t xml:space="preserve">Create HTML files for each webpage. </w:t>
+      </w:r>
+    </w:p>
+    <w:p>
+      <w:pPr>
+        <w:pStyle w:val="ListParagraph"/>
+        <w:numPr>
+          <w:ilvl w:val="0"/>
+          <w:numId w:val="7"/>
+        </w:numPr>
+        <w:rPr>
+          <w:sz w:val="28"/>
+          <w:szCs w:val="28"/>
+        </w:rPr>
+      </w:pPr>
+      <w:r>
+        <w:rPr>
+          <w:sz w:val="28"/>
+          <w:szCs w:val="28"/>
+        </w:rPr>
+        <w:t xml:space="preserve">Add semantic HTML5 structure. </w:t>
+      </w:r>
+    </w:p>
+    <w:p>
+      <w:pPr>
+        <w:pStyle w:val="ListParagraph"/>
+        <w:numPr>
+          <w:ilvl w:val="0"/>
+          <w:numId w:val="7"/>
+        </w:numPr>
+        <w:rPr>
+          <w:sz w:val="28"/>
+          <w:szCs w:val="28"/>
+        </w:rPr>
+      </w:pPr>
+      <w:r>
+        <w:rPr>
+          <w:sz w:val="28"/>
+          <w:szCs w:val="28"/>
+        </w:rPr>
+        <w:t xml:space="preserve">Create navigation links between pages. </w:t>
+      </w:r>
+    </w:p>
+    <w:p>
+      <w:pPr>
+        <w:pStyle w:val="ListParagraph"/>
+        <w:numPr>
+          <w:ilvl w:val="0"/>
+          <w:numId w:val="7"/>
+        </w:numPr>
+        <w:rPr>
+          <w:sz w:val="28"/>
+          <w:szCs w:val="28"/>
+        </w:rPr>
+      </w:pPr>
+      <w:r>
+        <w:rPr>
+          <w:sz w:val="28"/>
+          <w:szCs w:val="28"/>
+        </w:rPr>
+        <w:t xml:space="preserve">Add accessible headings and labels. </w:t>
+      </w:r>
+    </w:p>
+    <w:p>
+      <w:pPr>
+        <w:pStyle w:val="ListParagraph"/>
+        <w:numPr>
+          <w:ilvl w:val="0"/>
+          <w:numId w:val="7"/>
+        </w:numPr>
+        <w:rPr>
+          <w:sz w:val="28"/>
+          <w:szCs w:val="28"/>
+        </w:rPr>
+      </w:pPr>
+      <w:r>
+        <w:rPr>
+          <w:sz w:val="28"/>
+          <w:szCs w:val="28"/>
+        </w:rPr>
+        <w:t xml:space="preserve">Save all HTML files. </w:t>
+      </w:r>
+    </w:p>
+    <w:p>
+      <w:pPr>
+        <w:pStyle w:val="ListParagraph"/>
+        <w:numPr>
+          <w:ilvl w:val="0"/>
+          <w:numId w:val="7"/>
+        </w:numPr>
+        <w:rPr>
+          <w:sz w:val="28"/>
+          <w:szCs w:val="28"/>
+        </w:rPr>
+      </w:pPr>
+      <w:r>
+        <w:rPr>
+          <w:sz w:val="28"/>
+          <w:szCs w:val="28"/>
+        </w:rPr>
+        <w:t xml:space="preserve">Open the Home page in a browser. </w:t>
+      </w:r>
+    </w:p>
+    <w:p>
+      <w:pPr>
+        <w:pStyle w:val="ListParagraph"/>
+        <w:numPr>
+          <w:ilvl w:val="0"/>
+          <w:numId w:val="7"/>
+        </w:numPr>
+        <w:rPr>
+          <w:sz w:val="28"/>
+          <w:szCs w:val="28"/>
+        </w:rPr>
+      </w:pPr>
+      <w:r>
+        <w:rPr>
+          <w:sz w:val="28"/>
+          <w:szCs w:val="28"/>
+        </w:rPr>
+        <w:t>Verify page navigation and accessibility.</w:t>
+      </w:r>
     </w:p>
     <w:p>
       <w:pPr>
@@ -346,16 +675,15 @@
           <w:szCs w:val="28"/>
         </w:rPr>
       </w:pPr>
-    </w:p>
-    <w:p>
-      <w:pPr>
+      <w:r>
         <w:rPr>
           <w:b/>
           <w:bCs/>
           <w:sz w:val="28"/>
           <w:szCs w:val="28"/>
         </w:rPr>
-      </w:pPr>
+        <w:t>Code:-</w:t>
+      </w:r>
     </w:p>
     <w:p>
       <w:pPr>
@@ -366,1498 +694,38 @@
           <w:szCs w:val="28"/>
         </w:rPr>
       </w:pPr>
-    </w:p>
-    <w:p>
-      <w:pPr>
+      <w:r>
         <w:rPr>
           <w:b/>
           <w:bCs/>
           <w:sz w:val="28"/>
           <w:szCs w:val="28"/>
         </w:rPr>
-      </w:pPr>
-    </w:p>
-    <w:p>
-      <w:pPr>
+        <w:t>Output:-</w:t>
+      </w:r>
+    </w:p>
+    <w:p>
+      <w:pPr>
+        <w:rPr>
+          <w:sz w:val="28"/>
+          <w:szCs w:val="28"/>
+        </w:rPr>
+      </w:pPr>
+      <w:r>
         <w:rPr>
           <w:b/>
           <w:bCs/>
           <w:sz w:val="28"/>
           <w:szCs w:val="28"/>
         </w:rPr>
-      </w:pPr>
-    </w:p>
-    <w:p>
-      <w:pPr>
-        <w:rPr>
-          <w:b/>
-          <w:bCs/>
-          <w:sz w:val="28"/>
-          <w:szCs w:val="28"/>
-        </w:rPr>
-      </w:pPr>
-    </w:p>
-    <w:p>
-      <w:pPr>
-        <w:rPr>
-          <w:b/>
-          <w:bCs/>
-          <w:sz w:val="28"/>
-          <w:szCs w:val="28"/>
-        </w:rPr>
-      </w:pPr>
-    </w:p>
-    <w:p>
-      <w:pPr>
-        <w:rPr>
-          <w:b/>
-          <w:bCs/>
-          <w:sz w:val="28"/>
-          <w:szCs w:val="28"/>
-        </w:rPr>
-      </w:pPr>
-    </w:p>
-    <w:p>
-      <w:pPr>
-        <w:rPr>
-          <w:b/>
-          <w:bCs/>
-          <w:sz w:val="28"/>
-          <w:szCs w:val="28"/>
-        </w:rPr>
-      </w:pPr>
-    </w:p>
-    <w:p>
-      <w:pPr>
-        <w:rPr>
-          <w:b/>
-          <w:bCs/>
-          <w:sz w:val="28"/>
-          <w:szCs w:val="28"/>
-        </w:rPr>
-      </w:pPr>
-    </w:p>
-    <w:p>
-      <w:r>
-        <w:rPr>
-          <w:b/>
-          <w:bCs/>
-          <w:sz w:val="28"/>
-          <w:szCs w:val="28"/>
-        </w:rPr>
-        <w:lastRenderedPageBreak/>
-        <w:t>Register</w:t>
-      </w:r>
-      <w:r>
-        <w:rPr>
-          <w:b/>
-          <w:bCs/>
-          <w:sz w:val="28"/>
-          <w:szCs w:val="28"/>
-        </w:rPr>
-        <w:t xml:space="preserve"> :-</w:t>
-      </w:r>
-    </w:p>
-    <w:p>
-      <w:pPr>
-        <w:jc w:val="center"/>
-      </w:pPr>
-      <w:r>
-        <w:rPr>
-          <w:noProof/>
-        </w:rPr>
-        <w:drawing>
-          <wp:inline distT="0" distB="0" distL="0" distR="0" wp14:anchorId="5272BDE3" wp14:editId="3ED9BED3">
-            <wp:extent cx="5731510" cy="5427980"/>
-            <wp:effectExtent l="0" t="0" r="2540" b="1270"/>
-            <wp:docPr id="1899728067" name="Picture 1"/>
-            <wp:cNvGraphicFramePr>
-              <a:graphicFrameLocks xmlns:a="http://schemas.openxmlformats.org/drawingml/2006/main" noChangeAspect="1"/>
-            </wp:cNvGraphicFramePr>
-            <a:graphic xmlns:a="http://schemas.openxmlformats.org/drawingml/2006/main">
-              <a:graphicData uri="http://schemas.openxmlformats.org/drawingml/2006/picture">
-                <pic:pic xmlns:pic="http://schemas.openxmlformats.org/drawingml/2006/picture">
-                  <pic:nvPicPr>
-                    <pic:cNvPr id="1899728067" name=""/>
-                    <pic:cNvPicPr/>
-                  </pic:nvPicPr>
-                  <pic:blipFill>
-                    <a:blip r:embed="rId9"/>
-                    <a:stretch>
-                      <a:fillRect/>
-                    </a:stretch>
-                  </pic:blipFill>
-                  <pic:spPr>
-                    <a:xfrm>
-                      <a:off x="0" y="0"/>
-                      <a:ext cx="5731510" cy="5427980"/>
-                    </a:xfrm>
-                    <a:prstGeom prst="rect">
-                      <a:avLst/>
-                    </a:prstGeom>
-                  </pic:spPr>
-                </pic:pic>
-              </a:graphicData>
-            </a:graphic>
-          </wp:inline>
-        </w:drawing>
-      </w:r>
-    </w:p>
-    <w:p>
-      <w:pPr>
-        <w:rPr>
-          <w:b/>
-          <w:bCs/>
-          <w:sz w:val="28"/>
-          <w:szCs w:val="28"/>
-        </w:rPr>
-      </w:pPr>
-    </w:p>
-    <w:p>
-      <w:pPr>
-        <w:rPr>
-          <w:b/>
-          <w:bCs/>
-          <w:sz w:val="28"/>
-          <w:szCs w:val="28"/>
-        </w:rPr>
-      </w:pPr>
-    </w:p>
-    <w:p>
-      <w:pPr>
-        <w:rPr>
-          <w:b/>
-          <w:bCs/>
-          <w:sz w:val="28"/>
-          <w:szCs w:val="28"/>
-        </w:rPr>
-      </w:pPr>
-    </w:p>
-    <w:p>
-      <w:pPr>
-        <w:rPr>
-          <w:b/>
-          <w:bCs/>
-          <w:sz w:val="28"/>
-          <w:szCs w:val="28"/>
-        </w:rPr>
-      </w:pPr>
-    </w:p>
-    <w:p>
-      <w:pPr>
-        <w:rPr>
-          <w:b/>
-          <w:bCs/>
-          <w:sz w:val="28"/>
-          <w:szCs w:val="28"/>
-        </w:rPr>
-      </w:pPr>
-    </w:p>
-    <w:p>
-      <w:pPr>
-        <w:rPr>
-          <w:b/>
-          <w:bCs/>
-          <w:sz w:val="28"/>
-          <w:szCs w:val="28"/>
-        </w:rPr>
-      </w:pPr>
-    </w:p>
-    <w:p>
-      <w:pPr>
-        <w:rPr>
-          <w:b/>
-          <w:bCs/>
-          <w:sz w:val="28"/>
-          <w:szCs w:val="28"/>
-        </w:rPr>
-      </w:pPr>
-    </w:p>
-    <w:p>
-      <w:pPr>
-        <w:rPr>
-          <w:b/>
-          <w:bCs/>
-          <w:sz w:val="28"/>
-          <w:szCs w:val="28"/>
-        </w:rPr>
-      </w:pPr>
-    </w:p>
-    <w:p>
-      <w:r>
-        <w:rPr>
-          <w:b/>
-          <w:bCs/>
-          <w:sz w:val="28"/>
-          <w:szCs w:val="28"/>
-        </w:rPr>
-        <w:lastRenderedPageBreak/>
-        <w:t>Login</w:t>
-      </w:r>
-      <w:r>
-        <w:rPr>
-          <w:b/>
-          <w:bCs/>
-          <w:sz w:val="28"/>
-          <w:szCs w:val="28"/>
-        </w:rPr>
-        <w:t xml:space="preserve"> :-</w:t>
-      </w:r>
-    </w:p>
-    <w:p>
-      <w:pPr>
-        <w:jc w:val="center"/>
-      </w:pPr>
-      <w:r>
-        <w:rPr>
-          <w:noProof/>
-        </w:rPr>
-        <w:drawing>
-          <wp:inline distT="0" distB="0" distL="0" distR="0" wp14:anchorId="2FCBD40E" wp14:editId="37D12B45">
-            <wp:extent cx="5731510" cy="5017770"/>
-            <wp:effectExtent l="0" t="0" r="2540" b="0"/>
-            <wp:docPr id="1591760547" name="Picture 1"/>
-            <wp:cNvGraphicFramePr>
-              <a:graphicFrameLocks xmlns:a="http://schemas.openxmlformats.org/drawingml/2006/main" noChangeAspect="1"/>
-            </wp:cNvGraphicFramePr>
-            <a:graphic xmlns:a="http://schemas.openxmlformats.org/drawingml/2006/main">
-              <a:graphicData uri="http://schemas.openxmlformats.org/drawingml/2006/picture">
-                <pic:pic xmlns:pic="http://schemas.openxmlformats.org/drawingml/2006/picture">
-                  <pic:nvPicPr>
-                    <pic:cNvPr id="1591760547" name=""/>
-                    <pic:cNvPicPr/>
-                  </pic:nvPicPr>
-                  <pic:blipFill>
-                    <a:blip r:embed="rId10"/>
-                    <a:stretch>
-                      <a:fillRect/>
-                    </a:stretch>
-                  </pic:blipFill>
-                  <pic:spPr>
-                    <a:xfrm>
-                      <a:off x="0" y="0"/>
-                      <a:ext cx="5731510" cy="5017770"/>
-                    </a:xfrm>
-                    <a:prstGeom prst="rect">
-                      <a:avLst/>
-                    </a:prstGeom>
-                  </pic:spPr>
-                </pic:pic>
-              </a:graphicData>
-            </a:graphic>
-          </wp:inline>
-        </w:drawing>
-      </w:r>
-    </w:p>
-    <w:p>
-      <w:pPr>
-        <w:rPr>
-          <w:b/>
-          <w:bCs/>
-          <w:sz w:val="28"/>
-          <w:szCs w:val="28"/>
-        </w:rPr>
-      </w:pPr>
-    </w:p>
-    <w:p>
-      <w:pPr>
-        <w:rPr>
-          <w:b/>
-          <w:bCs/>
-          <w:sz w:val="28"/>
-          <w:szCs w:val="28"/>
-        </w:rPr>
-      </w:pPr>
-    </w:p>
-    <w:p>
-      <w:pPr>
-        <w:rPr>
-          <w:b/>
-          <w:bCs/>
-          <w:sz w:val="28"/>
-          <w:szCs w:val="28"/>
-        </w:rPr>
-      </w:pPr>
-    </w:p>
-    <w:p>
-      <w:pPr>
-        <w:rPr>
-          <w:b/>
-          <w:bCs/>
-          <w:sz w:val="28"/>
-          <w:szCs w:val="28"/>
-        </w:rPr>
-      </w:pPr>
-    </w:p>
-    <w:p>
-      <w:pPr>
-        <w:rPr>
-          <w:b/>
-          <w:bCs/>
-          <w:sz w:val="28"/>
-          <w:szCs w:val="28"/>
-        </w:rPr>
-      </w:pPr>
-    </w:p>
-    <w:p>
-      <w:pPr>
-        <w:rPr>
-          <w:b/>
-          <w:bCs/>
-          <w:sz w:val="28"/>
-          <w:szCs w:val="28"/>
-        </w:rPr>
-      </w:pPr>
-    </w:p>
-    <w:p>
-      <w:pPr>
-        <w:rPr>
-          <w:b/>
-          <w:bCs/>
-          <w:sz w:val="28"/>
-          <w:szCs w:val="28"/>
-        </w:rPr>
-      </w:pPr>
-    </w:p>
-    <w:p>
-      <w:pPr>
-        <w:rPr>
-          <w:b/>
-          <w:bCs/>
-          <w:sz w:val="28"/>
-          <w:szCs w:val="28"/>
-        </w:rPr>
-      </w:pPr>
-    </w:p>
-    <w:p>
-      <w:pPr>
-        <w:rPr>
-          <w:b/>
-          <w:bCs/>
-          <w:sz w:val="28"/>
-          <w:szCs w:val="28"/>
-        </w:rPr>
-      </w:pPr>
-    </w:p>
-    <w:p>
-      <w:r>
-        <w:rPr>
-          <w:b/>
-          <w:bCs/>
-          <w:sz w:val="28"/>
-          <w:szCs w:val="28"/>
-        </w:rPr>
-        <w:lastRenderedPageBreak/>
-        <w:t>Dashboard</w:t>
-      </w:r>
-      <w:r>
-        <w:rPr>
-          <w:b/>
-          <w:bCs/>
-          <w:sz w:val="28"/>
-          <w:szCs w:val="28"/>
-        </w:rPr>
-        <w:t xml:space="preserve"> :-</w:t>
-      </w:r>
-    </w:p>
-    <w:p>
-      <w:pPr>
-        <w:jc w:val="center"/>
-      </w:pPr>
-      <w:r>
-        <w:rPr>
-          <w:noProof/>
-        </w:rPr>
-        <w:drawing>
-          <wp:inline distT="0" distB="0" distL="0" distR="0" wp14:anchorId="767A046C" wp14:editId="6596E044">
-            <wp:extent cx="5731510" cy="5819140"/>
-            <wp:effectExtent l="0" t="0" r="2540" b="0"/>
-            <wp:docPr id="835204329" name="Picture 1"/>
-            <wp:cNvGraphicFramePr>
-              <a:graphicFrameLocks xmlns:a="http://schemas.openxmlformats.org/drawingml/2006/main" noChangeAspect="1"/>
-            </wp:cNvGraphicFramePr>
-            <a:graphic xmlns:a="http://schemas.openxmlformats.org/drawingml/2006/main">
-              <a:graphicData uri="http://schemas.openxmlformats.org/drawingml/2006/picture">
-                <pic:pic xmlns:pic="http://schemas.openxmlformats.org/drawingml/2006/picture">
-                  <pic:nvPicPr>
-                    <pic:cNvPr id="835204329" name=""/>
-                    <pic:cNvPicPr/>
-                  </pic:nvPicPr>
-                  <pic:blipFill>
-                    <a:blip r:embed="rId11"/>
-                    <a:stretch>
-                      <a:fillRect/>
-                    </a:stretch>
-                  </pic:blipFill>
-                  <pic:spPr>
-                    <a:xfrm>
-                      <a:off x="0" y="0"/>
-                      <a:ext cx="5731510" cy="5819140"/>
-                    </a:xfrm>
-                    <a:prstGeom prst="rect">
-                      <a:avLst/>
-                    </a:prstGeom>
-                  </pic:spPr>
-                </pic:pic>
-              </a:graphicData>
-            </a:graphic>
-          </wp:inline>
-        </w:drawing>
-      </w:r>
-    </w:p>
-    <w:p>
-      <w:pPr>
-        <w:rPr>
-          <w:b/>
-          <w:bCs/>
-          <w:sz w:val="28"/>
-          <w:szCs w:val="28"/>
-        </w:rPr>
-      </w:pPr>
-    </w:p>
-    <w:p>
-      <w:pPr>
-        <w:rPr>
-          <w:b/>
-          <w:bCs/>
-          <w:sz w:val="28"/>
-          <w:szCs w:val="28"/>
-        </w:rPr>
-      </w:pPr>
-    </w:p>
-    <w:p>
-      <w:pPr>
-        <w:rPr>
-          <w:b/>
-          <w:bCs/>
-          <w:sz w:val="28"/>
-          <w:szCs w:val="28"/>
-        </w:rPr>
-      </w:pPr>
-    </w:p>
-    <w:p>
-      <w:pPr>
-        <w:rPr>
-          <w:b/>
-          <w:bCs/>
-          <w:sz w:val="28"/>
-          <w:szCs w:val="28"/>
-        </w:rPr>
-      </w:pPr>
-    </w:p>
-    <w:p>
-      <w:pPr>
-        <w:rPr>
-          <w:b/>
-          <w:bCs/>
-          <w:sz w:val="28"/>
-          <w:szCs w:val="28"/>
-        </w:rPr>
-      </w:pPr>
-    </w:p>
-    <w:p>
-      <w:pPr>
-        <w:rPr>
-          <w:b/>
-          <w:bCs/>
-          <w:sz w:val="28"/>
-          <w:szCs w:val="28"/>
-        </w:rPr>
-      </w:pPr>
-    </w:p>
-    <w:p>
-      <w:pPr>
-        <w:rPr>
-          <w:b/>
-          <w:bCs/>
-          <w:sz w:val="28"/>
-          <w:szCs w:val="28"/>
-        </w:rPr>
-      </w:pPr>
-    </w:p>
-    <w:p>
-      <w:r>
-        <w:rPr>
-          <w:b/>
-          <w:bCs/>
-          <w:sz w:val="28"/>
-          <w:szCs w:val="28"/>
-        </w:rPr>
-        <w:lastRenderedPageBreak/>
-        <w:t>Events</w:t>
-      </w:r>
-      <w:r>
-        <w:rPr>
-          <w:b/>
-          <w:bCs/>
-          <w:sz w:val="28"/>
-          <w:szCs w:val="28"/>
-        </w:rPr>
-        <w:t xml:space="preserve"> :-</w:t>
-      </w:r>
-    </w:p>
-    <w:p>
-      <w:pPr>
-        <w:jc w:val="center"/>
-      </w:pPr>
-      <w:r>
-        <w:rPr>
-          <w:noProof/>
-        </w:rPr>
-        <w:drawing>
-          <wp:inline distT="0" distB="0" distL="0" distR="0" wp14:anchorId="1377B7AE" wp14:editId="3A56F9E3">
-            <wp:extent cx="5731510" cy="6093460"/>
-            <wp:effectExtent l="0" t="0" r="2540" b="2540"/>
-            <wp:docPr id="2138794741" name="Picture 1"/>
-            <wp:cNvGraphicFramePr>
-              <a:graphicFrameLocks xmlns:a="http://schemas.openxmlformats.org/drawingml/2006/main" noChangeAspect="1"/>
-            </wp:cNvGraphicFramePr>
-            <a:graphic xmlns:a="http://schemas.openxmlformats.org/drawingml/2006/main">
-              <a:graphicData uri="http://schemas.openxmlformats.org/drawingml/2006/picture">
-                <pic:pic xmlns:pic="http://schemas.openxmlformats.org/drawingml/2006/picture">
-                  <pic:nvPicPr>
-                    <pic:cNvPr id="2138794741" name=""/>
-                    <pic:cNvPicPr/>
-                  </pic:nvPicPr>
-                  <pic:blipFill>
-                    <a:blip r:embed="rId12"/>
-                    <a:stretch>
-                      <a:fillRect/>
-                    </a:stretch>
-                  </pic:blipFill>
-                  <pic:spPr>
-                    <a:xfrm>
-                      <a:off x="0" y="0"/>
-                      <a:ext cx="5731510" cy="6093460"/>
-                    </a:xfrm>
-                    <a:prstGeom prst="rect">
-                      <a:avLst/>
-                    </a:prstGeom>
-                  </pic:spPr>
-                </pic:pic>
-              </a:graphicData>
-            </a:graphic>
-          </wp:inline>
-        </w:drawing>
-      </w:r>
-    </w:p>
-    <w:p>
-      <w:pPr>
-        <w:rPr>
-          <w:b/>
-          <w:bCs/>
-          <w:sz w:val="28"/>
-          <w:szCs w:val="28"/>
-        </w:rPr>
-      </w:pPr>
-    </w:p>
-    <w:p>
-      <w:pPr>
-        <w:rPr>
-          <w:b/>
-          <w:bCs/>
-          <w:sz w:val="28"/>
-          <w:szCs w:val="28"/>
-        </w:rPr>
-      </w:pPr>
-    </w:p>
-    <w:p>
-      <w:pPr>
-        <w:rPr>
-          <w:b/>
-          <w:bCs/>
-          <w:sz w:val="28"/>
-          <w:szCs w:val="28"/>
-        </w:rPr>
-      </w:pPr>
-    </w:p>
-    <w:p>
-      <w:pPr>
-        <w:rPr>
-          <w:b/>
-          <w:bCs/>
-          <w:sz w:val="28"/>
-          <w:szCs w:val="28"/>
-        </w:rPr>
-      </w:pPr>
-    </w:p>
-    <w:p>
-      <w:pPr>
-        <w:rPr>
-          <w:b/>
-          <w:bCs/>
-          <w:sz w:val="28"/>
-          <w:szCs w:val="28"/>
-        </w:rPr>
-      </w:pPr>
-    </w:p>
-    <w:p>
-      <w:pPr>
-        <w:rPr>
-          <w:b/>
-          <w:bCs/>
-          <w:sz w:val="28"/>
-          <w:szCs w:val="28"/>
-        </w:rPr>
-      </w:pPr>
-    </w:p>
-    <w:p>
-      <w:pPr>
-        <w:rPr>
-          <w:b/>
-          <w:bCs/>
-          <w:sz w:val="28"/>
-          <w:szCs w:val="28"/>
-        </w:rPr>
-      </w:pPr>
-      <w:r>
-        <w:rPr>
-          <w:b/>
-          <w:bCs/>
-          <w:sz w:val="28"/>
-          <w:szCs w:val="28"/>
-        </w:rPr>
-        <w:lastRenderedPageBreak/>
-        <w:t>Profile</w:t>
-      </w:r>
-      <w:r>
-        <w:rPr>
-          <w:b/>
-          <w:bCs/>
-          <w:sz w:val="28"/>
-          <w:szCs w:val="28"/>
-        </w:rPr>
-        <w:t xml:space="preserve"> :-</w:t>
-      </w:r>
-    </w:p>
-    <w:p>
-      <w:pPr>
-        <w:jc w:val="center"/>
-      </w:pPr>
-      <w:r>
-        <w:rPr>
-          <w:noProof/>
-        </w:rPr>
-        <w:drawing>
-          <wp:inline distT="0" distB="0" distL="0" distR="0" wp14:anchorId="5C39BBB8" wp14:editId="19DFB1FA">
-            <wp:extent cx="5731510" cy="5960110"/>
-            <wp:effectExtent l="0" t="0" r="2540" b="2540"/>
-            <wp:docPr id="576215955" name="Picture 1"/>
-            <wp:cNvGraphicFramePr>
-              <a:graphicFrameLocks xmlns:a="http://schemas.openxmlformats.org/drawingml/2006/main" noChangeAspect="1"/>
-            </wp:cNvGraphicFramePr>
-            <a:graphic xmlns:a="http://schemas.openxmlformats.org/drawingml/2006/main">
-              <a:graphicData uri="http://schemas.openxmlformats.org/drawingml/2006/picture">
-                <pic:pic xmlns:pic="http://schemas.openxmlformats.org/drawingml/2006/picture">
-                  <pic:nvPicPr>
-                    <pic:cNvPr id="576215955" name=""/>
-                    <pic:cNvPicPr/>
-                  </pic:nvPicPr>
-                  <pic:blipFill>
-                    <a:blip r:embed="rId13"/>
-                    <a:stretch>
-                      <a:fillRect/>
-                    </a:stretch>
-                  </pic:blipFill>
-                  <pic:spPr>
-                    <a:xfrm>
-                      <a:off x="0" y="0"/>
-                      <a:ext cx="5731510" cy="5960110"/>
-                    </a:xfrm>
-                    <a:prstGeom prst="rect">
-                      <a:avLst/>
-                    </a:prstGeom>
-                  </pic:spPr>
-                </pic:pic>
-              </a:graphicData>
-            </a:graphic>
-          </wp:inline>
-        </w:drawing>
-      </w:r>
-    </w:p>
-    <w:p>
-      <w:pPr>
-        <w:rPr>
-          <w:b/>
-          <w:bCs/>
-          <w:sz w:val="28"/>
-          <w:szCs w:val="28"/>
-        </w:rPr>
-      </w:pPr>
-    </w:p>
-    <w:p>
-      <w:pPr>
-        <w:rPr>
-          <w:b/>
-          <w:bCs/>
-          <w:sz w:val="28"/>
-          <w:szCs w:val="28"/>
-        </w:rPr>
-      </w:pPr>
-    </w:p>
-    <w:p>
-      <w:pPr>
-        <w:rPr>
-          <w:b/>
-          <w:bCs/>
-          <w:sz w:val="28"/>
-          <w:szCs w:val="28"/>
-        </w:rPr>
-      </w:pPr>
-    </w:p>
-    <w:p>
-      <w:pPr>
-        <w:rPr>
-          <w:b/>
-          <w:bCs/>
-          <w:sz w:val="28"/>
-          <w:szCs w:val="28"/>
-        </w:rPr>
-      </w:pPr>
-    </w:p>
-    <w:p>
-      <w:pPr>
-        <w:rPr>
-          <w:b/>
-          <w:bCs/>
-          <w:sz w:val="28"/>
-          <w:szCs w:val="28"/>
-        </w:rPr>
-      </w:pPr>
-    </w:p>
-    <w:p>
-      <w:pPr>
-        <w:rPr>
-          <w:b/>
-          <w:bCs/>
-          <w:sz w:val="28"/>
-          <w:szCs w:val="28"/>
-        </w:rPr>
-      </w:pPr>
-    </w:p>
-    <w:p>
-      <w:pPr>
-        <w:rPr>
-          <w:b/>
-          <w:bCs/>
-          <w:sz w:val="28"/>
-          <w:szCs w:val="28"/>
-        </w:rPr>
-      </w:pPr>
-    </w:p>
-    <w:p>
-      <w:r>
-        <w:rPr>
-          <w:b/>
-          <w:bCs/>
-          <w:sz w:val="28"/>
-          <w:szCs w:val="28"/>
-        </w:rPr>
-        <w:lastRenderedPageBreak/>
-        <w:t>Contact</w:t>
-      </w:r>
-      <w:r>
-        <w:rPr>
-          <w:b/>
-          <w:bCs/>
-          <w:sz w:val="28"/>
-          <w:szCs w:val="28"/>
-        </w:rPr>
-        <w:t xml:space="preserve"> :-</w:t>
-      </w:r>
-    </w:p>
-    <w:p>
-      <w:pPr>
-        <w:jc w:val="center"/>
-      </w:pPr>
-      <w:r>
-        <w:rPr>
-          <w:noProof/>
-        </w:rPr>
-        <w:drawing>
-          <wp:inline distT="0" distB="0" distL="0" distR="0" wp14:anchorId="78FB27F7" wp14:editId="1ED56004">
-            <wp:extent cx="5731510" cy="3740150"/>
-            <wp:effectExtent l="0" t="0" r="2540" b="0"/>
-            <wp:docPr id="1253094821" name="Picture 1"/>
-            <wp:cNvGraphicFramePr>
-              <a:graphicFrameLocks xmlns:a="http://schemas.openxmlformats.org/drawingml/2006/main" noChangeAspect="1"/>
-            </wp:cNvGraphicFramePr>
-            <a:graphic xmlns:a="http://schemas.openxmlformats.org/drawingml/2006/main">
-              <a:graphicData uri="http://schemas.openxmlformats.org/drawingml/2006/picture">
-                <pic:pic xmlns:pic="http://schemas.openxmlformats.org/drawingml/2006/picture">
-                  <pic:nvPicPr>
-                    <pic:cNvPr id="1253094821" name=""/>
-                    <pic:cNvPicPr/>
-                  </pic:nvPicPr>
-                  <pic:blipFill>
-                    <a:blip r:embed="rId14"/>
-                    <a:stretch>
-                      <a:fillRect/>
-                    </a:stretch>
-                  </pic:blipFill>
-                  <pic:spPr>
-                    <a:xfrm>
-                      <a:off x="0" y="0"/>
-                      <a:ext cx="5731510" cy="3740150"/>
-                    </a:xfrm>
-                    <a:prstGeom prst="rect">
-                      <a:avLst/>
-                    </a:prstGeom>
-                  </pic:spPr>
-                </pic:pic>
-              </a:graphicData>
-            </a:graphic>
-          </wp:inline>
-        </w:drawing>
-      </w:r>
-    </w:p>
-    <w:p>
-      <w:pPr>
-        <w:rPr>
-          <w:b/>
-          <w:bCs/>
-          <w:sz w:val="28"/>
-          <w:szCs w:val="28"/>
-        </w:rPr>
-      </w:pPr>
-    </w:p>
-    <w:p>
-      <w:pPr>
-        <w:rPr>
-          <w:b/>
-          <w:bCs/>
-          <w:sz w:val="28"/>
-          <w:szCs w:val="28"/>
-        </w:rPr>
-      </w:pPr>
-    </w:p>
-    <w:p>
-      <w:pPr>
-        <w:rPr>
-          <w:b/>
-          <w:bCs/>
-          <w:sz w:val="28"/>
-          <w:szCs w:val="28"/>
-        </w:rPr>
-      </w:pPr>
-    </w:p>
-    <w:p>
-      <w:pPr>
-        <w:rPr>
-          <w:b/>
-          <w:bCs/>
-          <w:sz w:val="28"/>
-          <w:szCs w:val="28"/>
-        </w:rPr>
-      </w:pPr>
-    </w:p>
-    <w:p>
-      <w:pPr>
-        <w:rPr>
-          <w:b/>
-          <w:bCs/>
-          <w:sz w:val="28"/>
-          <w:szCs w:val="28"/>
-        </w:rPr>
-      </w:pPr>
-    </w:p>
-    <w:p>
-      <w:pPr>
-        <w:rPr>
-          <w:b/>
-          <w:bCs/>
-          <w:sz w:val="28"/>
-          <w:szCs w:val="28"/>
-        </w:rPr>
-      </w:pPr>
-    </w:p>
-    <w:p>
-      <w:pPr>
-        <w:rPr>
-          <w:b/>
-          <w:bCs/>
-          <w:sz w:val="28"/>
-          <w:szCs w:val="28"/>
-        </w:rPr>
-      </w:pPr>
-    </w:p>
-    <w:p>
-      <w:pPr>
-        <w:rPr>
-          <w:b/>
-          <w:bCs/>
-          <w:sz w:val="28"/>
-          <w:szCs w:val="28"/>
-        </w:rPr>
-      </w:pPr>
-    </w:p>
-    <w:p>
-      <w:pPr>
-        <w:rPr>
-          <w:b/>
-          <w:bCs/>
-          <w:sz w:val="28"/>
-          <w:szCs w:val="28"/>
-        </w:rPr>
-      </w:pPr>
-    </w:p>
-    <w:p>
-      <w:pPr>
-        <w:rPr>
-          <w:b/>
-          <w:bCs/>
-          <w:sz w:val="28"/>
-          <w:szCs w:val="28"/>
-        </w:rPr>
-      </w:pPr>
-    </w:p>
-    <w:p>
-      <w:pPr>
-        <w:rPr>
-          <w:b/>
-          <w:bCs/>
-          <w:sz w:val="28"/>
-          <w:szCs w:val="28"/>
-        </w:rPr>
-      </w:pPr>
-    </w:p>
-    <w:p>
-      <w:pPr>
-        <w:rPr>
-          <w:b/>
-          <w:bCs/>
-          <w:sz w:val="28"/>
-          <w:szCs w:val="28"/>
-        </w:rPr>
-      </w:pPr>
-    </w:p>
-    <w:p>
-      <w:pPr>
-        <w:rPr>
-          <w:b/>
-          <w:bCs/>
-          <w:sz w:val="28"/>
-          <w:szCs w:val="28"/>
-        </w:rPr>
-      </w:pPr>
-    </w:p>
-    <w:p>
-      <w:r>
-        <w:rPr>
-          <w:b/>
-          <w:bCs/>
-          <w:sz w:val="28"/>
-          <w:szCs w:val="28"/>
-        </w:rPr>
-        <w:lastRenderedPageBreak/>
-        <w:t>Admin</w:t>
-      </w:r>
-      <w:r>
-        <w:rPr>
-          <w:b/>
-          <w:bCs/>
-          <w:sz w:val="28"/>
-          <w:szCs w:val="28"/>
-        </w:rPr>
-        <w:t xml:space="preserve"> :-</w:t>
-      </w:r>
-    </w:p>
-    <w:p>
-      <w:pPr>
-        <w:jc w:val="center"/>
-      </w:pPr>
-      <w:r>
-        <w:rPr>
-          <w:noProof/>
-        </w:rPr>
-        <w:drawing>
-          <wp:inline distT="0" distB="0" distL="0" distR="0" wp14:anchorId="144CD2C6" wp14:editId="07852CF4">
-            <wp:extent cx="5731510" cy="6097270"/>
-            <wp:effectExtent l="0" t="0" r="2540" b="0"/>
-            <wp:docPr id="528184117" name="Picture 1"/>
-            <wp:cNvGraphicFramePr>
-              <a:graphicFrameLocks xmlns:a="http://schemas.openxmlformats.org/drawingml/2006/main" noChangeAspect="1"/>
-            </wp:cNvGraphicFramePr>
-            <a:graphic xmlns:a="http://schemas.openxmlformats.org/drawingml/2006/main">
-              <a:graphicData uri="http://schemas.openxmlformats.org/drawingml/2006/picture">
-                <pic:pic xmlns:pic="http://schemas.openxmlformats.org/drawingml/2006/picture">
-                  <pic:nvPicPr>
-                    <pic:cNvPr id="528184117" name=""/>
-                    <pic:cNvPicPr/>
-                  </pic:nvPicPr>
-                  <pic:blipFill>
-                    <a:blip r:embed="rId15"/>
-                    <a:stretch>
-                      <a:fillRect/>
-                    </a:stretch>
-                  </pic:blipFill>
-                  <pic:spPr>
-                    <a:xfrm>
-                      <a:off x="0" y="0"/>
-                      <a:ext cx="5731510" cy="6097270"/>
-                    </a:xfrm>
-                    <a:prstGeom prst="rect">
-                      <a:avLst/>
-                    </a:prstGeom>
-                  </pic:spPr>
-                </pic:pic>
-              </a:graphicData>
-            </a:graphic>
-          </wp:inline>
-        </w:drawing>
-      </w:r>
-    </w:p>
-    <w:p>
-      <w:pPr>
-        <w:rPr>
-          <w:b/>
-          <w:bCs/>
-          <w:sz w:val="28"/>
-          <w:szCs w:val="28"/>
-        </w:rPr>
-      </w:pPr>
-    </w:p>
-    <w:p>
-      <w:pPr>
-        <w:rPr>
-          <w:b/>
-          <w:bCs/>
-          <w:sz w:val="28"/>
-          <w:szCs w:val="28"/>
-        </w:rPr>
-      </w:pPr>
-    </w:p>
-    <w:p>
-      <w:pPr>
-        <w:rPr>
-          <w:b/>
-          <w:bCs/>
-          <w:sz w:val="28"/>
-          <w:szCs w:val="28"/>
-        </w:rPr>
-      </w:pPr>
-    </w:p>
-    <w:p>
-      <w:pPr>
-        <w:rPr>
-          <w:b/>
-          <w:bCs/>
-          <w:sz w:val="28"/>
-          <w:szCs w:val="28"/>
-        </w:rPr>
-      </w:pPr>
-    </w:p>
-    <w:p>
-      <w:pPr>
-        <w:rPr>
-          <w:b/>
-          <w:bCs/>
-          <w:sz w:val="28"/>
-          <w:szCs w:val="28"/>
-        </w:rPr>
-      </w:pPr>
-    </w:p>
-    <w:p>
-      <w:pPr>
-        <w:rPr>
-          <w:b/>
-          <w:bCs/>
-          <w:sz w:val="28"/>
-          <w:szCs w:val="28"/>
-        </w:rPr>
-      </w:pPr>
-    </w:p>
-    <w:p>
-      <w:proofErr w:type="gramStart"/>
-      <w:r>
-        <w:rPr>
-          <w:b/>
-          <w:bCs/>
-          <w:sz w:val="28"/>
-          <w:szCs w:val="28"/>
-        </w:rPr>
-        <w:lastRenderedPageBreak/>
-        <w:t>FAQ</w:t>
-      </w:r>
-      <w:r>
-        <w:rPr>
-          <w:b/>
-          <w:bCs/>
-          <w:sz w:val="28"/>
-          <w:szCs w:val="28"/>
-        </w:rPr>
-        <w:t xml:space="preserve"> :</w:t>
-      </w:r>
-      <w:proofErr w:type="gramEnd"/>
-      <w:r>
-        <w:rPr>
-          <w:b/>
-          <w:bCs/>
-          <w:sz w:val="28"/>
-          <w:szCs w:val="28"/>
-        </w:rPr>
-        <w:t>-</w:t>
-      </w:r>
-    </w:p>
-    <w:p>
-      <w:pPr>
-        <w:jc w:val="center"/>
-      </w:pPr>
-      <w:r>
-        <w:rPr>
-          <w:noProof/>
-        </w:rPr>
-        <w:drawing>
-          <wp:inline distT="0" distB="0" distL="0" distR="0" wp14:anchorId="4B4F72EA" wp14:editId="3FAA96A2">
-            <wp:extent cx="5731510" cy="3669030"/>
-            <wp:effectExtent l="0" t="0" r="2540" b="7620"/>
-            <wp:docPr id="1366880722" name="Picture 1"/>
-            <wp:cNvGraphicFramePr>
-              <a:graphicFrameLocks xmlns:a="http://schemas.openxmlformats.org/drawingml/2006/main" noChangeAspect="1"/>
-            </wp:cNvGraphicFramePr>
-            <a:graphic xmlns:a="http://schemas.openxmlformats.org/drawingml/2006/main">
-              <a:graphicData uri="http://schemas.openxmlformats.org/drawingml/2006/picture">
-                <pic:pic xmlns:pic="http://schemas.openxmlformats.org/drawingml/2006/picture">
-                  <pic:nvPicPr>
-                    <pic:cNvPr id="1366880722" name=""/>
-                    <pic:cNvPicPr/>
-                  </pic:nvPicPr>
-                  <pic:blipFill>
-                    <a:blip r:embed="rId16"/>
-                    <a:stretch>
-                      <a:fillRect/>
-                    </a:stretch>
-                  </pic:blipFill>
-                  <pic:spPr>
-                    <a:xfrm>
-                      <a:off x="0" y="0"/>
-                      <a:ext cx="5731510" cy="3669030"/>
-                    </a:xfrm>
-                    <a:prstGeom prst="rect">
-                      <a:avLst/>
-                    </a:prstGeom>
-                  </pic:spPr>
-                </pic:pic>
-              </a:graphicData>
-            </a:graphic>
-          </wp:inline>
-        </w:drawing>
-      </w:r>
-    </w:p>
-    <w:p>
-      <w:pPr>
-        <w:rPr>
-          <w:b/>
-          <w:bCs/>
-          <w:sz w:val="28"/>
-          <w:szCs w:val="28"/>
-        </w:rPr>
-      </w:pPr>
-    </w:p>
-    <w:p>
-      <w:pPr>
-        <w:rPr>
-          <w:b/>
-          <w:bCs/>
-          <w:sz w:val="28"/>
-          <w:szCs w:val="28"/>
-        </w:rPr>
-      </w:pPr>
-    </w:p>
-    <w:p>
-      <w:pPr>
-        <w:rPr>
-          <w:b/>
-          <w:bCs/>
-          <w:sz w:val="28"/>
-          <w:szCs w:val="28"/>
-        </w:rPr>
-      </w:pPr>
-    </w:p>
-    <w:p>
-      <w:pPr>
-        <w:rPr>
-          <w:b/>
-          <w:bCs/>
-          <w:sz w:val="28"/>
-          <w:szCs w:val="28"/>
-        </w:rPr>
-      </w:pPr>
-    </w:p>
-    <w:p>
-      <w:pPr>
-        <w:rPr>
-          <w:b/>
-          <w:bCs/>
-          <w:sz w:val="28"/>
-          <w:szCs w:val="28"/>
-        </w:rPr>
-      </w:pPr>
-    </w:p>
-    <w:p>
-      <w:pPr>
-        <w:rPr>
-          <w:b/>
-          <w:bCs/>
-          <w:sz w:val="28"/>
-          <w:szCs w:val="28"/>
-        </w:rPr>
-      </w:pPr>
-    </w:p>
-    <w:p>
-      <w:pPr>
-        <w:rPr>
-          <w:b/>
-          <w:bCs/>
-          <w:sz w:val="28"/>
-          <w:szCs w:val="28"/>
-        </w:rPr>
-      </w:pPr>
-    </w:p>
-    <w:p>
-      <w:pPr>
-        <w:rPr>
-          <w:b/>
-          <w:bCs/>
-          <w:sz w:val="28"/>
-          <w:szCs w:val="28"/>
-        </w:rPr>
-      </w:pPr>
-    </w:p>
-    <w:p>
-      <w:pPr>
-        <w:rPr>
-          <w:b/>
-          <w:bCs/>
-          <w:sz w:val="28"/>
-          <w:szCs w:val="28"/>
-        </w:rPr>
-      </w:pPr>
-    </w:p>
-    <w:p>
-      <w:pPr>
-        <w:rPr>
-          <w:b/>
-          <w:bCs/>
-          <w:sz w:val="28"/>
-          <w:szCs w:val="28"/>
-        </w:rPr>
-      </w:pPr>
-    </w:p>
-    <w:p>
-      <w:pPr>
-        <w:rPr>
-          <w:b/>
-          <w:bCs/>
-          <w:sz w:val="28"/>
-          <w:szCs w:val="28"/>
-        </w:rPr>
-      </w:pPr>
-    </w:p>
-    <w:p>
-      <w:pPr>
-        <w:rPr>
-          <w:b/>
-          <w:bCs/>
-          <w:sz w:val="28"/>
-          <w:szCs w:val="28"/>
-        </w:rPr>
-      </w:pPr>
-    </w:p>
-    <w:p>
-      <w:pPr>
-        <w:rPr>
-          <w:b/>
-          <w:bCs/>
-          <w:sz w:val="28"/>
-          <w:szCs w:val="28"/>
-        </w:rPr>
-      </w:pPr>
-    </w:p>
-    <w:p>
-      <w:proofErr w:type="gramStart"/>
-      <w:r>
-        <w:rPr>
-          <w:b/>
-          <w:bCs/>
-          <w:sz w:val="28"/>
-          <w:szCs w:val="28"/>
-        </w:rPr>
-        <w:lastRenderedPageBreak/>
-        <w:t>Feedback</w:t>
-      </w:r>
-      <w:r>
-        <w:rPr>
-          <w:b/>
-          <w:bCs/>
-          <w:sz w:val="28"/>
-          <w:szCs w:val="28"/>
-        </w:rPr>
-        <w:t xml:space="preserve"> :</w:t>
-      </w:r>
-      <w:proofErr w:type="gramEnd"/>
-      <w:r>
-        <w:rPr>
-          <w:b/>
-          <w:bCs/>
-          <w:sz w:val="28"/>
-          <w:szCs w:val="28"/>
-        </w:rPr>
-        <w:t>-</w:t>
-      </w:r>
-    </w:p>
-    <w:p>
-      <w:pPr>
-        <w:jc w:val="center"/>
-      </w:pPr>
-      <w:r>
-        <w:rPr>
-          <w:noProof/>
-        </w:rPr>
-        <w:drawing>
-          <wp:inline distT="0" distB="0" distL="0" distR="0" wp14:anchorId="7D88DBDD" wp14:editId="7DEBC20A">
-            <wp:extent cx="5731510" cy="6170930"/>
-            <wp:effectExtent l="0" t="0" r="2540" b="1270"/>
-            <wp:docPr id="371345190" name="Picture 1"/>
-            <wp:cNvGraphicFramePr>
-              <a:graphicFrameLocks xmlns:a="http://schemas.openxmlformats.org/drawingml/2006/main" noChangeAspect="1"/>
-            </wp:cNvGraphicFramePr>
-            <a:graphic xmlns:a="http://schemas.openxmlformats.org/drawingml/2006/main">
-              <a:graphicData uri="http://schemas.openxmlformats.org/drawingml/2006/picture">
-                <pic:pic xmlns:pic="http://schemas.openxmlformats.org/drawingml/2006/picture">
-                  <pic:nvPicPr>
-                    <pic:cNvPr id="371345190" name=""/>
-                    <pic:cNvPicPr/>
-                  </pic:nvPicPr>
-                  <pic:blipFill>
-                    <a:blip r:embed="rId17"/>
-                    <a:stretch>
-                      <a:fillRect/>
-                    </a:stretch>
-                  </pic:blipFill>
-                  <pic:spPr>
-                    <a:xfrm>
-                      <a:off x="0" y="0"/>
-                      <a:ext cx="5731510" cy="6170930"/>
-                    </a:xfrm>
-                    <a:prstGeom prst="rect">
-                      <a:avLst/>
-                    </a:prstGeom>
-                  </pic:spPr>
-                </pic:pic>
-              </a:graphicData>
-            </a:graphic>
-          </wp:inline>
-        </w:drawing>
-      </w:r>
-    </w:p>
-    <w:p>
-      <w:pPr>
-        <w:rPr>
-          <w:b/>
-          <w:bCs/>
-          <w:sz w:val="28"/>
-          <w:szCs w:val="28"/>
-        </w:rPr>
-      </w:pPr>
-    </w:p>
-    <w:p>
-      <w:pPr>
-        <w:rPr>
-          <w:b/>
-          <w:bCs/>
-          <w:sz w:val="28"/>
-          <w:szCs w:val="28"/>
-        </w:rPr>
-      </w:pPr>
-    </w:p>
-    <w:p>
-      <w:pPr>
-        <w:rPr>
-          <w:b/>
-          <w:bCs/>
-          <w:sz w:val="28"/>
-          <w:szCs w:val="28"/>
-        </w:rPr>
-      </w:pPr>
-    </w:p>
-    <w:p>
-      <w:pPr>
-        <w:rPr>
-          <w:b/>
-          <w:bCs/>
-          <w:sz w:val="28"/>
-          <w:szCs w:val="28"/>
-        </w:rPr>
-      </w:pPr>
-    </w:p>
-    <w:p>
-      <w:pPr>
-        <w:rPr>
-          <w:b/>
-          <w:bCs/>
-          <w:sz w:val="28"/>
-          <w:szCs w:val="28"/>
-        </w:rPr>
-      </w:pPr>
-    </w:p>
-    <w:p>
-      <w:pPr>
-        <w:rPr>
-          <w:b/>
-          <w:bCs/>
-          <w:sz w:val="28"/>
-          <w:szCs w:val="28"/>
-        </w:rPr>
-      </w:pPr>
-    </w:p>
-    <w:p>
-      <w:pPr>
-        <w:rPr>
-          <w:b/>
-          <w:bCs/>
-          <w:sz w:val="28"/>
-          <w:szCs w:val="28"/>
-        </w:rPr>
-      </w:pPr>
-      <w:r>
-        <w:rPr>
-          <w:b/>
-          <w:bCs/>
-          <w:sz w:val="28"/>
-          <w:szCs w:val="28"/>
-        </w:rPr>
-        <w:lastRenderedPageBreak/>
-        <w:t xml:space="preserve">Accessibility </w:t>
-      </w:r>
-      <w:proofErr w:type="gramStart"/>
-      <w:r>
-        <w:rPr>
-          <w:b/>
-          <w:bCs/>
-          <w:sz w:val="28"/>
-          <w:szCs w:val="28"/>
-        </w:rPr>
-        <w:t>checklist</w:t>
-      </w:r>
-      <w:r>
-        <w:rPr>
-          <w:b/>
-          <w:bCs/>
-          <w:sz w:val="28"/>
-          <w:szCs w:val="28"/>
-        </w:rPr>
-        <w:t xml:space="preserve"> :</w:t>
-      </w:r>
-      <w:proofErr w:type="gramEnd"/>
-      <w:r>
-        <w:rPr>
-          <w:b/>
-          <w:bCs/>
-          <w:sz w:val="28"/>
-          <w:szCs w:val="28"/>
-        </w:rPr>
-        <w:t xml:space="preserve">- </w:t>
+        <w:t>Accessibility checklist</w:t>
+      </w:r>
+      <w:r>
+        <w:rPr>
+          <w:sz w:val="28"/>
+          <w:szCs w:val="28"/>
+        </w:rPr>
+        <w:t xml:space="preserve"> :- </w:t>
       </w:r>
     </w:p>
     <w:tbl>
@@ -1875,38 +743,36 @@
         <w:tc>
           <w:tcPr>
             <w:tcW w:w="988" w:type="dxa"/>
-          </w:tcPr>
-          <w:p>
-            <w:pPr>
-              <w:jc w:val="center"/>
+            <w:vAlign w:val="center"/>
+          </w:tcPr>
+          <w:p>
+            <w:pPr>
+              <w:jc w:val="center"/>
+            </w:pPr>
+            <w:r>
               <w:rPr>
                 <w:b/>
                 <w:bCs/>
               </w:rPr>
+              <w:t>Sr. No.</w:t>
+            </w:r>
+          </w:p>
+        </w:tc>
+        <w:tc>
+          <w:tcPr>
+            <w:tcW w:w="5386" w:type="dxa"/>
+            <w:vAlign w:val="center"/>
+          </w:tcPr>
+          <w:p>
+            <w:pPr>
+              <w:jc w:val="center"/>
             </w:pPr>
             <w:r>
               <w:rPr>
                 <w:b/>
                 <w:bCs/>
               </w:rPr>
-              <w:t>Sr No.</w:t>
-            </w:r>
-          </w:p>
-        </w:tc>
-        <w:tc>
-          <w:tcPr>
-            <w:tcW w:w="5386" w:type="dxa"/>
-          </w:tcPr>
-          <w:p>
-            <w:pPr>
-              <w:jc w:val="center"/>
-            </w:pPr>
-            <w:r>
-              <w:rPr>
-                <w:b/>
-                <w:bCs/>
-              </w:rPr>
-              <w:t>Accessibility Requirement</w:t>
+              <w:t>Accessibility Feature</w:t>
             </w:r>
           </w:p>
         </w:tc>
@@ -1920,10 +786,6 @@
               <w:jc w:val="center"/>
             </w:pPr>
             <w:r>
-              <w:rPr>
-                <w:b/>
-                <w:bCs/>
-              </w:rPr>
               <w:t>Status</w:t>
             </w:r>
           </w:p>
@@ -1933,6 +795,7 @@
         <w:tc>
           <w:tcPr>
             <w:tcW w:w="988" w:type="dxa"/>
+            <w:vAlign w:val="center"/>
           </w:tcPr>
           <w:p>
             <w:pPr>
@@ -1953,7 +816,77 @@
               <w:jc w:val="center"/>
             </w:pPr>
             <w:r>
-              <w:t>HTML5 semantic tags are used correctly</w:t>
+              <w:t>HTML5 Semantic Elements (</w:t>
+            </w:r>
+            <w:r>
+              <w:rPr>
+                <w:rStyle w:val="HTMLCode"/>
+                <w:rFonts w:eastAsiaTheme="minorHAnsi"/>
+              </w:rPr>
+              <w:t>header</w:t>
+            </w:r>
+            <w:r>
+              <w:t xml:space="preserve">, </w:t>
+            </w:r>
+            <w:r>
+              <w:rPr>
+                <w:rStyle w:val="HTMLCode"/>
+                <w:rFonts w:eastAsiaTheme="minorHAnsi"/>
+              </w:rPr>
+              <w:t>nav</w:t>
+            </w:r>
+            <w:r>
+              <w:t xml:space="preserve">, </w:t>
+            </w:r>
+            <w:r>
+              <w:rPr>
+                <w:rStyle w:val="HTMLCode"/>
+                <w:rFonts w:eastAsiaTheme="minorHAnsi"/>
+              </w:rPr>
+              <w:t>main</w:t>
+            </w:r>
+            <w:r>
+              <w:t xml:space="preserve">, </w:t>
+            </w:r>
+            <w:r>
+              <w:rPr>
+                <w:rStyle w:val="HTMLCode"/>
+                <w:rFonts w:eastAsiaTheme="minorHAnsi"/>
+              </w:rPr>
+              <w:t>section</w:t>
+            </w:r>
+            <w:r>
+              <w:t xml:space="preserve">, </w:t>
+            </w:r>
+            <w:r>
+              <w:rPr>
+                <w:rStyle w:val="HTMLCode"/>
+                <w:rFonts w:eastAsiaTheme="minorHAnsi"/>
+              </w:rPr>
+              <w:t>article</w:t>
+            </w:r>
+            <w:r>
+              <w:t xml:space="preserve">, </w:t>
+            </w:r>
+            <w:r>
+              <w:rPr>
+                <w:rStyle w:val="HTMLCode"/>
+                <w:rFonts w:eastAsiaTheme="minorHAnsi"/>
+              </w:rPr>
+              <w:t>aside</w:t>
+            </w:r>
+            <w:r>
+              <w:t xml:space="preserve">, </w:t>
+            </w:r>
+            <w:r>
+              <w:rPr>
+                <w:rStyle w:val="HTMLCode"/>
+                <w:rFonts w:eastAsiaTheme="minorHAnsi"/>
+              </w:rPr>
+              <w:t>footer</w:t>
+            </w:r>
+            <w:r>
+              <w:t>) are used correctly</w:t>
             </w:r>
           </w:p>
         </w:tc>
@@ -1976,6 +909,7 @@
         <w:tc>
           <w:tcPr>
             <w:tcW w:w="988" w:type="dxa"/>
+            <w:vAlign w:val="center"/>
           </w:tcPr>
           <w:p>
             <w:pPr>
@@ -1989,13 +923,44 @@
         <w:tc>
           <w:tcPr>
             <w:tcW w:w="5386" w:type="dxa"/>
-          </w:tcPr>
-          <w:p>
-            <w:pPr>
-              <w:jc w:val="center"/>
-            </w:pPr>
-            <w:r>
-              <w:t>Every page has a proper &lt;title&gt; element</w:t>
+            <w:vAlign w:val="center"/>
+          </w:tcPr>
+          <w:p>
+            <w:pPr>
+              <w:jc w:val="center"/>
+            </w:pPr>
+            <w:r>
+              <w:t>Proper Heading Hierarchy (</w:t>
+            </w:r>
+            <w:r>
+              <w:rPr>
+                <w:rStyle w:val="HTMLCode"/>
+                <w:rFonts w:eastAsiaTheme="minorHAnsi"/>
+              </w:rPr>
+              <w:t>h1</w:t>
+            </w:r>
+            <w:r>
+              <w:t xml:space="preserve">, </w:t>
+            </w:r>
+            <w:r>
+              <w:rPr>
+                <w:rStyle w:val="HTMLCode"/>
+                <w:rFonts w:eastAsiaTheme="minorHAnsi"/>
+              </w:rPr>
+              <w:t>h2</w:t>
+            </w:r>
+            <w:r>
+              <w:t xml:space="preserve">, </w:t>
+            </w:r>
+            <w:r>
+              <w:rPr>
+                <w:rStyle w:val="HTMLCode"/>
+                <w:rFonts w:eastAsiaTheme="minorHAnsi"/>
+              </w:rPr>
+              <w:t>h3</w:t>
+            </w:r>
+            <w:r>
+              <w:t>) is maintained</w:t>
             </w:r>
           </w:p>
         </w:tc>
@@ -2018,6 +983,7 @@
         <w:tc>
           <w:tcPr>
             <w:tcW w:w="988" w:type="dxa"/>
+            <w:vAlign w:val="center"/>
           </w:tcPr>
           <w:p>
             <w:pPr>
@@ -2031,13 +997,14 @@
         <w:tc>
           <w:tcPr>
             <w:tcW w:w="5386" w:type="dxa"/>
-          </w:tcPr>
-          <w:p>
-            <w:pPr>
-              <w:jc w:val="center"/>
-            </w:pPr>
-            <w:r>
-              <w:t>Proper heading hierarchy is maintained</w:t>
+            <w:vAlign w:val="center"/>
+          </w:tcPr>
+          <w:p>
+            <w:pPr>
+              <w:jc w:val="center"/>
+            </w:pPr>
+            <w:r>
+              <w:t>Skip to Main Content link is provided</w:t>
             </w:r>
           </w:p>
         </w:tc>
@@ -2060,6 +1027,7 @@
         <w:tc>
           <w:tcPr>
             <w:tcW w:w="988" w:type="dxa"/>
+            <w:vAlign w:val="center"/>
           </w:tcPr>
           <w:p>
             <w:pPr>
@@ -2073,6 +1041,7 @@
         <w:tc>
           <w:tcPr>
             <w:tcW w:w="5386" w:type="dxa"/>
+            <w:vAlign w:val="center"/>
           </w:tcPr>
           <w:p>
             <w:pPr>
@@ -2102,6 +1071,7 @@
         <w:tc>
           <w:tcPr>
             <w:tcW w:w="988" w:type="dxa"/>
+            <w:vAlign w:val="center"/>
           </w:tcPr>
           <w:p>
             <w:pPr>
@@ -2115,13 +1085,14 @@
         <w:tc>
           <w:tcPr>
             <w:tcW w:w="5386" w:type="dxa"/>
-          </w:tcPr>
-          <w:p>
-            <w:pPr>
-              <w:jc w:val="center"/>
-            </w:pPr>
-            <w:r>
-              <w:t>Navigation links are working correctly</w:t>
+            <w:vAlign w:val="center"/>
+          </w:tcPr>
+          <w:p>
+            <w:pPr>
+              <w:jc w:val="center"/>
+            </w:pPr>
+            <w:r>
+              <w:t>Breadcrumb navigation is included</w:t>
             </w:r>
           </w:p>
         </w:tc>
@@ -2144,6 +1115,7 @@
         <w:tc>
           <w:tcPr>
             <w:tcW w:w="988" w:type="dxa"/>
+            <w:vAlign w:val="center"/>
           </w:tcPr>
           <w:p>
             <w:pPr>
@@ -2157,13 +1129,24 @@
         <w:tc>
           <w:tcPr>
             <w:tcW w:w="5386" w:type="dxa"/>
-          </w:tcPr>
-          <w:p>
-            <w:pPr>
-              <w:jc w:val="center"/>
-            </w:pPr>
-            <w:r>
-              <w:t>Forms use proper &lt;label&gt; elements</w:t>
+            <w:vAlign w:val="center"/>
+          </w:tcPr>
+          <w:p>
+            <w:pPr>
+              <w:jc w:val="center"/>
+            </w:pPr>
+            <w:r>
+              <w:t xml:space="preserve">Form controls have associated </w:t>
+            </w:r>
+            <w:r>
+              <w:rPr>
+                <w:rStyle w:val="HTMLCode"/>
+                <w:rFonts w:eastAsiaTheme="minorHAnsi"/>
+              </w:rPr>
+              <w:t>&lt;label&gt;</w:t>
+            </w:r>
+            <w:r>
+              <w:t xml:space="preserve"> elements</w:t>
             </w:r>
           </w:p>
         </w:tc>
@@ -2186,6 +1169,7 @@
         <w:tc>
           <w:tcPr>
             <w:tcW w:w="988" w:type="dxa"/>
+            <w:vAlign w:val="center"/>
           </w:tcPr>
           <w:p>
             <w:pPr>
@@ -2199,13 +1183,24 @@
         <w:tc>
           <w:tcPr>
             <w:tcW w:w="5386" w:type="dxa"/>
-          </w:tcPr>
-          <w:p>
-            <w:pPr>
-              <w:jc w:val="center"/>
-            </w:pPr>
-            <w:r>
-              <w:t>Images contain meaningful alt text</w:t>
+            <w:vAlign w:val="center"/>
+          </w:tcPr>
+          <w:p>
+            <w:pPr>
+              <w:jc w:val="center"/>
+            </w:pPr>
+            <w:r>
+              <w:t xml:space="preserve">Images include meaningful </w:t>
+            </w:r>
+            <w:r>
+              <w:rPr>
+                <w:rStyle w:val="HTMLCode"/>
+                <w:rFonts w:eastAsiaTheme="minorHAnsi"/>
+              </w:rPr>
+              <w:t>alt</w:t>
+            </w:r>
+            <w:r>
+              <w:t xml:space="preserve"> attributes</w:t>
             </w:r>
           </w:p>
         </w:tc>
@@ -2219,7 +1214,7 @@
               <w:jc w:val="center"/>
             </w:pPr>
             <w:r>
-              <w:t>No</w:t>
+              <w:t>Yes</w:t>
             </w:r>
           </w:p>
         </w:tc>
@@ -2228,6 +1223,7 @@
         <w:tc>
           <w:tcPr>
             <w:tcW w:w="988" w:type="dxa"/>
+            <w:vAlign w:val="center"/>
           </w:tcPr>
           <w:p>
             <w:pPr>
@@ -2241,13 +1237,24 @@
         <w:tc>
           <w:tcPr>
             <w:tcW w:w="5386" w:type="dxa"/>
-          </w:tcPr>
-          <w:p>
-            <w:pPr>
-              <w:jc w:val="center"/>
-            </w:pPr>
-            <w:r>
-              <w:t>Viewport meta tag is included</w:t>
+            <w:vAlign w:val="center"/>
+          </w:tcPr>
+          <w:p>
+            <w:pPr>
+              <w:jc w:val="center"/>
+            </w:pPr>
+            <w:r>
+              <w:t>HTML document language is specified (</w:t>
+            </w:r>
+            <w:r>
+              <w:rPr>
+                <w:rStyle w:val="HTMLCode"/>
+                <w:rFonts w:eastAsiaTheme="minorHAnsi"/>
+              </w:rPr>
+              <w:t>lang="en"</w:t>
+            </w:r>
+            <w:r>
+              <w:t>)</w:t>
             </w:r>
           </w:p>
         </w:tc>
@@ -2270,6 +1277,7 @@
         <w:tc>
           <w:tcPr>
             <w:tcW w:w="988" w:type="dxa"/>
+            <w:vAlign w:val="center"/>
           </w:tcPr>
           <w:p>
             <w:pPr>
@@ -2290,7 +1298,7 @@
               <w:jc w:val="center"/>
             </w:pPr>
             <w:r>
-              <w:t>Page structure is consistent across all pages</w:t>
+              <w:t>UTF-8 character encoding is defined</w:t>
             </w:r>
           </w:p>
         </w:tc>
@@ -2313,6 +1321,7 @@
         <w:tc>
           <w:tcPr>
             <w:tcW w:w="988" w:type="dxa"/>
+            <w:vAlign w:val="center"/>
           </w:tcPr>
           <w:p>
             <w:pPr>
@@ -2333,7 +1342,7 @@
               <w:jc w:val="center"/>
             </w:pPr>
             <w:r>
-              <w:t>Keyboard navigation is supported</w:t>
+              <w:t>Viewport meta tag is included for proper responsiveness</w:t>
             </w:r>
           </w:p>
         </w:tc>
@@ -2356,6 +1365,7 @@
         <w:tc>
           <w:tcPr>
             <w:tcW w:w="988" w:type="dxa"/>
+            <w:vAlign w:val="center"/>
           </w:tcPr>
           <w:p>
             <w:pPr>
@@ -2376,7 +1386,7 @@
               <w:jc w:val="center"/>
             </w:pPr>
             <w:r>
-              <w:t>Skip-to-content link</w:t>
+              <w:t>Navigation links are keyboard accessible</w:t>
             </w:r>
           </w:p>
         </w:tc>
@@ -2390,7 +1400,7 @@
               <w:jc w:val="center"/>
             </w:pPr>
             <w:r>
-              <w:t>No</w:t>
+              <w:t>Yes</w:t>
             </w:r>
           </w:p>
         </w:tc>
@@ -2399,6 +1409,7 @@
         <w:tc>
           <w:tcPr>
             <w:tcW w:w="988" w:type="dxa"/>
+            <w:vAlign w:val="center"/>
           </w:tcPr>
           <w:p>
             <w:pPr>
@@ -2419,7 +1430,7 @@
               <w:jc w:val="center"/>
             </w:pPr>
             <w:r>
-              <w:t>Breadcrumb navigation</w:t>
+              <w:t>Consistent page layout is maintained across all webpages</w:t>
             </w:r>
           </w:p>
         </w:tc>
@@ -2433,7 +1444,149 @@
               <w:jc w:val="center"/>
             </w:pPr>
             <w:r>
-              <w:t>No</w:t>
+              <w:t>Yes</w:t>
+            </w:r>
+          </w:p>
+        </w:tc>
+      </w:tr>
+      <w:tr>
+        <w:trPr>
+          <w:trHeight w:val="50"/>
+        </w:trPr>
+        <w:tc>
+          <w:tcPr>
+            <w:tcW w:w="988" w:type="dxa"/>
+            <w:vAlign w:val="center"/>
+          </w:tcPr>
+          <w:p>
+            <w:pPr>
+              <w:jc w:val="center"/>
+            </w:pPr>
+            <w:r>
+              <w:t>13</w:t>
+            </w:r>
+          </w:p>
+        </w:tc>
+        <w:tc>
+          <w:tcPr>
+            <w:tcW w:w="5386" w:type="dxa"/>
+            <w:vAlign w:val="center"/>
+          </w:tcPr>
+          <w:p>
+            <w:pPr>
+              <w:jc w:val="center"/>
+            </w:pPr>
+            <w:r>
+              <w:t>Pages are interconnected using hyperlinks</w:t>
+            </w:r>
+          </w:p>
+        </w:tc>
+        <w:tc>
+          <w:tcPr>
+            <w:tcW w:w="2642" w:type="dxa"/>
+            <w:vAlign w:val="center"/>
+          </w:tcPr>
+          <w:p>
+            <w:pPr>
+              <w:jc w:val="center"/>
+            </w:pPr>
+            <w:r>
+              <w:t>Yes</w:t>
+            </w:r>
+          </w:p>
+        </w:tc>
+      </w:tr>
+      <w:tr>
+        <w:trPr>
+          <w:trHeight w:val="50"/>
+        </w:trPr>
+        <w:tc>
+          <w:tcPr>
+            <w:tcW w:w="988" w:type="dxa"/>
+            <w:vAlign w:val="center"/>
+          </w:tcPr>
+          <w:p>
+            <w:pPr>
+              <w:jc w:val="center"/>
+            </w:pPr>
+            <w:r>
+              <w:t>14</w:t>
+            </w:r>
+          </w:p>
+        </w:tc>
+        <w:tc>
+          <w:tcPr>
+            <w:tcW w:w="5386" w:type="dxa"/>
+            <w:vAlign w:val="center"/>
+          </w:tcPr>
+          <w:p>
+            <w:pPr>
+              <w:jc w:val="center"/>
+            </w:pPr>
+            <w:r>
+              <w:t>HTML code is properly indented and readable</w:t>
+            </w:r>
+          </w:p>
+        </w:tc>
+        <w:tc>
+          <w:tcPr>
+            <w:tcW w:w="2642" w:type="dxa"/>
+            <w:vAlign w:val="center"/>
+          </w:tcPr>
+          <w:p>
+            <w:pPr>
+              <w:jc w:val="center"/>
+            </w:pPr>
+            <w:r>
+              <w:t>Yes</w:t>
+            </w:r>
+          </w:p>
+        </w:tc>
+      </w:tr>
+      <w:tr>
+        <w:trPr>
+          <w:trHeight w:val="50"/>
+        </w:trPr>
+        <w:tc>
+          <w:tcPr>
+            <w:tcW w:w="988" w:type="dxa"/>
+            <w:vAlign w:val="center"/>
+          </w:tcPr>
+          <w:p>
+            <w:pPr>
+              <w:jc w:val="center"/>
+            </w:pPr>
+            <w:r>
+              <w:lastRenderedPageBreak/>
+              <w:t>15</w:t>
+            </w:r>
+          </w:p>
+        </w:tc>
+        <w:tc>
+          <w:tcPr>
+            <w:tcW w:w="5386" w:type="dxa"/>
+            <w:vAlign w:val="center"/>
+          </w:tcPr>
+          <w:p>
+            <w:pPr>
+              <w:jc w:val="center"/>
+            </w:pPr>
+            <w:r>
+              <w:t>CSS and JavaScript are not used as per practical requirements</w:t>
+            </w:r>
+          </w:p>
+        </w:tc>
+        <w:tc>
+          <w:tcPr>
+            <w:tcW w:w="2642" w:type="dxa"/>
+            <w:vAlign w:val="center"/>
+          </w:tcPr>
+          <w:p>
+            <w:pPr>
+              <w:jc w:val="center"/>
+            </w:pPr>
+            <w:r>
+              <w:t>Yes</w:t>
             </w:r>
           </w:p>
         </w:tc>
@@ -2444,9 +1597,34 @@
         <w:jc w:val="center"/>
       </w:pPr>
     </w:p>
+    <w:p>
+      <w:pPr>
+        <w:rPr>
+          <w:b/>
+          <w:bCs/>
+        </w:rPr>
+      </w:pPr>
+      <w:r>
+        <w:rPr>
+          <w:b/>
+          <w:bCs/>
+        </w:rPr>
+        <w:t>Result</w:t>
+      </w:r>
+    </w:p>
+    <w:p>
+      <w:r>
+        <w:t>Successfully developed 11 static HTML5 StudentHub pages using semantic HTML5 elements with accessibility-ready structure. All pages are interconnected through navigation links and include proper headings, form labels, image alt attributes, breadcrumb/skip navigation</w:t>
+      </w:r>
+      <w:r>
+        <w:t>.</w:t>
+      </w:r>
+    </w:p>
+    <w:p/>
+    <w:p/>
     <w:sectPr>
-      <w:headerReference w:type="default" r:id="rId18"/>
-      <w:footerReference w:type="default" r:id="rId19"/>
+      <w:headerReference w:type="default" r:id="rId7"/>
+      <w:footerReference w:type="default" r:id="rId8"/>
       <w:pgSz w:w="11906" w:h="16838"/>
       <w:pgMar w:top="1440" w:right="1440" w:bottom="1440" w:left="1440" w:header="708" w:footer="708" w:gutter="0"/>
       <w:cols w:space="708"/>
@@ -2457,7 +1635,7 @@
 </file>
 
 <file path=word/endnotes.xml><?xml version="1.0" encoding="utf-8"?>
-<w:endnotes xmlns:wpc="http://schemas.microsoft.com/office/word/2010/wordprocessingCanvas" xmlns:cx="http://schemas.microsoft.com/office/drawing/2014/chartex" xmlns:cx1="http://schemas.microsoft.com/office/drawing/2015/9/8/chartex" xmlns:cx2="http://schemas.microsoft.com/office/drawing/2015/10/21/chartex" xmlns:cx3="http://schemas.microsoft.com/office/drawing/2016/5/9/chartex" xmlns:cx4="http://schemas.microsoft.com/office/drawing/2016/5/10/chartex" xmlns:cx5="http://schemas.microsoft.com/office/drawing/2016/5/11/chartex" xmlns:cx6="http://schemas.microsoft.com/office/drawing/2016/5/12/chartex" xmlns:cx7="http://schemas.microsoft.com/office/drawing/2016/5/13/chartex" xmlns:cx8="http://schemas.microsoft.com/office/drawing/2016/5/14/chartex" xmlns:mc="http://schemas.openxmlformats.org/markup-compatibility/2006" xmlns:aink="http://schemas.microsoft.com/office/drawing/2016/ink" xmlns:am3d="http://schemas.microsoft.com/office/drawing/2017/model3d" xmlns:o="urn:schemas-microsoft-com:office:office" xmlns:oel="http://schemas.microsoft.com/office/2019/extlst" xmlns:r="http://schemas.openxmlformats.org/officeDocument/2006/relationships" xmlns:m="http://schemas.openxmlformats.org/officeDocument/2006/math" xmlns:v="urn:schemas-microsoft-com:vml" xmlns:wp14="http://schemas.microsoft.com/office/word/2010/wordprocessingDrawing" xmlns:wp="http://schemas.openxmlformats.org/drawingml/2006/wordprocessingDrawing" xmlns:w10="urn:schemas-microsoft-com:office:word" xmlns:w="http://schemas.openxmlformats.org/wordprocessingml/2006/main" xmlns:w14="http://schemas.microsoft.com/office/word/2010/wordml" xmlns:w15="http://schemas.microsoft.com/office/word/2012/wordml" xmlns:w16cex="http://schemas.microsoft.com/office/word/2018/wordml/cex" xmlns:w16cid="http://schemas.microsoft.com/office/word/2016/wordml/cid" xmlns:w16="http://schemas.microsoft.com/office/word/2018/wordml" xmlns:w16du="http://schemas.microsoft.com/office/word/2023/wordml/word16du" xmlns:w16sdtdh="http://schemas.microsoft.com/office/word/2020/wordml/sdtdatahash" xmlns:w16sdtfl="http://schemas.microsoft.com/office/word/2024/wordml/sdtformatlock" xmlns:w16se="http://schemas.microsoft.com/office/word/2015/wordml/symex" xmlns:wpg="http://schemas.microsoft.com/office/word/2010/wordprocessingGroup" xmlns:wpi="http://schemas.microsoft.com/office/word/2010/wordprocessingInk" xmlns:wne="http://schemas.microsoft.com/office/word/2006/wordml" xmlns:wps="http://schemas.microsoft.com/office/word/2010/wordprocessingShape" mc:Ignorable="w14 w15 w16se w16cid w16 w16cex w16sdtdh w16sdtfl w16du wp14">
+<w:endnotes xmlns:wpc="http://schemas.microsoft.com/office/word/2010/wordprocessingCanvas" xmlns:cx="http://schemas.microsoft.com/office/drawing/2014/chartex" xmlns:cx1="http://schemas.microsoft.com/office/drawing/2015/9/8/chartex" xmlns:cx2="http://schemas.microsoft.com/office/drawing/2015/10/21/chartex" xmlns:cx3="http://schemas.microsoft.com/office/drawing/2016/5/9/chartex" xmlns:cx4="http://schemas.microsoft.com/office/drawing/2016/5/10/chartex" xmlns:cx5="http://schemas.microsoft.com/office/drawing/2016/5/11/chartex" xmlns:cx6="http://schemas.microsoft.com/office/drawing/2016/5/12/chartex" xmlns:cx7="http://schemas.microsoft.com/office/drawing/2016/5/13/chartex" xmlns:cx8="http://schemas.microsoft.com/office/drawing/2016/5/14/chartex" xmlns:mc="http://schemas.openxmlformats.org/markup-compatibility/2006" xmlns:aink="http://schemas.microsoft.com/office/drawing/2016/ink" xmlns:am3d="http://schemas.microsoft.com/office/drawing/2017/model3d" xmlns:o="urn:schemas-microsoft-com:office:office" xmlns:oel="http://schemas.microsoft.com/office/2019/extlst" xmlns:r="http://schemas.openxmlformats.org/officeDocument/2006/relationships" xmlns:m="http://schemas.openxmlformats.org/officeDocument/2006/math" xmlns:v="urn:schemas-microsoft-com:vml" xmlns:wp14="http://schemas.microsoft.com/office/word/2010/wordprocessingDrawing" xmlns:wp="http://schemas.openxmlformats.org/drawingml/2006/wordprocessingDrawing" xmlns:w10="urn:schemas-microsoft-com:office:word" xmlns:w="http://schemas.openxmlformats.org/wordprocessingml/2006/main" xmlns:w14="http://schemas.microsoft.com/office/word/2010/wordml" xmlns:w15="http://schemas.microsoft.com/office/word/2012/wordml" xmlns:w16cei="http://schemas.microsoft.com/office/word/2026/wordml/cei" xmlns:w16cex="http://schemas.microsoft.com/office/word/2018/wordml/cex" xmlns:w16cid="http://schemas.microsoft.com/office/word/2016/wordml/cid" xmlns:w16="http://schemas.microsoft.com/office/word/2018/wordml" xmlns:w16du="http://schemas.microsoft.com/office/word/2023/wordml/word16du" xmlns:w16sdtdh="http://schemas.microsoft.com/office/word/2020/wordml/sdtdatahash" xmlns:w16sdtfl="http://schemas.microsoft.com/office/word/2024/wordml/sdtformatlock" xmlns:w16se="http://schemas.microsoft.com/office/word/2015/wordml/symex" xmlns:wpg="http://schemas.microsoft.com/office/word/2010/wordprocessingGroup" xmlns:wpi="http://schemas.microsoft.com/office/word/2010/wordprocessingInk" xmlns:wne="http://schemas.microsoft.com/office/word/2006/wordml" xmlns:wps="http://schemas.microsoft.com/office/word/2010/wordprocessingShape" mc:Ignorable="w14 w15 w16se w16cid w16 w16cex w16sdtdh w16sdtfl w16du wp14">
   <w:endnote w:type="separator" w:id="-1">
     <w:p>
       <w:pPr>
@@ -2482,7 +1660,7 @@
 </file>
 
 <file path=word/footer1.xml><?xml version="1.0" encoding="utf-8"?>
-<w:ftr xmlns:wpc="http://schemas.microsoft.com/office/word/2010/wordprocessingCanvas" xmlns:cx="http://schemas.microsoft.com/office/drawing/2014/chartex" xmlns:cx1="http://schemas.microsoft.com/office/drawing/2015/9/8/chartex" xmlns:cx2="http://schemas.microsoft.com/office/drawing/2015/10/21/chartex" xmlns:cx3="http://schemas.microsoft.com/office/drawing/2016/5/9/chartex" xmlns:cx4="http://schemas.microsoft.com/office/drawing/2016/5/10/chartex" xmlns:cx5="http://schemas.microsoft.com/office/drawing/2016/5/11/chartex" xmlns:cx6="http://schemas.microsoft.com/office/drawing/2016/5/12/chartex" xmlns:cx7="http://schemas.microsoft.com/office/drawing/2016/5/13/chartex" xmlns:cx8="http://schemas.microsoft.com/office/drawing/2016/5/14/chartex" xmlns:mc="http://schemas.openxmlformats.org/markup-compatibility/2006" xmlns:aink="http://schemas.microsoft.com/office/drawing/2016/ink" xmlns:am3d="http://schemas.microsoft.com/office/drawing/2017/model3d" xmlns:o="urn:schemas-microsoft-com:office:office" xmlns:oel="http://schemas.microsoft.com/office/2019/extlst" xmlns:r="http://schemas.openxmlformats.org/officeDocument/2006/relationships" xmlns:m="http://schemas.openxmlformats.org/officeDocument/2006/math" xmlns:v="urn:schemas-microsoft-com:vml" xmlns:wp14="http://schemas.microsoft.com/office/word/2010/wordprocessingDrawing" xmlns:wp="http://schemas.openxmlformats.org/drawingml/2006/wordprocessingDrawing" xmlns:w10="urn:schemas-microsoft-com:office:word" xmlns:w="http://schemas.openxmlformats.org/wordprocessingml/2006/main" xmlns:w14="http://schemas.microsoft.com/office/word/2010/wordml" xmlns:w15="http://schemas.microsoft.com/office/word/2012/wordml" xmlns:w16cex="http://schemas.microsoft.com/office/word/2018/wordml/cex" xmlns:w16cid="http://schemas.microsoft.com/office/word/2016/wordml/cid" xmlns:w16="http://schemas.microsoft.com/office/word/2018/wordml" xmlns:w16du="http://schemas.microsoft.com/office/word/2023/wordml/word16du" xmlns:w16sdtdh="http://schemas.microsoft.com/office/word/2020/wordml/sdtdatahash" xmlns:w16sdtfl="http://schemas.microsoft.com/office/word/2024/wordml/sdtformatlock" xmlns:w16se="http://schemas.microsoft.com/office/word/2015/wordml/symex" xmlns:wpg="http://schemas.microsoft.com/office/word/2010/wordprocessingGroup" xmlns:wpi="http://schemas.microsoft.com/office/word/2010/wordprocessingInk" xmlns:wne="http://schemas.microsoft.com/office/word/2006/wordml" xmlns:wps="http://schemas.microsoft.com/office/word/2010/wordprocessingShape" mc:Ignorable="w14 w15 w16se w16cid w16 w16cex w16sdtdh w16sdtfl w16du wp14">
+<w:ftr xmlns:wpc="http://schemas.microsoft.com/office/word/2010/wordprocessingCanvas" xmlns:cx="http://schemas.microsoft.com/office/drawing/2014/chartex" xmlns:cx1="http://schemas.microsoft.com/office/drawing/2015/9/8/chartex" xmlns:cx2="http://schemas.microsoft.com/office/drawing/2015/10/21/chartex" xmlns:cx3="http://schemas.microsoft.com/office/drawing/2016/5/9/chartex" xmlns:cx4="http://schemas.microsoft.com/office/drawing/2016/5/10/chartex" xmlns:cx5="http://schemas.microsoft.com/office/drawing/2016/5/11/chartex" xmlns:cx6="http://schemas.microsoft.com/office/drawing/2016/5/12/chartex" xmlns:cx7="http://schemas.microsoft.com/office/drawing/2016/5/13/chartex" xmlns:cx8="http://schemas.microsoft.com/office/drawing/2016/5/14/chartex" xmlns:mc="http://schemas.openxmlformats.org/markup-compatibility/2006" xmlns:aink="http://schemas.microsoft.com/office/drawing/2016/ink" xmlns:am3d="http://schemas.microsoft.com/office/drawing/2017/model3d" xmlns:o="urn:schemas-microsoft-com:office:office" xmlns:oel="http://schemas.microsoft.com/office/2019/extlst" xmlns:r="http://schemas.openxmlformats.org/officeDocument/2006/relationships" xmlns:m="http://schemas.openxmlformats.org/officeDocument/2006/math" xmlns:v="urn:schemas-microsoft-com:vml" xmlns:wp14="http://schemas.microsoft.com/office/word/2010/wordprocessingDrawing" xmlns:wp="http://schemas.openxmlformats.org/drawingml/2006/wordprocessingDrawing" xmlns:w10="urn:schemas-microsoft-com:office:word" xmlns:w="http://schemas.openxmlformats.org/wordprocessingml/2006/main" xmlns:w14="http://schemas.microsoft.com/office/word/2010/wordml" xmlns:w15="http://schemas.microsoft.com/office/word/2012/wordml" xmlns:w16cei="http://schemas.microsoft.com/office/word/2026/wordml/cei" xmlns:w16cex="http://schemas.microsoft.com/office/word/2018/wordml/cex" xmlns:w16cid="http://schemas.microsoft.com/office/word/2016/wordml/cid" xmlns:w16="http://schemas.microsoft.com/office/word/2018/wordml" xmlns:w16du="http://schemas.microsoft.com/office/word/2023/wordml/word16du" xmlns:w16sdtdh="http://schemas.microsoft.com/office/word/2020/wordml/sdtdatahash" xmlns:w16sdtfl="http://schemas.microsoft.com/office/word/2024/wordml/sdtformatlock" xmlns:w16se="http://schemas.microsoft.com/office/word/2015/wordml/symex" xmlns:wpg="http://schemas.microsoft.com/office/word/2010/wordprocessingGroup" xmlns:wpi="http://schemas.microsoft.com/office/word/2010/wordprocessingInk" xmlns:wne="http://schemas.microsoft.com/office/word/2006/wordml" xmlns:wps="http://schemas.microsoft.com/office/word/2010/wordprocessingShape" mc:Ignorable="w14 w15 w16se w16cid w16 w16cex w16sdtdh w16sdtfl w16du wp14">
   <w:p>
     <w:pPr>
       <w:pStyle w:val="Footer"/>
@@ -2544,7 +1722,7 @@
 </file>
 
 <file path=word/footnotes.xml><?xml version="1.0" encoding="utf-8"?>
-<w:footnotes xmlns:wpc="http://schemas.microsoft.com/office/word/2010/wordprocessingCanvas" xmlns:cx="http://schemas.microsoft.com/office/drawing/2014/chartex" xmlns:cx1="http://schemas.microsoft.com/office/drawing/2015/9/8/chartex" xmlns:cx2="http://schemas.microsoft.com/office/drawing/2015/10/21/chartex" xmlns:cx3="http://schemas.microsoft.com/office/drawing/2016/5/9/chartex" xmlns:cx4="http://schemas.microsoft.com/office/drawing/2016/5/10/chartex" xmlns:cx5="http://schemas.microsoft.com/office/drawing/2016/5/11/chartex" xmlns:cx6="http://schemas.microsoft.com/office/drawing/2016/5/12/chartex" xmlns:cx7="http://schemas.microsoft.com/office/drawing/2016/5/13/chartex" xmlns:cx8="http://schemas.microsoft.com/office/drawing/2016/5/14/chartex" xmlns:mc="http://schemas.openxmlformats.org/markup-compatibility/2006" xmlns:aink="http://schemas.microsoft.com/office/drawing/2016/ink" xmlns:am3d="http://schemas.microsoft.com/office/drawing/2017/model3d" xmlns:o="urn:schemas-microsoft-com:office:office" xmlns:oel="http://schemas.microsoft.com/office/2019/extlst" xmlns:r="http://schemas.openxmlformats.org/officeDocument/2006/relationships" xmlns:m="http://schemas.openxmlformats.org/officeDocument/2006/math" xmlns:v="urn:schemas-microsoft-com:vml" xmlns:wp14="http://schemas.microsoft.com/office/word/2010/wordprocessingDrawing" xmlns:wp="http://schemas.openxmlformats.org/drawingml/2006/wordprocessingDrawing" xmlns:w10="urn:schemas-microsoft-com:office:word" xmlns:w="http://schemas.openxmlformats.org/wordprocessingml/2006/main" xmlns:w14="http://schemas.microsoft.com/office/word/2010/wordml" xmlns:w15="http://schemas.microsoft.com/office/word/2012/wordml" xmlns:w16cex="http://schemas.microsoft.com/office/word/2018/wordml/cex" xmlns:w16cid="http://schemas.microsoft.com/office/word/2016/wordml/cid" xmlns:w16="http://schemas.microsoft.com/office/word/2018/wordml" xmlns:w16du="http://schemas.microsoft.com/office/word/2023/wordml/word16du" xmlns:w16sdtdh="http://schemas.microsoft.com/office/word/2020/wordml/sdtdatahash" xmlns:w16sdtfl="http://schemas.microsoft.com/office/word/2024/wordml/sdtformatlock" xmlns:w16se="http://schemas.microsoft.com/office/word/2015/wordml/symex" xmlns:wpg="http://schemas.microsoft.com/office/word/2010/wordprocessingGroup" xmlns:wpi="http://schemas.microsoft.com/office/word/2010/wordprocessingInk" xmlns:wne="http://schemas.microsoft.com/office/word/2006/wordml" xmlns:wps="http://schemas.microsoft.com/office/word/2010/wordprocessingShape" mc:Ignorable="w14 w15 w16se w16cid w16 w16cex w16sdtdh w16sdtfl w16du wp14">
+<w:footnotes xmlns:wpc="http://schemas.microsoft.com/office/word/2010/wordprocessingCanvas" xmlns:cx="http://schemas.microsoft.com/office/drawing/2014/chartex" xmlns:cx1="http://schemas.microsoft.com/office/drawing/2015/9/8/chartex" xmlns:cx2="http://schemas.microsoft.com/office/drawing/2015/10/21/chartex" xmlns:cx3="http://schemas.microsoft.com/office/drawing/2016/5/9/chartex" xmlns:cx4="http://schemas.microsoft.com/office/drawing/2016/5/10/chartex" xmlns:cx5="http://schemas.microsoft.com/office/drawing/2016/5/11/chartex" xmlns:cx6="http://schemas.microsoft.com/office/drawing/2016/5/12/chartex" xmlns:cx7="http://schemas.microsoft.com/office/drawing/2016/5/13/chartex" xmlns:cx8="http://schemas.microsoft.com/office/drawing/2016/5/14/chartex" xmlns:mc="http://schemas.openxmlformats.org/markup-compatibility/2006" xmlns:aink="http://schemas.microsoft.com/office/drawing/2016/ink" xmlns:am3d="http://schemas.microsoft.com/office/drawing/2017/model3d" xmlns:o="urn:schemas-microsoft-com:office:office" xmlns:oel="http://schemas.microsoft.com/office/2019/extlst" xmlns:r="http://schemas.openxmlformats.org/officeDocument/2006/relationships" xmlns:m="http://schemas.openxmlformats.org/officeDocument/2006/math" xmlns:v="urn:schemas-microsoft-com:vml" xmlns:wp14="http://schemas.microsoft.com/office/word/2010/wordprocessingDrawing" xmlns:wp="http://schemas.openxmlformats.org/drawingml/2006/wordprocessingDrawing" xmlns:w10="urn:schemas-microsoft-com:office:word" xmlns:w="http://schemas.openxmlformats.org/wordprocessingml/2006/main" xmlns:w14="http://schemas.microsoft.com/office/word/2010/wordml" xmlns:w15="http://schemas.microsoft.com/office/word/2012/wordml" xmlns:w16cei="http://schemas.microsoft.com/office/word/2026/wordml/cei" xmlns:w16cex="http://schemas.microsoft.com/office/word/2018/wordml/cex" xmlns:w16cid="http://schemas.microsoft.com/office/word/2016/wordml/cid" xmlns:w16="http://schemas.microsoft.com/office/word/2018/wordml" xmlns:w16du="http://schemas.microsoft.com/office/word/2023/wordml/word16du" xmlns:w16sdtdh="http://schemas.microsoft.com/office/word/2020/wordml/sdtdatahash" xmlns:w16sdtfl="http://schemas.microsoft.com/office/word/2024/wordml/sdtformatlock" xmlns:w16se="http://schemas.microsoft.com/office/word/2015/wordml/symex" xmlns:wpg="http://schemas.microsoft.com/office/word/2010/wordprocessingGroup" xmlns:wpi="http://schemas.microsoft.com/office/word/2010/wordprocessingInk" xmlns:wne="http://schemas.microsoft.com/office/word/2006/wordml" xmlns:wps="http://schemas.microsoft.com/office/word/2010/wordprocessingShape" mc:Ignorable="w14 w15 w16se w16cid w16 w16cex w16sdtdh w16sdtfl w16du wp14">
   <w:footnote w:type="separator" w:id="-1">
     <w:p>
       <w:pPr>
@@ -2569,7 +1747,7 @@
 </file>
 
 <file path=word/header1.xml><?xml version="1.0" encoding="utf-8"?>
-<w:hdr xmlns:wpc="http://schemas.microsoft.com/office/word/2010/wordprocessingCanvas" xmlns:cx="http://schemas.microsoft.com/office/drawing/2014/chartex" xmlns:cx1="http://schemas.microsoft.com/office/drawing/2015/9/8/chartex" xmlns:cx2="http://schemas.microsoft.com/office/drawing/2015/10/21/chartex" xmlns:cx3="http://schemas.microsoft.com/office/drawing/2016/5/9/chartex" xmlns:cx4="http://schemas.microsoft.com/office/drawing/2016/5/10/chartex" xmlns:cx5="http://schemas.microsoft.com/office/drawing/2016/5/11/chartex" xmlns:cx6="http://schemas.microsoft.com/office/drawing/2016/5/12/chartex" xmlns:cx7="http://schemas.microsoft.com/office/drawing/2016/5/13/chartex" xmlns:cx8="http://schemas.microsoft.com/office/drawing/2016/5/14/chartex" xmlns:mc="http://schemas.openxmlformats.org/markup-compatibility/2006" xmlns:aink="http://schemas.microsoft.com/office/drawing/2016/ink" xmlns:am3d="http://schemas.microsoft.com/office/drawing/2017/model3d" xmlns:o="urn:schemas-microsoft-com:office:office" xmlns:oel="http://schemas.microsoft.com/office/2019/extlst" xmlns:r="http://schemas.openxmlformats.org/officeDocument/2006/relationships" xmlns:m="http://schemas.openxmlformats.org/officeDocument/2006/math" xmlns:v="urn:schemas-microsoft-com:vml" xmlns:wp14="http://schemas.microsoft.com/office/word/2010/wordprocessingDrawing" xmlns:wp="http://schemas.openxmlformats.org/drawingml/2006/wordprocessingDrawing" xmlns:w10="urn:schemas-microsoft-com:office:word" xmlns:w="http://schemas.openxmlformats.org/wordprocessingml/2006/main" xmlns:w14="http://schemas.microsoft.com/office/word/2010/wordml" xmlns:w15="http://schemas.microsoft.com/office/word/2012/wordml" xmlns:w16cex="http://schemas.microsoft.com/office/word/2018/wordml/cex" xmlns:w16cid="http://schemas.microsoft.com/office/word/2016/wordml/cid" xmlns:w16="http://schemas.microsoft.com/office/word/2018/wordml" xmlns:w16du="http://schemas.microsoft.com/office/word/2023/wordml/word16du" xmlns:w16sdtdh="http://schemas.microsoft.com/office/word/2020/wordml/sdtdatahash" xmlns:w16sdtfl="http://schemas.microsoft.com/office/word/2024/wordml/sdtformatlock" xmlns:w16se="http://schemas.microsoft.com/office/word/2015/wordml/symex" xmlns:wpg="http://schemas.microsoft.com/office/word/2010/wordprocessingGroup" xmlns:wpi="http://schemas.microsoft.com/office/word/2010/wordprocessingInk" xmlns:wne="http://schemas.microsoft.com/office/word/2006/wordml" xmlns:wps="http://schemas.microsoft.com/office/word/2010/wordprocessingShape" mc:Ignorable="w14 w15 w16se w16cid w16 w16cex w16sdtdh w16sdtfl w16du wp14">
+<w:hdr xmlns:wpc="http://schemas.microsoft.com/office/word/2010/wordprocessingCanvas" xmlns:cx="http://schemas.microsoft.com/office/drawing/2014/chartex" xmlns:cx1="http://schemas.microsoft.com/office/drawing/2015/9/8/chartex" xmlns:cx2="http://schemas.microsoft.com/office/drawing/2015/10/21/chartex" xmlns:cx3="http://schemas.microsoft.com/office/drawing/2016/5/9/chartex" xmlns:cx4="http://schemas.microsoft.com/office/drawing/2016/5/10/chartex" xmlns:cx5="http://schemas.microsoft.com/office/drawing/2016/5/11/chartex" xmlns:cx6="http://schemas.microsoft.com/office/drawing/2016/5/12/chartex" xmlns:cx7="http://schemas.microsoft.com/office/drawing/2016/5/13/chartex" xmlns:cx8="http://schemas.microsoft.com/office/drawing/2016/5/14/chartex" xmlns:mc="http://schemas.openxmlformats.org/markup-compatibility/2006" xmlns:aink="http://schemas.microsoft.com/office/drawing/2016/ink" xmlns:am3d="http://schemas.microsoft.com/office/drawing/2017/model3d" xmlns:o="urn:schemas-microsoft-com:office:office" xmlns:oel="http://schemas.microsoft.com/office/2019/extlst" xmlns:r="http://schemas.openxmlformats.org/officeDocument/2006/relationships" xmlns:m="http://schemas.openxmlformats.org/officeDocument/2006/math" xmlns:v="urn:schemas-microsoft-com:vml" xmlns:wp14="http://schemas.microsoft.com/office/word/2010/wordprocessingDrawing" xmlns:wp="http://schemas.openxmlformats.org/drawingml/2006/wordprocessingDrawing" xmlns:w10="urn:schemas-microsoft-com:office:word" xmlns:w="http://schemas.openxmlformats.org/wordprocessingml/2006/main" xmlns:w14="http://schemas.microsoft.com/office/word/2010/wordml" xmlns:w15="http://schemas.microsoft.com/office/word/2012/wordml" xmlns:w16cei="http://schemas.microsoft.com/office/word/2026/wordml/cei" xmlns:w16cex="http://schemas.microsoft.com/office/word/2018/wordml/cex" xmlns:w16cid="http://schemas.microsoft.com/office/word/2016/wordml/cid" xmlns:w16="http://schemas.microsoft.com/office/word/2018/wordml" xmlns:w16du="http://schemas.microsoft.com/office/word/2023/wordml/word16du" xmlns:w16sdtdh="http://schemas.microsoft.com/office/word/2020/wordml/sdtdatahash" xmlns:w16sdtfl="http://schemas.microsoft.com/office/word/2024/wordml/sdtformatlock" xmlns:w16se="http://schemas.microsoft.com/office/word/2015/wordml/symex" xmlns:wpg="http://schemas.microsoft.com/office/word/2010/wordprocessingGroup" xmlns:wpi="http://schemas.microsoft.com/office/word/2010/wordprocessingInk" xmlns:wne="http://schemas.microsoft.com/office/word/2006/wordml" xmlns:wps="http://schemas.microsoft.com/office/word/2010/wordprocessingShape" mc:Ignorable="w14 w15 w16se w16cid w16 w16cex w16sdtdh w16sdtfl w16du wp14">
   <w:p>
     <w:pPr>
       <w:pStyle w:val="Header"/>
@@ -2579,6 +1757,976 @@
     </w:r>
   </w:p>
 </w:hdr>
+</file>
+
+<file path=word/numbering.xml><?xml version="1.0" encoding="utf-8"?>
+<w:numbering xmlns:wpc="http://schemas.microsoft.com/office/word/2010/wordprocessingCanvas" xmlns:cx="http://schemas.microsoft.com/office/drawing/2014/chartex" xmlns:cx1="http://schemas.microsoft.com/office/drawing/2015/9/8/chartex" xmlns:cx2="http://schemas.microsoft.com/office/drawing/2015/10/21/chartex" xmlns:cx3="http://schemas.microsoft.com/office/drawing/2016/5/9/chartex" xmlns:cx4="http://schemas.microsoft.com/office/drawing/2016/5/10/chartex" xmlns:cx5="http://schemas.microsoft.com/office/drawing/2016/5/11/chartex" xmlns:cx6="http://schemas.microsoft.com/office/drawing/2016/5/12/chartex" xmlns:cx7="http://schemas.microsoft.com/office/drawing/2016/5/13/chartex" xmlns:cx8="http://schemas.microsoft.com/office/drawing/2016/5/14/chartex" xmlns:mc="http://schemas.openxmlformats.org/markup-compatibility/2006" xmlns:aink="http://schemas.microsoft.com/office/drawing/2016/ink" xmlns:am3d="http://schemas.microsoft.com/office/drawing/2017/model3d" xmlns:o="urn:schemas-microsoft-com:office:office" xmlns:oel="http://schemas.microsoft.com/office/2019/extlst" xmlns:r="http://schemas.openxmlformats.org/officeDocument/2006/relationships" xmlns:m="http://schemas.openxmlformats.org/officeDocument/2006/math" xmlns:v="urn:schemas-microsoft-com:vml" xmlns:wp14="http://schemas.microsoft.com/office/word/2010/wordprocessingDrawing" xmlns:wp="http://schemas.openxmlformats.org/drawingml/2006/wordprocessingDrawing" xmlns:w10="urn:schemas-microsoft-com:office:word" xmlns:w="http://schemas.openxmlformats.org/wordprocessingml/2006/main" xmlns:w14="http://schemas.microsoft.com/office/word/2010/wordml" xmlns:w15="http://schemas.microsoft.com/office/word/2012/wordml" xmlns:w16cei="http://schemas.microsoft.com/office/word/2026/wordml/cei" xmlns:w16cex="http://schemas.microsoft.com/office/word/2018/wordml/cex" xmlns:w16cid="http://schemas.microsoft.com/office/word/2016/wordml/cid" xmlns:w16="http://schemas.microsoft.com/office/word/2018/wordml" xmlns:w16du="http://schemas.microsoft.com/office/word/2023/wordml/word16du" xmlns:w16sdtdh="http://schemas.microsoft.com/office/word/2020/wordml/sdtdatahash" xmlns:w16sdtfl="http://schemas.microsoft.com/office/word/2024/wordml/sdtformatlock" xmlns:w16se="http://schemas.microsoft.com/office/word/2015/wordml/symex" xmlns:wpg="http://schemas.microsoft.com/office/word/2010/wordprocessingGroup" xmlns:wpi="http://schemas.microsoft.com/office/word/2010/wordprocessingInk" xmlns:wne="http://schemas.microsoft.com/office/word/2006/wordml" xmlns:wps="http://schemas.microsoft.com/office/word/2010/wordprocessingShape" mc:Ignorable="w14 w15 w16se w16cid w16 w16cex w16sdtdh w16sdtfl w16du wp14">
+  <w:abstractNum w:abstractNumId="0" w15:restartNumberingAfterBreak="0">
+    <w:nsid w:val="0470663C"/>
+    <w:multiLevelType w:val="multilevel"/>
+    <w:tmpl w:val="BDE0D3DE"/>
+    <w:lvl w:ilvl="0">
+      <w:start w:val="1"/>
+      <w:numFmt w:val="decimal"/>
+      <w:lvlText w:val="%1."/>
+      <w:lvlJc w:val="left"/>
+      <w:pPr>
+        <w:tabs>
+          <w:tab w:val="num" w:pos="720"/>
+        </w:tabs>
+        <w:ind w:left="720" w:hanging="360"/>
+      </w:pPr>
+    </w:lvl>
+    <w:lvl w:ilvl="1" w:tentative="1">
+      <w:start w:val="1"/>
+      <w:numFmt w:val="decimal"/>
+      <w:lvlText w:val="%2."/>
+      <w:lvlJc w:val="left"/>
+      <w:pPr>
+        <w:tabs>
+          <w:tab w:val="num" w:pos="1440"/>
+        </w:tabs>
+        <w:ind w:left="1440" w:hanging="360"/>
+      </w:pPr>
+    </w:lvl>
+    <w:lvl w:ilvl="2" w:tentative="1">
+      <w:start w:val="1"/>
+      <w:numFmt w:val="decimal"/>
+      <w:lvlText w:val="%3."/>
+      <w:lvlJc w:val="left"/>
+      <w:pPr>
+        <w:tabs>
+          <w:tab w:val="num" w:pos="2160"/>
+        </w:tabs>
+        <w:ind w:left="2160" w:hanging="360"/>
+      </w:pPr>
+    </w:lvl>
+    <w:lvl w:ilvl="3" w:tentative="1">
+      <w:start w:val="1"/>
+      <w:numFmt w:val="decimal"/>
+      <w:lvlText w:val="%4."/>
+      <w:lvlJc w:val="left"/>
+      <w:pPr>
+        <w:tabs>
+          <w:tab w:val="num" w:pos="2880"/>
+        </w:tabs>
+        <w:ind w:left="2880" w:hanging="360"/>
+      </w:pPr>
+    </w:lvl>
+    <w:lvl w:ilvl="4" w:tentative="1">
+      <w:start w:val="1"/>
+      <w:numFmt w:val="decimal"/>
+      <w:lvlText w:val="%5."/>
+      <w:lvlJc w:val="left"/>
+      <w:pPr>
+        <w:tabs>
+          <w:tab w:val="num" w:pos="3600"/>
+        </w:tabs>
+        <w:ind w:left="3600" w:hanging="360"/>
+      </w:pPr>
+    </w:lvl>
+    <w:lvl w:ilvl="5" w:tentative="1">
+      <w:start w:val="1"/>
+      <w:numFmt w:val="decimal"/>
+      <w:lvlText w:val="%6."/>
+      <w:lvlJc w:val="left"/>
+      <w:pPr>
+        <w:tabs>
+          <w:tab w:val="num" w:pos="4320"/>
+        </w:tabs>
+        <w:ind w:left="4320" w:hanging="360"/>
+      </w:pPr>
+    </w:lvl>
+    <w:lvl w:ilvl="6" w:tentative="1">
+      <w:start w:val="1"/>
+      <w:numFmt w:val="decimal"/>
+      <w:lvlText w:val="%7."/>
+      <w:lvlJc w:val="left"/>
+      <w:pPr>
+        <w:tabs>
+          <w:tab w:val="num" w:pos="5040"/>
+        </w:tabs>
+        <w:ind w:left="5040" w:hanging="360"/>
+      </w:pPr>
+    </w:lvl>
+    <w:lvl w:ilvl="7" w:tentative="1">
+      <w:start w:val="1"/>
+      <w:numFmt w:val="decimal"/>
+      <w:lvlText w:val="%8."/>
+      <w:lvlJc w:val="left"/>
+      <w:pPr>
+        <w:tabs>
+          <w:tab w:val="num" w:pos="5760"/>
+        </w:tabs>
+        <w:ind w:left="5760" w:hanging="360"/>
+      </w:pPr>
+    </w:lvl>
+    <w:lvl w:ilvl="8" w:tentative="1">
+      <w:start w:val="1"/>
+      <w:numFmt w:val="decimal"/>
+      <w:lvlText w:val="%9."/>
+      <w:lvlJc w:val="left"/>
+      <w:pPr>
+        <w:tabs>
+          <w:tab w:val="num" w:pos="6480"/>
+        </w:tabs>
+        <w:ind w:left="6480" w:hanging="360"/>
+      </w:pPr>
+    </w:lvl>
+  </w:abstractNum>
+  <w:abstractNum w:abstractNumId="1" w15:restartNumberingAfterBreak="0">
+    <w:nsid w:val="070A4699"/>
+    <w:multiLevelType w:val="multilevel"/>
+    <w:tmpl w:val="30F81B3E"/>
+    <w:lvl w:ilvl="0">
+      <w:start w:val="1"/>
+      <w:numFmt w:val="bullet"/>
+      <w:lvlText w:val=""/>
+      <w:lvlJc w:val="left"/>
+      <w:pPr>
+        <w:tabs>
+          <w:tab w:val="num" w:pos="720"/>
+        </w:tabs>
+        <w:ind w:left="720" w:hanging="360"/>
+      </w:pPr>
+      <w:rPr>
+        <w:rFonts w:ascii="Symbol" w:hAnsi="Symbol" w:hint="default"/>
+        <w:sz w:val="20"/>
+      </w:rPr>
+    </w:lvl>
+    <w:lvl w:ilvl="1" w:tentative="1">
+      <w:start w:val="1"/>
+      <w:numFmt w:val="bullet"/>
+      <w:lvlText w:val="o"/>
+      <w:lvlJc w:val="left"/>
+      <w:pPr>
+        <w:tabs>
+          <w:tab w:val="num" w:pos="1440"/>
+        </w:tabs>
+        <w:ind w:left="1440" w:hanging="360"/>
+      </w:pPr>
+      <w:rPr>
+        <w:rFonts w:ascii="Courier New" w:hAnsi="Courier New" w:hint="default"/>
+        <w:sz w:val="20"/>
+      </w:rPr>
+    </w:lvl>
+    <w:lvl w:ilvl="2" w:tentative="1">
+      <w:start w:val="1"/>
+      <w:numFmt w:val="bullet"/>
+      <w:lvlText w:val=""/>
+      <w:lvlJc w:val="left"/>
+      <w:pPr>
+        <w:tabs>
+          <w:tab w:val="num" w:pos="2160"/>
+        </w:tabs>
+        <w:ind w:left="2160" w:hanging="360"/>
+      </w:pPr>
+      <w:rPr>
+        <w:rFonts w:ascii="Wingdings" w:hAnsi="Wingdings" w:hint="default"/>
+        <w:sz w:val="20"/>
+      </w:rPr>
+    </w:lvl>
+    <w:lvl w:ilvl="3" w:tentative="1">
+      <w:start w:val="1"/>
+      <w:numFmt w:val="bullet"/>
+      <w:lvlText w:val=""/>
+      <w:lvlJc w:val="left"/>
+      <w:pPr>
+        <w:tabs>
+          <w:tab w:val="num" w:pos="2880"/>
+        </w:tabs>
+        <w:ind w:left="2880" w:hanging="360"/>
+      </w:pPr>
+      <w:rPr>
+        <w:rFonts w:ascii="Wingdings" w:hAnsi="Wingdings" w:hint="default"/>
+        <w:sz w:val="20"/>
+      </w:rPr>
+    </w:lvl>
+    <w:lvl w:ilvl="4" w:tentative="1">
+      <w:start w:val="1"/>
+      <w:numFmt w:val="bullet"/>
+      <w:lvlText w:val=""/>
+      <w:lvlJc w:val="left"/>
+      <w:pPr>
+        <w:tabs>
+          <w:tab w:val="num" w:pos="3600"/>
+        </w:tabs>
+        <w:ind w:left="3600" w:hanging="360"/>
+      </w:pPr>
+      <w:rPr>
+        <w:rFonts w:ascii="Wingdings" w:hAnsi="Wingdings" w:hint="default"/>
+        <w:sz w:val="20"/>
+      </w:rPr>
+    </w:lvl>
+    <w:lvl w:ilvl="5" w:tentative="1">
+      <w:start w:val="1"/>
+      <w:numFmt w:val="bullet"/>
+      <w:lvlText w:val=""/>
+      <w:lvlJc w:val="left"/>
+      <w:pPr>
+        <w:tabs>
+          <w:tab w:val="num" w:pos="4320"/>
+        </w:tabs>
+        <w:ind w:left="4320" w:hanging="360"/>
+      </w:pPr>
+      <w:rPr>
+        <w:rFonts w:ascii="Wingdings" w:hAnsi="Wingdings" w:hint="default"/>
+        <w:sz w:val="20"/>
+      </w:rPr>
+    </w:lvl>
+    <w:lvl w:ilvl="6" w:tentative="1">
+      <w:start w:val="1"/>
+      <w:numFmt w:val="bullet"/>
+      <w:lvlText w:val=""/>
+      <w:lvlJc w:val="left"/>
+      <w:pPr>
+        <w:tabs>
+          <w:tab w:val="num" w:pos="5040"/>
+        </w:tabs>
+        <w:ind w:left="5040" w:hanging="360"/>
+      </w:pPr>
+      <w:rPr>
+        <w:rFonts w:ascii="Wingdings" w:hAnsi="Wingdings" w:hint="default"/>
+        <w:sz w:val="20"/>
+      </w:rPr>
+    </w:lvl>
+    <w:lvl w:ilvl="7" w:tentative="1">
+      <w:start w:val="1"/>
+      <w:numFmt w:val="bullet"/>
+      <w:lvlText w:val=""/>
+      <w:lvlJc w:val="left"/>
+      <w:pPr>
+        <w:tabs>
+          <w:tab w:val="num" w:pos="5760"/>
+        </w:tabs>
+        <w:ind w:left="5760" w:hanging="360"/>
+      </w:pPr>
+      <w:rPr>
+        <w:rFonts w:ascii="Wingdings" w:hAnsi="Wingdings" w:hint="default"/>
+        <w:sz w:val="20"/>
+      </w:rPr>
+    </w:lvl>
+    <w:lvl w:ilvl="8" w:tentative="1">
+      <w:start w:val="1"/>
+      <w:numFmt w:val="bullet"/>
+      <w:lvlText w:val=""/>
+      <w:lvlJc w:val="left"/>
+      <w:pPr>
+        <w:tabs>
+          <w:tab w:val="num" w:pos="6480"/>
+        </w:tabs>
+        <w:ind w:left="6480" w:hanging="360"/>
+      </w:pPr>
+      <w:rPr>
+        <w:rFonts w:ascii="Wingdings" w:hAnsi="Wingdings" w:hint="default"/>
+        <w:sz w:val="20"/>
+      </w:rPr>
+    </w:lvl>
+  </w:abstractNum>
+  <w:abstractNum w:abstractNumId="2" w15:restartNumberingAfterBreak="0">
+    <w:nsid w:val="148E3CA3"/>
+    <w:multiLevelType w:val="multilevel"/>
+    <w:tmpl w:val="D03ACBB0"/>
+    <w:lvl w:ilvl="0">
+      <w:start w:val="1"/>
+      <w:numFmt w:val="bullet"/>
+      <w:lvlText w:val=""/>
+      <w:lvlJc w:val="left"/>
+      <w:pPr>
+        <w:tabs>
+          <w:tab w:val="num" w:pos="720"/>
+        </w:tabs>
+        <w:ind w:left="720" w:hanging="360"/>
+      </w:pPr>
+      <w:rPr>
+        <w:rFonts w:ascii="Symbol" w:hAnsi="Symbol" w:hint="default"/>
+        <w:sz w:val="20"/>
+      </w:rPr>
+    </w:lvl>
+    <w:lvl w:ilvl="1" w:tentative="1">
+      <w:start w:val="1"/>
+      <w:numFmt w:val="bullet"/>
+      <w:lvlText w:val="o"/>
+      <w:lvlJc w:val="left"/>
+      <w:pPr>
+        <w:tabs>
+          <w:tab w:val="num" w:pos="1440"/>
+        </w:tabs>
+        <w:ind w:left="1440" w:hanging="360"/>
+      </w:pPr>
+      <w:rPr>
+        <w:rFonts w:ascii="Courier New" w:hAnsi="Courier New" w:hint="default"/>
+        <w:sz w:val="20"/>
+      </w:rPr>
+    </w:lvl>
+    <w:lvl w:ilvl="2" w:tentative="1">
+      <w:start w:val="1"/>
+      <w:numFmt w:val="bullet"/>
+      <w:lvlText w:val=""/>
+      <w:lvlJc w:val="left"/>
+      <w:pPr>
+        <w:tabs>
+          <w:tab w:val="num" w:pos="2160"/>
+        </w:tabs>
+        <w:ind w:left="2160" w:hanging="360"/>
+      </w:pPr>
+      <w:rPr>
+        <w:rFonts w:ascii="Wingdings" w:hAnsi="Wingdings" w:hint="default"/>
+        <w:sz w:val="20"/>
+      </w:rPr>
+    </w:lvl>
+    <w:lvl w:ilvl="3" w:tentative="1">
+      <w:start w:val="1"/>
+      <w:numFmt w:val="bullet"/>
+      <w:lvlText w:val=""/>
+      <w:lvlJc w:val="left"/>
+      <w:pPr>
+        <w:tabs>
+          <w:tab w:val="num" w:pos="2880"/>
+        </w:tabs>
+        <w:ind w:left="2880" w:hanging="360"/>
+      </w:pPr>
+      <w:rPr>
+        <w:rFonts w:ascii="Wingdings" w:hAnsi="Wingdings" w:hint="default"/>
+        <w:sz w:val="20"/>
+      </w:rPr>
+    </w:lvl>
+    <w:lvl w:ilvl="4" w:tentative="1">
+      <w:start w:val="1"/>
+      <w:numFmt w:val="bullet"/>
+      <w:lvlText w:val=""/>
+      <w:lvlJc w:val="left"/>
+      <w:pPr>
+        <w:tabs>
+          <w:tab w:val="num" w:pos="3600"/>
+        </w:tabs>
+        <w:ind w:left="3600" w:hanging="360"/>
+      </w:pPr>
+      <w:rPr>
+        <w:rFonts w:ascii="Wingdings" w:hAnsi="Wingdings" w:hint="default"/>
+        <w:sz w:val="20"/>
+      </w:rPr>
+    </w:lvl>
+    <w:lvl w:ilvl="5" w:tentative="1">
+      <w:start w:val="1"/>
+      <w:numFmt w:val="bullet"/>
+      <w:lvlText w:val=""/>
+      <w:lvlJc w:val="left"/>
+      <w:pPr>
+        <w:tabs>
+          <w:tab w:val="num" w:pos="4320"/>
+        </w:tabs>
+        <w:ind w:left="4320" w:hanging="360"/>
+      </w:pPr>
+      <w:rPr>
+        <w:rFonts w:ascii="Wingdings" w:hAnsi="Wingdings" w:hint="default"/>
+        <w:sz w:val="20"/>
+      </w:rPr>
+    </w:lvl>
+    <w:lvl w:ilvl="6" w:tentative="1">
+      <w:start w:val="1"/>
+      <w:numFmt w:val="bullet"/>
+      <w:lvlText w:val=""/>
+      <w:lvlJc w:val="left"/>
+      <w:pPr>
+        <w:tabs>
+          <w:tab w:val="num" w:pos="5040"/>
+        </w:tabs>
+        <w:ind w:left="5040" w:hanging="360"/>
+      </w:pPr>
+      <w:rPr>
+        <w:rFonts w:ascii="Wingdings" w:hAnsi="Wingdings" w:hint="default"/>
+        <w:sz w:val="20"/>
+      </w:rPr>
+    </w:lvl>
+    <w:lvl w:ilvl="7" w:tentative="1">
+      <w:start w:val="1"/>
+      <w:numFmt w:val="bullet"/>
+      <w:lvlText w:val=""/>
+      <w:lvlJc w:val="left"/>
+      <w:pPr>
+        <w:tabs>
+          <w:tab w:val="num" w:pos="5760"/>
+        </w:tabs>
+        <w:ind w:left="5760" w:hanging="360"/>
+      </w:pPr>
+      <w:rPr>
+        <w:rFonts w:ascii="Wingdings" w:hAnsi="Wingdings" w:hint="default"/>
+        <w:sz w:val="20"/>
+      </w:rPr>
+    </w:lvl>
+    <w:lvl w:ilvl="8" w:tentative="1">
+      <w:start w:val="1"/>
+      <w:numFmt w:val="bullet"/>
+      <w:lvlText w:val=""/>
+      <w:lvlJc w:val="left"/>
+      <w:pPr>
+        <w:tabs>
+          <w:tab w:val="num" w:pos="6480"/>
+        </w:tabs>
+        <w:ind w:left="6480" w:hanging="360"/>
+      </w:pPr>
+      <w:rPr>
+        <w:rFonts w:ascii="Wingdings" w:hAnsi="Wingdings" w:hint="default"/>
+        <w:sz w:val="20"/>
+      </w:rPr>
+    </w:lvl>
+  </w:abstractNum>
+  <w:abstractNum w:abstractNumId="3" w15:restartNumberingAfterBreak="0">
+    <w:nsid w:val="1F7919EC"/>
+    <w:multiLevelType w:val="hybridMultilevel"/>
+    <w:tmpl w:val="6178C7DE"/>
+    <w:lvl w:ilvl="0" w:tplc="4009000F">
+      <w:start w:val="1"/>
+      <w:numFmt w:val="decimal"/>
+      <w:lvlText w:val="%1."/>
+      <w:lvlJc w:val="left"/>
+      <w:pPr>
+        <w:ind w:left="720" w:hanging="360"/>
+      </w:pPr>
+    </w:lvl>
+    <w:lvl w:ilvl="1" w:tplc="40090019" w:tentative="1">
+      <w:start w:val="1"/>
+      <w:numFmt w:val="lowerLetter"/>
+      <w:lvlText w:val="%2."/>
+      <w:lvlJc w:val="left"/>
+      <w:pPr>
+        <w:ind w:left="1440" w:hanging="360"/>
+      </w:pPr>
+    </w:lvl>
+    <w:lvl w:ilvl="2" w:tplc="4009001B" w:tentative="1">
+      <w:start w:val="1"/>
+      <w:numFmt w:val="lowerRoman"/>
+      <w:lvlText w:val="%3."/>
+      <w:lvlJc w:val="right"/>
+      <w:pPr>
+        <w:ind w:left="2160" w:hanging="180"/>
+      </w:pPr>
+    </w:lvl>
+    <w:lvl w:ilvl="3" w:tplc="4009000F" w:tentative="1">
+      <w:start w:val="1"/>
+      <w:numFmt w:val="decimal"/>
+      <w:lvlText w:val="%4."/>
+      <w:lvlJc w:val="left"/>
+      <w:pPr>
+        <w:ind w:left="2880" w:hanging="360"/>
+      </w:pPr>
+    </w:lvl>
+    <w:lvl w:ilvl="4" w:tplc="40090019" w:tentative="1">
+      <w:start w:val="1"/>
+      <w:numFmt w:val="lowerLetter"/>
+      <w:lvlText w:val="%5."/>
+      <w:lvlJc w:val="left"/>
+      <w:pPr>
+        <w:ind w:left="3600" w:hanging="360"/>
+      </w:pPr>
+    </w:lvl>
+    <w:lvl w:ilvl="5" w:tplc="4009001B" w:tentative="1">
+      <w:start w:val="1"/>
+      <w:numFmt w:val="lowerRoman"/>
+      <w:lvlText w:val="%6."/>
+      <w:lvlJc w:val="right"/>
+      <w:pPr>
+        <w:ind w:left="4320" w:hanging="180"/>
+      </w:pPr>
+    </w:lvl>
+    <w:lvl w:ilvl="6" w:tplc="4009000F" w:tentative="1">
+      <w:start w:val="1"/>
+      <w:numFmt w:val="decimal"/>
+      <w:lvlText w:val="%7."/>
+      <w:lvlJc w:val="left"/>
+      <w:pPr>
+        <w:ind w:left="5040" w:hanging="360"/>
+      </w:pPr>
+    </w:lvl>
+    <w:lvl w:ilvl="7" w:tplc="40090019" w:tentative="1">
+      <w:start w:val="1"/>
+      <w:numFmt w:val="lowerLetter"/>
+      <w:lvlText w:val="%8."/>
+      <w:lvlJc w:val="left"/>
+      <w:pPr>
+        <w:ind w:left="5760" w:hanging="360"/>
+      </w:pPr>
+    </w:lvl>
+    <w:lvl w:ilvl="8" w:tplc="4009001B" w:tentative="1">
+      <w:start w:val="1"/>
+      <w:numFmt w:val="lowerRoman"/>
+      <w:lvlText w:val="%9."/>
+      <w:lvlJc w:val="right"/>
+      <w:pPr>
+        <w:ind w:left="6480" w:hanging="180"/>
+      </w:pPr>
+    </w:lvl>
+  </w:abstractNum>
+  <w:abstractNum w:abstractNumId="4" w15:restartNumberingAfterBreak="0">
+    <w:nsid w:val="4078046F"/>
+    <w:multiLevelType w:val="multilevel"/>
+    <w:tmpl w:val="A9CEC85C"/>
+    <w:lvl w:ilvl="0">
+      <w:start w:val="1"/>
+      <w:numFmt w:val="bullet"/>
+      <w:lvlText w:val=""/>
+      <w:lvlJc w:val="left"/>
+      <w:pPr>
+        <w:tabs>
+          <w:tab w:val="num" w:pos="720"/>
+        </w:tabs>
+        <w:ind w:left="720" w:hanging="360"/>
+      </w:pPr>
+      <w:rPr>
+        <w:rFonts w:ascii="Symbol" w:hAnsi="Symbol" w:hint="default"/>
+        <w:sz w:val="20"/>
+      </w:rPr>
+    </w:lvl>
+    <w:lvl w:ilvl="1" w:tentative="1">
+      <w:start w:val="1"/>
+      <w:numFmt w:val="bullet"/>
+      <w:lvlText w:val="o"/>
+      <w:lvlJc w:val="left"/>
+      <w:pPr>
+        <w:tabs>
+          <w:tab w:val="num" w:pos="1440"/>
+        </w:tabs>
+        <w:ind w:left="1440" w:hanging="360"/>
+      </w:pPr>
+      <w:rPr>
+        <w:rFonts w:ascii="Courier New" w:hAnsi="Courier New" w:hint="default"/>
+        <w:sz w:val="20"/>
+      </w:rPr>
+    </w:lvl>
+    <w:lvl w:ilvl="2" w:tentative="1">
+      <w:start w:val="1"/>
+      <w:numFmt w:val="bullet"/>
+      <w:lvlText w:val=""/>
+      <w:lvlJc w:val="left"/>
+      <w:pPr>
+        <w:tabs>
+          <w:tab w:val="num" w:pos="2160"/>
+        </w:tabs>
+        <w:ind w:left="2160" w:hanging="360"/>
+      </w:pPr>
+      <w:rPr>
+        <w:rFonts w:ascii="Wingdings" w:hAnsi="Wingdings" w:hint="default"/>
+        <w:sz w:val="20"/>
+      </w:rPr>
+    </w:lvl>
+    <w:lvl w:ilvl="3" w:tentative="1">
+      <w:start w:val="1"/>
+      <w:numFmt w:val="bullet"/>
+      <w:lvlText w:val=""/>
+      <w:lvlJc w:val="left"/>
+      <w:pPr>
+        <w:tabs>
+          <w:tab w:val="num" w:pos="2880"/>
+        </w:tabs>
+        <w:ind w:left="2880" w:hanging="360"/>
+      </w:pPr>
+      <w:rPr>
+        <w:rFonts w:ascii="Wingdings" w:hAnsi="Wingdings" w:hint="default"/>
+        <w:sz w:val="20"/>
+      </w:rPr>
+    </w:lvl>
+    <w:lvl w:ilvl="4" w:tentative="1">
+      <w:start w:val="1"/>
+      <w:numFmt w:val="bullet"/>
+      <w:lvlText w:val=""/>
+      <w:lvlJc w:val="left"/>
+      <w:pPr>
+        <w:tabs>
+          <w:tab w:val="num" w:pos="3600"/>
+        </w:tabs>
+        <w:ind w:left="3600" w:hanging="360"/>
+      </w:pPr>
+      <w:rPr>
+        <w:rFonts w:ascii="Wingdings" w:hAnsi="Wingdings" w:hint="default"/>
+        <w:sz w:val="20"/>
+      </w:rPr>
+    </w:lvl>
+    <w:lvl w:ilvl="5" w:tentative="1">
+      <w:start w:val="1"/>
+      <w:numFmt w:val="bullet"/>
+      <w:lvlText w:val=""/>
+      <w:lvlJc w:val="left"/>
+      <w:pPr>
+        <w:tabs>
+          <w:tab w:val="num" w:pos="4320"/>
+        </w:tabs>
+        <w:ind w:left="4320" w:hanging="360"/>
+      </w:pPr>
+      <w:rPr>
+        <w:rFonts w:ascii="Wingdings" w:hAnsi="Wingdings" w:hint="default"/>
+        <w:sz w:val="20"/>
+      </w:rPr>
+    </w:lvl>
+    <w:lvl w:ilvl="6" w:tentative="1">
+      <w:start w:val="1"/>
+      <w:numFmt w:val="bullet"/>
+      <w:lvlText w:val=""/>
+      <w:lvlJc w:val="left"/>
+      <w:pPr>
+        <w:tabs>
+          <w:tab w:val="num" w:pos="5040"/>
+        </w:tabs>
+        <w:ind w:left="5040" w:hanging="360"/>
+      </w:pPr>
+      <w:rPr>
+        <w:rFonts w:ascii="Wingdings" w:hAnsi="Wingdings" w:hint="default"/>
+        <w:sz w:val="20"/>
+      </w:rPr>
+    </w:lvl>
+    <w:lvl w:ilvl="7" w:tentative="1">
+      <w:start w:val="1"/>
+      <w:numFmt w:val="bullet"/>
+      <w:lvlText w:val=""/>
+      <w:lvlJc w:val="left"/>
+      <w:pPr>
+        <w:tabs>
+          <w:tab w:val="num" w:pos="5760"/>
+        </w:tabs>
+        <w:ind w:left="5760" w:hanging="360"/>
+      </w:pPr>
+      <w:rPr>
+        <w:rFonts w:ascii="Wingdings" w:hAnsi="Wingdings" w:hint="default"/>
+        <w:sz w:val="20"/>
+      </w:rPr>
+    </w:lvl>
+    <w:lvl w:ilvl="8" w:tentative="1">
+      <w:start w:val="1"/>
+      <w:numFmt w:val="bullet"/>
+      <w:lvlText w:val=""/>
+      <w:lvlJc w:val="left"/>
+      <w:pPr>
+        <w:tabs>
+          <w:tab w:val="num" w:pos="6480"/>
+        </w:tabs>
+        <w:ind w:left="6480" w:hanging="360"/>
+      </w:pPr>
+      <w:rPr>
+        <w:rFonts w:ascii="Wingdings" w:hAnsi="Wingdings" w:hint="default"/>
+        <w:sz w:val="20"/>
+      </w:rPr>
+    </w:lvl>
+  </w:abstractNum>
+  <w:abstractNum w:abstractNumId="5" w15:restartNumberingAfterBreak="0">
+    <w:nsid w:val="6BD33EB5"/>
+    <w:multiLevelType w:val="multilevel"/>
+    <w:tmpl w:val="C34271CA"/>
+    <w:lvl w:ilvl="0">
+      <w:start w:val="1"/>
+      <w:numFmt w:val="bullet"/>
+      <w:lvlText w:val=""/>
+      <w:lvlJc w:val="left"/>
+      <w:pPr>
+        <w:tabs>
+          <w:tab w:val="num" w:pos="720"/>
+        </w:tabs>
+        <w:ind w:left="720" w:hanging="360"/>
+      </w:pPr>
+      <w:rPr>
+        <w:rFonts w:ascii="Symbol" w:hAnsi="Symbol" w:hint="default"/>
+        <w:sz w:val="20"/>
+      </w:rPr>
+    </w:lvl>
+    <w:lvl w:ilvl="1" w:tentative="1">
+      <w:start w:val="1"/>
+      <w:numFmt w:val="bullet"/>
+      <w:lvlText w:val="o"/>
+      <w:lvlJc w:val="left"/>
+      <w:pPr>
+        <w:tabs>
+          <w:tab w:val="num" w:pos="1440"/>
+        </w:tabs>
+        <w:ind w:left="1440" w:hanging="360"/>
+      </w:pPr>
+      <w:rPr>
+        <w:rFonts w:ascii="Courier New" w:hAnsi="Courier New" w:hint="default"/>
+        <w:sz w:val="20"/>
+      </w:rPr>
+    </w:lvl>
+    <w:lvl w:ilvl="2" w:tentative="1">
+      <w:start w:val="1"/>
+      <w:numFmt w:val="bullet"/>
+      <w:lvlText w:val=""/>
+      <w:lvlJc w:val="left"/>
+      <w:pPr>
+        <w:tabs>
+          <w:tab w:val="num" w:pos="2160"/>
+        </w:tabs>
+        <w:ind w:left="2160" w:hanging="360"/>
+      </w:pPr>
+      <w:rPr>
+        <w:rFonts w:ascii="Wingdings" w:hAnsi="Wingdings" w:hint="default"/>
+        <w:sz w:val="20"/>
+      </w:rPr>
+    </w:lvl>
+    <w:lvl w:ilvl="3" w:tentative="1">
+      <w:start w:val="1"/>
+      <w:numFmt w:val="bullet"/>
+      <w:lvlText w:val=""/>
+      <w:lvlJc w:val="left"/>
+      <w:pPr>
+        <w:tabs>
+          <w:tab w:val="num" w:pos="2880"/>
+        </w:tabs>
+        <w:ind w:left="2880" w:hanging="360"/>
+      </w:pPr>
+      <w:rPr>
+        <w:rFonts w:ascii="Wingdings" w:hAnsi="Wingdings" w:hint="default"/>
+        <w:sz w:val="20"/>
+      </w:rPr>
+    </w:lvl>
+    <w:lvl w:ilvl="4" w:tentative="1">
+      <w:start w:val="1"/>
+      <w:numFmt w:val="bullet"/>
+      <w:lvlText w:val=""/>
+      <w:lvlJc w:val="left"/>
+      <w:pPr>
+        <w:tabs>
+          <w:tab w:val="num" w:pos="3600"/>
+        </w:tabs>
+        <w:ind w:left="3600" w:hanging="360"/>
+      </w:pPr>
+      <w:rPr>
+        <w:rFonts w:ascii="Wingdings" w:hAnsi="Wingdings" w:hint="default"/>
+        <w:sz w:val="20"/>
+      </w:rPr>
+    </w:lvl>
+    <w:lvl w:ilvl="5" w:tentative="1">
+      <w:start w:val="1"/>
+      <w:numFmt w:val="bullet"/>
+      <w:lvlText w:val=""/>
+      <w:lvlJc w:val="left"/>
+      <w:pPr>
+        <w:tabs>
+          <w:tab w:val="num" w:pos="4320"/>
+        </w:tabs>
+        <w:ind w:left="4320" w:hanging="360"/>
+      </w:pPr>
+      <w:rPr>
+        <w:rFonts w:ascii="Wingdings" w:hAnsi="Wingdings" w:hint="default"/>
+        <w:sz w:val="20"/>
+      </w:rPr>
+    </w:lvl>
+    <w:lvl w:ilvl="6" w:tentative="1">
+      <w:start w:val="1"/>
+      <w:numFmt w:val="bullet"/>
+      <w:lvlText w:val=""/>
+      <w:lvlJc w:val="left"/>
+      <w:pPr>
+        <w:tabs>
+          <w:tab w:val="num" w:pos="5040"/>
+        </w:tabs>
+        <w:ind w:left="5040" w:hanging="360"/>
+      </w:pPr>
+      <w:rPr>
+        <w:rFonts w:ascii="Wingdings" w:hAnsi="Wingdings" w:hint="default"/>
+        <w:sz w:val="20"/>
+      </w:rPr>
+    </w:lvl>
+    <w:lvl w:ilvl="7" w:tentative="1">
+      <w:start w:val="1"/>
+      <w:numFmt w:val="bullet"/>
+      <w:lvlText w:val=""/>
+      <w:lvlJc w:val="left"/>
+      <w:pPr>
+        <w:tabs>
+          <w:tab w:val="num" w:pos="5760"/>
+        </w:tabs>
+        <w:ind w:left="5760" w:hanging="360"/>
+      </w:pPr>
+      <w:rPr>
+        <w:rFonts w:ascii="Wingdings" w:hAnsi="Wingdings" w:hint="default"/>
+        <w:sz w:val="20"/>
+      </w:rPr>
+    </w:lvl>
+    <w:lvl w:ilvl="8" w:tentative="1">
+      <w:start w:val="1"/>
+      <w:numFmt w:val="bullet"/>
+      <w:lvlText w:val=""/>
+      <w:lvlJc w:val="left"/>
+      <w:pPr>
+        <w:tabs>
+          <w:tab w:val="num" w:pos="6480"/>
+        </w:tabs>
+        <w:ind w:left="6480" w:hanging="360"/>
+      </w:pPr>
+      <w:rPr>
+        <w:rFonts w:ascii="Wingdings" w:hAnsi="Wingdings" w:hint="default"/>
+        <w:sz w:val="20"/>
+      </w:rPr>
+    </w:lvl>
+  </w:abstractNum>
+  <w:abstractNum w:abstractNumId="6" w15:restartNumberingAfterBreak="0">
+    <w:nsid w:val="6FFE2784"/>
+    <w:multiLevelType w:val="multilevel"/>
+    <w:tmpl w:val="79EE0110"/>
+    <w:lvl w:ilvl="0">
+      <w:start w:val="1"/>
+      <w:numFmt w:val="bullet"/>
+      <w:lvlText w:val=""/>
+      <w:lvlJc w:val="left"/>
+      <w:pPr>
+        <w:tabs>
+          <w:tab w:val="num" w:pos="720"/>
+        </w:tabs>
+        <w:ind w:left="720" w:hanging="360"/>
+      </w:pPr>
+      <w:rPr>
+        <w:rFonts w:ascii="Symbol" w:hAnsi="Symbol" w:hint="default"/>
+        <w:sz w:val="20"/>
+      </w:rPr>
+    </w:lvl>
+    <w:lvl w:ilvl="1" w:tentative="1">
+      <w:start w:val="1"/>
+      <w:numFmt w:val="bullet"/>
+      <w:lvlText w:val="o"/>
+      <w:lvlJc w:val="left"/>
+      <w:pPr>
+        <w:tabs>
+          <w:tab w:val="num" w:pos="1440"/>
+        </w:tabs>
+        <w:ind w:left="1440" w:hanging="360"/>
+      </w:pPr>
+      <w:rPr>
+        <w:rFonts w:ascii="Courier New" w:hAnsi="Courier New" w:hint="default"/>
+        <w:sz w:val="20"/>
+      </w:rPr>
+    </w:lvl>
+    <w:lvl w:ilvl="2" w:tentative="1">
+      <w:start w:val="1"/>
+      <w:numFmt w:val="bullet"/>
+      <w:lvlText w:val=""/>
+      <w:lvlJc w:val="left"/>
+      <w:pPr>
+        <w:tabs>
+          <w:tab w:val="num" w:pos="2160"/>
+        </w:tabs>
+        <w:ind w:left="2160" w:hanging="360"/>
+      </w:pPr>
+      <w:rPr>
+        <w:rFonts w:ascii="Wingdings" w:hAnsi="Wingdings" w:hint="default"/>
+        <w:sz w:val="20"/>
+      </w:rPr>
+    </w:lvl>
+    <w:lvl w:ilvl="3" w:tentative="1">
+      <w:start w:val="1"/>
+      <w:numFmt w:val="bullet"/>
+      <w:lvlText w:val=""/>
+      <w:lvlJc w:val="left"/>
+      <w:pPr>
+        <w:tabs>
+          <w:tab w:val="num" w:pos="2880"/>
+        </w:tabs>
+        <w:ind w:left="2880" w:hanging="360"/>
+      </w:pPr>
+      <w:rPr>
+        <w:rFonts w:ascii="Wingdings" w:hAnsi="Wingdings" w:hint="default"/>
+        <w:sz w:val="20"/>
+      </w:rPr>
+    </w:lvl>
+    <w:lvl w:ilvl="4" w:tentative="1">
+      <w:start w:val="1"/>
+      <w:numFmt w:val="bullet"/>
+      <w:lvlText w:val=""/>
+      <w:lvlJc w:val="left"/>
+      <w:pPr>
+        <w:tabs>
+          <w:tab w:val="num" w:pos="3600"/>
+        </w:tabs>
+        <w:ind w:left="3600" w:hanging="360"/>
+      </w:pPr>
+      <w:rPr>
+        <w:rFonts w:ascii="Wingdings" w:hAnsi="Wingdings" w:hint="default"/>
+        <w:sz w:val="20"/>
+      </w:rPr>
+    </w:lvl>
+    <w:lvl w:ilvl="5" w:tentative="1">
+      <w:start w:val="1"/>
+      <w:numFmt w:val="bullet"/>
+      <w:lvlText w:val=""/>
+      <w:lvlJc w:val="left"/>
+      <w:pPr>
+        <w:tabs>
+          <w:tab w:val="num" w:pos="4320"/>
+        </w:tabs>
+        <w:ind w:left="4320" w:hanging="360"/>
+      </w:pPr>
+      <w:rPr>
+        <w:rFonts w:ascii="Wingdings" w:hAnsi="Wingdings" w:hint="default"/>
+        <w:sz w:val="20"/>
+      </w:rPr>
+    </w:lvl>
+    <w:lvl w:ilvl="6" w:tentative="1">
+      <w:start w:val="1"/>
+      <w:numFmt w:val="bullet"/>
+      <w:lvlText w:val=""/>
+      <w:lvlJc w:val="left"/>
+      <w:pPr>
+        <w:tabs>
+          <w:tab w:val="num" w:pos="5040"/>
+        </w:tabs>
+        <w:ind w:left="5040" w:hanging="360"/>
+      </w:pPr>
+      <w:rPr>
+        <w:rFonts w:ascii="Wingdings" w:hAnsi="Wingdings" w:hint="default"/>
+        <w:sz w:val="20"/>
+      </w:rPr>
+    </w:lvl>
+    <w:lvl w:ilvl="7" w:tentative="1">
+      <w:start w:val="1"/>
+      <w:numFmt w:val="bullet"/>
+      <w:lvlText w:val=""/>
+      <w:lvlJc w:val="left"/>
+      <w:pPr>
+        <w:tabs>
+          <w:tab w:val="num" w:pos="5760"/>
+        </w:tabs>
+        <w:ind w:left="5760" w:hanging="360"/>
+      </w:pPr>
+      <w:rPr>
+        <w:rFonts w:ascii="Wingdings" w:hAnsi="Wingdings" w:hint="default"/>
+        <w:sz w:val="20"/>
+      </w:rPr>
+    </w:lvl>
+    <w:lvl w:ilvl="8" w:tentative="1">
+      <w:start w:val="1"/>
+      <w:numFmt w:val="bullet"/>
+      <w:lvlText w:val=""/>
+      <w:lvlJc w:val="left"/>
+      <w:pPr>
+        <w:tabs>
+          <w:tab w:val="num" w:pos="6480"/>
+        </w:tabs>
+        <w:ind w:left="6480" w:hanging="360"/>
+      </w:pPr>
+      <w:rPr>
+        <w:rFonts w:ascii="Wingdings" w:hAnsi="Wingdings" w:hint="default"/>
+        <w:sz w:val="20"/>
+      </w:rPr>
+    </w:lvl>
+  </w:abstractNum>
+  <w:num w:numId="1" w16cid:durableId="2064326649">
+    <w:abstractNumId w:val="5"/>
+  </w:num>
+  <w:num w:numId="2" w16cid:durableId="11542142">
+    <w:abstractNumId w:val="4"/>
+  </w:num>
+  <w:num w:numId="3" w16cid:durableId="402992134">
+    <w:abstractNumId w:val="6"/>
+  </w:num>
+  <w:num w:numId="4" w16cid:durableId="1351758043">
+    <w:abstractNumId w:val="2"/>
+  </w:num>
+  <w:num w:numId="5" w16cid:durableId="1126242400">
+    <w:abstractNumId w:val="0"/>
+  </w:num>
+  <w:num w:numId="6" w16cid:durableId="1117874713">
+    <w:abstractNumId w:val="1"/>
+  </w:num>
+  <w:num w:numId="7" w16cid:durableId="558903246">
+    <w:abstractNumId w:val="3"/>
+  </w:num>
+</w:numbering>
 </file>
 
 <file path=word/styles.xml><?xml version="1.0" encoding="utf-8"?>
@@ -2981,6 +3129,7 @@
   <w:style w:type="paragraph" w:default="1" w:styleId="Normal">
     <w:name w:val="Normal"/>
     <w:qFormat/>
+    <w:rsid w:val="00762853"/>
   </w:style>
   <w:style w:type="paragraph" w:styleId="Heading1">
     <w:name w:val="heading 1"/>
@@ -3184,7 +3333,6 @@
   <w:style w:type="character" w:default="1" w:styleId="DefaultParagraphFont">
     <w:name w:val="Default Paragraph Font"/>
     <w:uiPriority w:val="1"/>
-    <w:semiHidden/>
     <w:unhideWhenUsed/>
   </w:style>
   <w:style w:type="table" w:default="1" w:styleId="TableNormal">
@@ -3561,6 +3709,19 @@
       </w:tblBorders>
     </w:tblPr>
   </w:style>
+  <w:style w:type="character" w:styleId="HTMLCode">
+    <w:name w:val="HTML Code"/>
+    <w:basedOn w:val="DefaultParagraphFont"/>
+    <w:uiPriority w:val="99"/>
+    <w:semiHidden/>
+    <w:unhideWhenUsed/>
+    <w:rsid w:val="00007C39"/>
+    <w:rPr>
+      <w:rFonts w:ascii="Courier New" w:eastAsia="Times New Roman" w:hAnsi="Courier New" w:cs="Courier New"/>
+      <w:sz w:val="20"/>
+      <w:szCs w:val="20"/>
+    </w:rPr>
+  </w:style>
 </w:styles>
 </file>
 

--- a/25aiml060_wt_pr2.docx
+++ b/25aiml060_wt_pr2.docx
@@ -8,20 +8,1326 @@
         <w:rPr>
           <w:b/>
           <w:bCs/>
-          <w:sz w:val="32"/>
-          <w:szCs w:val="32"/>
-        </w:rPr>
-      </w:pPr>
-      <w:r>
-        <w:rPr>
-          <w:b/>
-          <w:bCs/>
-          <w:sz w:val="32"/>
-          <w:szCs w:val="32"/>
+          <w:sz w:val="38"/>
+          <w:szCs w:val="38"/>
+        </w:rPr>
+      </w:pPr>
+      <w:r>
+        <w:rPr>
+          <w:b/>
+          <w:bCs/>
+          <w:sz w:val="38"/>
+          <w:szCs w:val="38"/>
         </w:rPr>
         <w:t>Practical – 2</w:t>
       </w:r>
     </w:p>
+    <w:p>
+      <w:pPr>
+        <w:rPr>
+          <w:b/>
+          <w:bCs/>
+        </w:rPr>
+      </w:pPr>
+      <w:r>
+        <w:rPr>
+          <w:b/>
+          <w:bCs/>
+        </w:rPr>
+        <w:t>Semantic HTML5 Pages with Accessibility-Ready Structure</w:t>
+      </w:r>
+    </w:p>
+    <w:tbl>
+      <w:tblPr>
+        <w:tblStyle w:val="TableGrid"/>
+        <w:tblW w:w="0" w:type="auto"/>
+        <w:tblLook w:val="04A0" w:firstRow="1" w:lastRow="0" w:firstColumn="1" w:lastColumn="0" w:noHBand="0" w:noVBand="1"/>
+      </w:tblPr>
+      <w:tblGrid>
+        <w:gridCol w:w="2830"/>
+        <w:gridCol w:w="6186"/>
+      </w:tblGrid>
+      <w:tr>
+        <w:tc>
+          <w:tcPr>
+            <w:tcW w:w="2830" w:type="dxa"/>
+          </w:tcPr>
+          <w:p>
+            <w:pPr>
+              <w:rPr>
+                <w:b/>
+                <w:bCs/>
+              </w:rPr>
+            </w:pPr>
+            <w:r>
+              <w:rPr>
+                <w:b/>
+                <w:bCs/>
+              </w:rPr>
+              <w:t>Student Name</w:t>
+            </w:r>
+          </w:p>
+        </w:tc>
+        <w:tc>
+          <w:tcPr>
+            <w:tcW w:w="6186" w:type="dxa"/>
+          </w:tcPr>
+          <w:p>
+            <w:pPr>
+              <w:rPr>
+                <w:b/>
+                <w:bCs/>
+              </w:rPr>
+            </w:pPr>
+            <w:r>
+              <w:t xml:space="preserve">Niyati </w:t>
+            </w:r>
+            <w:proofErr w:type="spellStart"/>
+            <w:r>
+              <w:t>Raiyani</w:t>
+            </w:r>
+            <w:proofErr w:type="spellEnd"/>
+          </w:p>
+        </w:tc>
+      </w:tr>
+      <w:tr>
+        <w:tc>
+          <w:tcPr>
+            <w:tcW w:w="2830" w:type="dxa"/>
+          </w:tcPr>
+          <w:p>
+            <w:pPr>
+              <w:rPr>
+                <w:b/>
+                <w:bCs/>
+              </w:rPr>
+            </w:pPr>
+            <w:proofErr w:type="spellStart"/>
+            <w:r>
+              <w:rPr>
+                <w:b/>
+                <w:bCs/>
+              </w:rPr>
+              <w:t>Enrollment</w:t>
+            </w:r>
+            <w:proofErr w:type="spellEnd"/>
+            <w:r>
+              <w:rPr>
+                <w:b/>
+                <w:bCs/>
+              </w:rPr>
+              <w:t xml:space="preserve"> No</w:t>
+            </w:r>
+          </w:p>
+        </w:tc>
+        <w:tc>
+          <w:tcPr>
+            <w:tcW w:w="6186" w:type="dxa"/>
+          </w:tcPr>
+          <w:p>
+            <w:pPr>
+              <w:rPr>
+                <w:b/>
+                <w:bCs/>
+              </w:rPr>
+            </w:pPr>
+            <w:r>
+              <w:t>25AIML060</w:t>
+            </w:r>
+          </w:p>
+        </w:tc>
+      </w:tr>
+      <w:tr>
+        <w:tc>
+          <w:tcPr>
+            <w:tcW w:w="2830" w:type="dxa"/>
+          </w:tcPr>
+          <w:p>
+            <w:pPr>
+              <w:rPr>
+                <w:b/>
+                <w:bCs/>
+              </w:rPr>
+            </w:pPr>
+            <w:r>
+              <w:rPr>
+                <w:b/>
+                <w:bCs/>
+              </w:rPr>
+              <w:t>Program</w:t>
+            </w:r>
+          </w:p>
+        </w:tc>
+        <w:tc>
+          <w:tcPr>
+            <w:tcW w:w="6186" w:type="dxa"/>
+          </w:tcPr>
+          <w:p>
+            <w:pPr>
+              <w:rPr>
+                <w:b/>
+                <w:bCs/>
+              </w:rPr>
+            </w:pPr>
+            <w:proofErr w:type="spellStart"/>
+            <w:proofErr w:type="gramStart"/>
+            <w:r>
+              <w:t>B.Tech</w:t>
+            </w:r>
+            <w:proofErr w:type="spellEnd"/>
+            <w:proofErr w:type="gramEnd"/>
+            <w:r>
+              <w:t xml:space="preserve"> – Artificial Intelligence and Machine Learning</w:t>
+            </w:r>
+          </w:p>
+        </w:tc>
+      </w:tr>
+      <w:tr>
+        <w:tc>
+          <w:tcPr>
+            <w:tcW w:w="2830" w:type="dxa"/>
+          </w:tcPr>
+          <w:p>
+            <w:pPr>
+              <w:rPr>
+                <w:b/>
+                <w:bCs/>
+              </w:rPr>
+            </w:pPr>
+            <w:r>
+              <w:rPr>
+                <w:b/>
+                <w:bCs/>
+              </w:rPr>
+              <w:t>Subject</w:t>
+            </w:r>
+          </w:p>
+        </w:tc>
+        <w:tc>
+          <w:tcPr>
+            <w:tcW w:w="6186" w:type="dxa"/>
+          </w:tcPr>
+          <w:p>
+            <w:pPr>
+              <w:rPr>
+                <w:b/>
+                <w:bCs/>
+              </w:rPr>
+            </w:pPr>
+            <w:r>
+              <w:t>Web Technology</w:t>
+            </w:r>
+          </w:p>
+        </w:tc>
+      </w:tr>
+      <w:tr>
+        <w:tc>
+          <w:tcPr>
+            <w:tcW w:w="2830" w:type="dxa"/>
+          </w:tcPr>
+          <w:p>
+            <w:pPr>
+              <w:rPr>
+                <w:b/>
+                <w:bCs/>
+              </w:rPr>
+            </w:pPr>
+            <w:r>
+              <w:rPr>
+                <w:b/>
+                <w:bCs/>
+              </w:rPr>
+              <w:t>Faculty Name</w:t>
+            </w:r>
+          </w:p>
+        </w:tc>
+        <w:tc>
+          <w:tcPr>
+            <w:tcW w:w="6186" w:type="dxa"/>
+          </w:tcPr>
+          <w:p>
+            <w:r>
+              <w:t xml:space="preserve">Deep </w:t>
+            </w:r>
+            <w:proofErr w:type="spellStart"/>
+            <w:r>
+              <w:t>Mendha</w:t>
+            </w:r>
+            <w:proofErr w:type="spellEnd"/>
+          </w:p>
+        </w:tc>
+      </w:tr>
+    </w:tbl>
+    <w:p/>
+    <w:p>
+      <w:pPr>
+        <w:rPr>
+          <w:b/>
+          <w:bCs/>
+        </w:rPr>
+      </w:pPr>
+      <w:r>
+        <w:rPr>
+          <w:b/>
+          <w:bCs/>
+        </w:rPr>
+        <w:t>1. Aim</w:t>
+      </w:r>
+    </w:p>
+    <w:p>
+      <w:r>
+        <w:t xml:space="preserve">To develop static </w:t>
+      </w:r>
+      <w:proofErr w:type="spellStart"/>
+      <w:r>
+        <w:t>StudentHub</w:t>
+      </w:r>
+      <w:proofErr w:type="spellEnd"/>
+      <w:r>
+        <w:t xml:space="preserve"> web pages using semantic HTML5 elements and accessibility-friendly structures, with proper navigation and consistent page layout.</w:t>
+      </w:r>
+    </w:p>
+    <w:p>
+      <w:pPr>
+        <w:rPr>
+          <w:b/>
+          <w:bCs/>
+        </w:rPr>
+      </w:pPr>
+      <w:r>
+        <w:rPr>
+          <w:b/>
+          <w:bCs/>
+        </w:rPr>
+        <w:t>2. Problem Definition</w:t>
+      </w:r>
+    </w:p>
+    <w:p>
+      <w:r>
+        <w:t xml:space="preserve">Develop static HTML5 pages for a </w:t>
+      </w:r>
+      <w:proofErr w:type="spellStart"/>
+      <w:r>
+        <w:t>StudentHub</w:t>
+      </w:r>
+      <w:proofErr w:type="spellEnd"/>
+      <w:r>
+        <w:t xml:space="preserve"> student portal, including Home, About, Register, Login, Dashboard, Profile, Contact, Admin, FAQ, and Feedback.</w:t>
+      </w:r>
+    </w:p>
+    <w:p>
+      <w:r>
+        <w:t>The website should use semantic HTML elements, accessible forms, meaningful navigation, proper headings, image alternative text, and consistent page structure.</w:t>
+      </w:r>
+    </w:p>
+    <w:p>
+      <w:pPr>
+        <w:rPr>
+          <w:b/>
+          <w:bCs/>
+        </w:rPr>
+      </w:pPr>
+      <w:r>
+        <w:rPr>
+          <w:b/>
+          <w:bCs/>
+        </w:rPr>
+        <w:t>3. Objectives</w:t>
+      </w:r>
+    </w:p>
+    <w:p>
+      <w:pPr>
+        <w:numPr>
+          <w:ilvl w:val="0"/>
+          <w:numId w:val="8"/>
+        </w:numPr>
+      </w:pPr>
+      <w:r>
+        <w:t>To understand and use HTML5 semantic elements.</w:t>
+      </w:r>
+    </w:p>
+    <w:p>
+      <w:pPr>
+        <w:numPr>
+          <w:ilvl w:val="0"/>
+          <w:numId w:val="8"/>
+        </w:numPr>
+      </w:pPr>
+      <w:r>
+        <w:t>To create multiple linked web pages.</w:t>
+      </w:r>
+    </w:p>
+    <w:p>
+      <w:pPr>
+        <w:numPr>
+          <w:ilvl w:val="0"/>
+          <w:numId w:val="8"/>
+        </w:numPr>
+      </w:pPr>
+      <w:r>
+        <w:t>To implement accessible forms and navigation.</w:t>
+      </w:r>
+    </w:p>
+    <w:p>
+      <w:pPr>
+        <w:numPr>
+          <w:ilvl w:val="0"/>
+          <w:numId w:val="8"/>
+        </w:numPr>
+      </w:pPr>
+      <w:r>
+        <w:t>To maintain proper heading and content hierarchy.</w:t>
+      </w:r>
+    </w:p>
+    <w:p>
+      <w:pPr>
+        <w:numPr>
+          <w:ilvl w:val="0"/>
+          <w:numId w:val="8"/>
+        </w:numPr>
+      </w:pPr>
+      <w:r>
+        <w:t>To implement breadcrumb navigation.</w:t>
+      </w:r>
+    </w:p>
+    <w:p>
+      <w:pPr>
+        <w:numPr>
+          <w:ilvl w:val="0"/>
+          <w:numId w:val="8"/>
+        </w:numPr>
+      </w:pPr>
+      <w:r>
+        <w:t>To implement a skip-to-content link.</w:t>
+      </w:r>
+    </w:p>
+    <w:p>
+      <w:pPr>
+        <w:numPr>
+          <w:ilvl w:val="0"/>
+          <w:numId w:val="8"/>
+        </w:numPr>
+      </w:pPr>
+      <w:r>
+        <w:t>To follow basic web accessibility principles.</w:t>
+      </w:r>
+    </w:p>
+    <w:p>
+      <w:pPr>
+        <w:rPr>
+          <w:b/>
+          <w:bCs/>
+        </w:rPr>
+      </w:pPr>
+      <w:r>
+        <w:rPr>
+          <w:b/>
+          <w:bCs/>
+        </w:rPr>
+        <w:t>4. Tools and Technologies</w:t>
+      </w:r>
+    </w:p>
+    <w:p>
+      <w:pPr>
+        <w:numPr>
+          <w:ilvl w:val="0"/>
+          <w:numId w:val="9"/>
+        </w:numPr>
+      </w:pPr>
+      <w:r>
+        <w:t>Visual Studio Code</w:t>
+      </w:r>
+    </w:p>
+    <w:p>
+      <w:pPr>
+        <w:numPr>
+          <w:ilvl w:val="0"/>
+          <w:numId w:val="9"/>
+        </w:numPr>
+      </w:pPr>
+      <w:r>
+        <w:t>HTML5</w:t>
+      </w:r>
+    </w:p>
+    <w:p>
+      <w:pPr>
+        <w:numPr>
+          <w:ilvl w:val="0"/>
+          <w:numId w:val="9"/>
+        </w:numPr>
+      </w:pPr>
+      <w:r>
+        <w:t>Web Browser</w:t>
+      </w:r>
+    </w:p>
+    <w:p>
+      <w:pPr>
+        <w:numPr>
+          <w:ilvl w:val="0"/>
+          <w:numId w:val="9"/>
+        </w:numPr>
+      </w:pPr>
+      <w:r>
+        <w:t>Browser Accessibility Inspection Tools</w:t>
+      </w:r>
+    </w:p>
+    <w:p/>
+    <w:p>
+      <w:pPr>
+        <w:rPr>
+          <w:b/>
+          <w:bCs/>
+        </w:rPr>
+      </w:pPr>
+      <w:r>
+        <w:rPr>
+          <w:b/>
+          <w:bCs/>
+        </w:rPr>
+        <w:lastRenderedPageBreak/>
+        <w:t>5. HTML5 Semantic Elements Used</w:t>
+      </w:r>
+    </w:p>
+    <w:p>
+      <w:r>
+        <w:t>The practical uses the following semantic elements:</w:t>
+      </w:r>
+    </w:p>
+    <w:p>
+      <w:r>
+        <w:t>&lt;header&gt;     &lt;nav&gt;        &lt;main&gt;</w:t>
+      </w:r>
+    </w:p>
+    <w:p>
+      <w:r>
+        <w:t>&lt;section&gt;    &lt;article&gt;    &lt;aside&gt;</w:t>
+      </w:r>
+    </w:p>
+    <w:p>
+      <w:r>
+        <w:t xml:space="preserve">&lt;footer&gt;     &lt;form&gt;      &lt;address&gt;    </w:t>
+      </w:r>
+    </w:p>
+    <w:p>
+      <w:r>
+        <w:t>&lt;time&gt;       &lt;details</w:t>
+      </w:r>
+      <w:proofErr w:type="gramStart"/>
+      <w:r>
+        <w:t>&gt;</w:t>
+      </w:r>
+      <w:r>
+        <w:t xml:space="preserve">  </w:t>
+      </w:r>
+      <w:r>
+        <w:t>&lt;</w:t>
+      </w:r>
+      <w:proofErr w:type="gramEnd"/>
+      <w:r>
+        <w:t>summary&gt;</w:t>
+      </w:r>
+    </w:p>
+    <w:p>
+      <w:r>
+        <w:t>These elements provide meaningful structure and improve accessibility and readability.</w:t>
+      </w:r>
+    </w:p>
+    <w:p>
+      <w:pPr>
+        <w:rPr>
+          <w:b/>
+          <w:bCs/>
+        </w:rPr>
+      </w:pPr>
+      <w:r>
+        <w:rPr>
+          <w:b/>
+          <w:bCs/>
+        </w:rPr>
+        <w:t>6. Accessibility Features</w:t>
+      </w:r>
+    </w:p>
+    <w:p>
+      <w:r>
+        <w:t>The following accessibility features are implemented:</w:t>
+      </w:r>
+    </w:p>
+    <w:p>
+      <w:pPr>
+        <w:numPr>
+          <w:ilvl w:val="0"/>
+          <w:numId w:val="10"/>
+        </w:numPr>
+      </w:pPr>
+      <w:r>
+        <w:t>Meaningful page titles.</w:t>
+      </w:r>
+    </w:p>
+    <w:p>
+      <w:pPr>
+        <w:numPr>
+          <w:ilvl w:val="0"/>
+          <w:numId w:val="10"/>
+        </w:numPr>
+      </w:pPr>
+      <w:r>
+        <w:t>Proper heading hierarchy.</w:t>
+      </w:r>
+    </w:p>
+    <w:p>
+      <w:pPr>
+        <w:numPr>
+          <w:ilvl w:val="0"/>
+          <w:numId w:val="10"/>
+        </w:numPr>
+      </w:pPr>
+      <w:r>
+        <w:t>Descriptive navigation links.</w:t>
+      </w:r>
+    </w:p>
+    <w:p>
+      <w:pPr>
+        <w:numPr>
+          <w:ilvl w:val="0"/>
+          <w:numId w:val="10"/>
+        </w:numPr>
+      </w:pPr>
+      <w:r>
+        <w:t>Labels associated with form controls.</w:t>
+      </w:r>
+    </w:p>
+    <w:p>
+      <w:pPr>
+        <w:numPr>
+          <w:ilvl w:val="0"/>
+          <w:numId w:val="10"/>
+        </w:numPr>
+      </w:pPr>
+      <w:r>
+        <w:t>Alternative text for images.</w:t>
+      </w:r>
+    </w:p>
+    <w:p>
+      <w:pPr>
+        <w:numPr>
+          <w:ilvl w:val="0"/>
+          <w:numId w:val="10"/>
+        </w:numPr>
+      </w:pPr>
+      <w:r>
+        <w:t>Required form fields.</w:t>
+      </w:r>
+    </w:p>
+    <w:p>
+      <w:pPr>
+        <w:numPr>
+          <w:ilvl w:val="0"/>
+          <w:numId w:val="10"/>
+        </w:numPr>
+      </w:pPr>
+      <w:r>
+        <w:t>Breadcrumb navigation.</w:t>
+      </w:r>
+    </w:p>
+    <w:p>
+      <w:pPr>
+        <w:numPr>
+          <w:ilvl w:val="0"/>
+          <w:numId w:val="10"/>
+        </w:numPr>
+      </w:pPr>
+      <w:r>
+        <w:t>Skip-to-content link.</w:t>
+      </w:r>
+    </w:p>
+    <w:p>
+      <w:pPr>
+        <w:numPr>
+          <w:ilvl w:val="0"/>
+          <w:numId w:val="10"/>
+        </w:numPr>
+      </w:pPr>
+      <w:r>
+        <w:t>aria-label for navigation.</w:t>
+      </w:r>
+    </w:p>
+    <w:p>
+      <w:pPr>
+        <w:numPr>
+          <w:ilvl w:val="0"/>
+          <w:numId w:val="10"/>
+        </w:numPr>
+      </w:pPr>
+      <w:r>
+        <w:t>aria-current="page" for the current page.</w:t>
+      </w:r>
+    </w:p>
+    <w:p>
+      <w:pPr>
+        <w:numPr>
+          <w:ilvl w:val="0"/>
+          <w:numId w:val="10"/>
+        </w:numPr>
+      </w:pPr>
+      <w:r>
+        <w:t>Proper table headings.</w:t>
+      </w:r>
+    </w:p>
+    <w:p>
+      <w:pPr>
+        <w:numPr>
+          <w:ilvl w:val="0"/>
+          <w:numId w:val="10"/>
+        </w:numPr>
+      </w:pPr>
+      <w:r>
+        <w:t>Keyboard-friendly native HTML controls.</w:t>
+      </w:r>
+    </w:p>
+    <w:p>
+      <w:pPr>
+        <w:rPr>
+          <w:b/>
+          <w:bCs/>
+        </w:rPr>
+      </w:pPr>
+      <w:r>
+        <w:rPr>
+          <w:b/>
+          <w:bCs/>
+        </w:rPr>
+        <w:t>7. Project Structure</w:t>
+      </w:r>
+    </w:p>
+    <w:p>
+      <w:pPr>
+        <w:jc w:val="center"/>
+      </w:pPr>
+      <w:r>
+        <w:drawing>
+          <wp:inline distT="0" distB="0" distL="0" distR="0" wp14:anchorId="14AB52D5" wp14:editId="435467F7">
+            <wp:extent cx="1239554" cy="1809750"/>
+            <wp:effectExtent l="0" t="0" r="0" b="0"/>
+            <wp:docPr id="889820255" name="Picture 1"/>
+            <wp:cNvGraphicFramePr>
+              <a:graphicFrameLocks xmlns:a="http://schemas.openxmlformats.org/drawingml/2006/main" noChangeAspect="1"/>
+            </wp:cNvGraphicFramePr>
+            <a:graphic xmlns:a="http://schemas.openxmlformats.org/drawingml/2006/main">
+              <a:graphicData uri="http://schemas.openxmlformats.org/drawingml/2006/picture">
+                <pic:pic xmlns:pic="http://schemas.openxmlformats.org/drawingml/2006/picture">
+                  <pic:nvPicPr>
+                    <pic:cNvPr id="889820255" name=""/>
+                    <pic:cNvPicPr/>
+                  </pic:nvPicPr>
+                  <pic:blipFill>
+                    <a:blip r:embed="rId7"/>
+                    <a:stretch>
+                      <a:fillRect/>
+                    </a:stretch>
+                  </pic:blipFill>
+                  <pic:spPr>
+                    <a:xfrm>
+                      <a:off x="0" y="0"/>
+                      <a:ext cx="1260893" cy="1840904"/>
+                    </a:xfrm>
+                    <a:prstGeom prst="rect">
+                      <a:avLst/>
+                    </a:prstGeom>
+                  </pic:spPr>
+                </pic:pic>
+              </a:graphicData>
+            </a:graphic>
+          </wp:inline>
+        </w:drawing>
+      </w:r>
+    </w:p>
+    <w:p>
+      <w:pPr>
+        <w:rPr>
+          <w:b/>
+          <w:bCs/>
+        </w:rPr>
+      </w:pPr>
+      <w:r>
+        <w:rPr>
+          <w:b/>
+          <w:bCs/>
+        </w:rPr>
+        <w:lastRenderedPageBreak/>
+        <w:t>8. Page Description</w:t>
+      </w:r>
+    </w:p>
+    <w:tbl>
+      <w:tblPr>
+        <w:tblW w:w="0" w:type="auto"/>
+        <w:tblCellSpacing w:w="15" w:type="dxa"/>
+        <w:tblCellMar>
+          <w:top w:w="15" w:type="dxa"/>
+          <w:left w:w="15" w:type="dxa"/>
+          <w:bottom w:w="15" w:type="dxa"/>
+          <w:right w:w="15" w:type="dxa"/>
+        </w:tblCellMar>
+        <w:tblLook w:val="04A0" w:firstRow="1" w:lastRow="0" w:firstColumn="1" w:lastColumn="0" w:noHBand="0" w:noVBand="1"/>
+      </w:tblPr>
+      <w:tblGrid>
+        <w:gridCol w:w="1221"/>
+        <w:gridCol w:w="4769"/>
+      </w:tblGrid>
+      <w:tr>
+        <w:trPr>
+          <w:tblHeader/>
+          <w:tblCellSpacing w:w="15" w:type="dxa"/>
+        </w:trPr>
+        <w:tc>
+          <w:tcPr>
+            <w:tcW w:w="0" w:type="auto"/>
+            <w:vAlign w:val="center"/>
+            <w:hideMark/>
+          </w:tcPr>
+          <w:p>
+            <w:pPr>
+              <w:rPr>
+                <w:b/>
+                <w:bCs/>
+              </w:rPr>
+            </w:pPr>
+            <w:r>
+              <w:rPr>
+                <w:b/>
+                <w:bCs/>
+              </w:rPr>
+              <w:t>Page</w:t>
+            </w:r>
+          </w:p>
+        </w:tc>
+        <w:tc>
+          <w:tcPr>
+            <w:tcW w:w="0" w:type="auto"/>
+            <w:vAlign w:val="center"/>
+            <w:hideMark/>
+          </w:tcPr>
+          <w:p>
+            <w:pPr>
+              <w:rPr>
+                <w:b/>
+                <w:bCs/>
+              </w:rPr>
+            </w:pPr>
+            <w:r>
+              <w:rPr>
+                <w:b/>
+                <w:bCs/>
+              </w:rPr>
+              <w:t>Description</w:t>
+            </w:r>
+          </w:p>
+        </w:tc>
+      </w:tr>
+      <w:tr>
+        <w:trPr>
+          <w:tblCellSpacing w:w="15" w:type="dxa"/>
+        </w:trPr>
+        <w:tc>
+          <w:tcPr>
+            <w:tcW w:w="0" w:type="auto"/>
+            <w:vAlign w:val="center"/>
+            <w:hideMark/>
+          </w:tcPr>
+          <w:p>
+            <w:r>
+              <w:t>Home</w:t>
+            </w:r>
+          </w:p>
+        </w:tc>
+        <w:tc>
+          <w:tcPr>
+            <w:tcW w:w="0" w:type="auto"/>
+            <w:vAlign w:val="center"/>
+            <w:hideMark/>
+          </w:tcPr>
+          <w:p>
+            <w:r>
+              <w:t xml:space="preserve">Introduction and </w:t>
+            </w:r>
+            <w:proofErr w:type="spellStart"/>
+            <w:r>
+              <w:t>StudentHub</w:t>
+            </w:r>
+            <w:proofErr w:type="spellEnd"/>
+            <w:r>
+              <w:t xml:space="preserve"> services</w:t>
+            </w:r>
+          </w:p>
+        </w:tc>
+      </w:tr>
+      <w:tr>
+        <w:trPr>
+          <w:tblCellSpacing w:w="15" w:type="dxa"/>
+        </w:trPr>
+        <w:tc>
+          <w:tcPr>
+            <w:tcW w:w="0" w:type="auto"/>
+            <w:vAlign w:val="center"/>
+            <w:hideMark/>
+          </w:tcPr>
+          <w:p>
+            <w:r>
+              <w:t>About</w:t>
+            </w:r>
+          </w:p>
+        </w:tc>
+        <w:tc>
+          <w:tcPr>
+            <w:tcW w:w="0" w:type="auto"/>
+            <w:vAlign w:val="center"/>
+            <w:hideMark/>
+          </w:tcPr>
+          <w:p>
+            <w:r>
+              <w:t xml:space="preserve">Information about </w:t>
+            </w:r>
+            <w:proofErr w:type="spellStart"/>
+            <w:r>
+              <w:t>StudentHub</w:t>
+            </w:r>
+            <w:proofErr w:type="spellEnd"/>
+          </w:p>
+        </w:tc>
+      </w:tr>
+      <w:tr>
+        <w:trPr>
+          <w:tblCellSpacing w:w="15" w:type="dxa"/>
+        </w:trPr>
+        <w:tc>
+          <w:tcPr>
+            <w:tcW w:w="0" w:type="auto"/>
+            <w:vAlign w:val="center"/>
+            <w:hideMark/>
+          </w:tcPr>
+          <w:p>
+            <w:r>
+              <w:t>Register</w:t>
+            </w:r>
+          </w:p>
+        </w:tc>
+        <w:tc>
+          <w:tcPr>
+            <w:tcW w:w="0" w:type="auto"/>
+            <w:vAlign w:val="center"/>
+            <w:hideMark/>
+          </w:tcPr>
+          <w:p>
+            <w:r>
+              <w:t>Student registration form</w:t>
+            </w:r>
+          </w:p>
+        </w:tc>
+      </w:tr>
+      <w:tr>
+        <w:trPr>
+          <w:tblCellSpacing w:w="15" w:type="dxa"/>
+        </w:trPr>
+        <w:tc>
+          <w:tcPr>
+            <w:tcW w:w="0" w:type="auto"/>
+            <w:vAlign w:val="center"/>
+            <w:hideMark/>
+          </w:tcPr>
+          <w:p>
+            <w:r>
+              <w:t>Login</w:t>
+            </w:r>
+          </w:p>
+        </w:tc>
+        <w:tc>
+          <w:tcPr>
+            <w:tcW w:w="0" w:type="auto"/>
+            <w:vAlign w:val="center"/>
+            <w:hideMark/>
+          </w:tcPr>
+          <w:p>
+            <w:r>
+              <w:t>Student login form</w:t>
+            </w:r>
+          </w:p>
+        </w:tc>
+      </w:tr>
+      <w:tr>
+        <w:trPr>
+          <w:tblCellSpacing w:w="15" w:type="dxa"/>
+        </w:trPr>
+        <w:tc>
+          <w:tcPr>
+            <w:tcW w:w="0" w:type="auto"/>
+            <w:vAlign w:val="center"/>
+            <w:hideMark/>
+          </w:tcPr>
+          <w:p>
+            <w:r>
+              <w:t>Dashboard</w:t>
+            </w:r>
+          </w:p>
+        </w:tc>
+        <w:tc>
+          <w:tcPr>
+            <w:tcW w:w="0" w:type="auto"/>
+            <w:vAlign w:val="center"/>
+            <w:hideMark/>
+          </w:tcPr>
+          <w:p>
+            <w:r>
+              <w:t>Academic information, quick links and Events</w:t>
+            </w:r>
+          </w:p>
+        </w:tc>
+      </w:tr>
+      <w:tr>
+        <w:trPr>
+          <w:tblCellSpacing w:w="15" w:type="dxa"/>
+        </w:trPr>
+        <w:tc>
+          <w:tcPr>
+            <w:tcW w:w="0" w:type="auto"/>
+            <w:vAlign w:val="center"/>
+            <w:hideMark/>
+          </w:tcPr>
+          <w:p>
+            <w:r>
+              <w:t>Profile</w:t>
+            </w:r>
+          </w:p>
+        </w:tc>
+        <w:tc>
+          <w:tcPr>
+            <w:tcW w:w="0" w:type="auto"/>
+            <w:vAlign w:val="center"/>
+            <w:hideMark/>
+          </w:tcPr>
+          <w:p>
+            <w:r>
+              <w:t>Student details and skills</w:t>
+            </w:r>
+          </w:p>
+        </w:tc>
+      </w:tr>
+      <w:tr>
+        <w:trPr>
+          <w:tblCellSpacing w:w="15" w:type="dxa"/>
+        </w:trPr>
+        <w:tc>
+          <w:tcPr>
+            <w:tcW w:w="0" w:type="auto"/>
+            <w:vAlign w:val="center"/>
+            <w:hideMark/>
+          </w:tcPr>
+          <w:p>
+            <w:r>
+              <w:t>Contact</w:t>
+            </w:r>
+          </w:p>
+        </w:tc>
+        <w:tc>
+          <w:tcPr>
+            <w:tcW w:w="0" w:type="auto"/>
+            <w:vAlign w:val="center"/>
+            <w:hideMark/>
+          </w:tcPr>
+          <w:p>
+            <w:r>
+              <w:t>Contact information and enquiry form</w:t>
+            </w:r>
+          </w:p>
+        </w:tc>
+      </w:tr>
+      <w:tr>
+        <w:trPr>
+          <w:tblCellSpacing w:w="15" w:type="dxa"/>
+        </w:trPr>
+        <w:tc>
+          <w:tcPr>
+            <w:tcW w:w="0" w:type="auto"/>
+            <w:vAlign w:val="center"/>
+            <w:hideMark/>
+          </w:tcPr>
+          <w:p>
+            <w:r>
+              <w:t>Admin</w:t>
+            </w:r>
+          </w:p>
+        </w:tc>
+        <w:tc>
+          <w:tcPr>
+            <w:tcW w:w="0" w:type="auto"/>
+            <w:vAlign w:val="center"/>
+            <w:hideMark/>
+          </w:tcPr>
+          <w:p>
+            <w:r>
+              <w:t>Student and portal management</w:t>
+            </w:r>
+          </w:p>
+        </w:tc>
+      </w:tr>
+      <w:tr>
+        <w:trPr>
+          <w:tblCellSpacing w:w="15" w:type="dxa"/>
+        </w:trPr>
+        <w:tc>
+          <w:tcPr>
+            <w:tcW w:w="0" w:type="auto"/>
+            <w:vAlign w:val="center"/>
+            <w:hideMark/>
+          </w:tcPr>
+          <w:p>
+            <w:r>
+              <w:t>FAQ</w:t>
+            </w:r>
+          </w:p>
+        </w:tc>
+        <w:tc>
+          <w:tcPr>
+            <w:tcW w:w="0" w:type="auto"/>
+            <w:vAlign w:val="center"/>
+            <w:hideMark/>
+          </w:tcPr>
+          <w:p>
+            <w:r>
+              <w:t>Frequently asked questions</w:t>
+            </w:r>
+          </w:p>
+        </w:tc>
+      </w:tr>
+      <w:tr>
+        <w:trPr>
+          <w:tblCellSpacing w:w="15" w:type="dxa"/>
+        </w:trPr>
+        <w:tc>
+          <w:tcPr>
+            <w:tcW w:w="0" w:type="auto"/>
+            <w:vAlign w:val="center"/>
+            <w:hideMark/>
+          </w:tcPr>
+          <w:p>
+            <w:r>
+              <w:t>Feedback</w:t>
+            </w:r>
+          </w:p>
+        </w:tc>
+        <w:tc>
+          <w:tcPr>
+            <w:tcW w:w="0" w:type="auto"/>
+            <w:vAlign w:val="center"/>
+            <w:hideMark/>
+          </w:tcPr>
+          <w:p>
+            <w:r>
+              <w:t>Student feedback form</w:t>
+            </w:r>
+          </w:p>
+        </w:tc>
+      </w:tr>
+    </w:tbl>
+    <w:p/>
+    <w:p>
+      <w:pPr>
+        <w:rPr>
+          <w:b/>
+          <w:bCs/>
+        </w:rPr>
+      </w:pPr>
+      <w:r>
+        <w:rPr>
+          <w:b/>
+          <w:bCs/>
+        </w:rPr>
+        <w:t>9. Important Implementation</w:t>
+      </w:r>
+    </w:p>
+    <w:p>
+      <w:pPr>
+        <w:rPr>
+          <w:b/>
+          <w:bCs/>
+        </w:rPr>
+      </w:pPr>
+      <w:r>
+        <w:rPr>
+          <w:b/>
+          <w:bCs/>
+        </w:rPr>
+        <w:t>Skip-to-Content Link</w:t>
+      </w:r>
+    </w:p>
+    <w:p>
+      <w:r>
+        <w:t xml:space="preserve">&lt;a </w:t>
+      </w:r>
+      <w:proofErr w:type="spellStart"/>
+      <w:r>
+        <w:t>href</w:t>
+      </w:r>
+      <w:proofErr w:type="spellEnd"/>
+      <w:r>
+        <w:t>="#main-content"&gt;Skip to main content&lt;/a&gt;</w:t>
+      </w:r>
+    </w:p>
+    <w:p>
+      <w:pPr>
+        <w:rPr>
+          <w:b/>
+          <w:bCs/>
+        </w:rPr>
+      </w:pPr>
+      <w:r>
+        <w:rPr>
+          <w:b/>
+          <w:bCs/>
+        </w:rPr>
+        <w:t>Semantic Main Content</w:t>
+      </w:r>
+    </w:p>
+    <w:p>
+      <w:r>
+        <w:t>&lt;main id="main-content"&gt;</w:t>
+      </w:r>
+    </w:p>
+    <w:p>
+      <w:r>
+        <w:t xml:space="preserve">    &lt;section&gt;</w:t>
+      </w:r>
+    </w:p>
+    <w:p>
+      <w:r>
+        <w:t xml:space="preserve">        &lt;h2&gt;Student Information&lt;/h2&gt;</w:t>
+      </w:r>
+    </w:p>
+    <w:p>
+      <w:r>
+        <w:t xml:space="preserve">        &lt;p&gt;</w:t>
+      </w:r>
+      <w:proofErr w:type="spellStart"/>
+      <w:r>
+        <w:t>StudentHub</w:t>
+      </w:r>
+      <w:proofErr w:type="spellEnd"/>
+      <w:r>
+        <w:t xml:space="preserve"> provides useful student </w:t>
+      </w:r>
+      <w:proofErr w:type="gramStart"/>
+      <w:r>
+        <w:t>services.&lt;</w:t>
+      </w:r>
+      <w:proofErr w:type="gramEnd"/>
+      <w:r>
+        <w:t>/p&gt;</w:t>
+      </w:r>
+    </w:p>
+    <w:p>
+      <w:r>
+        <w:t xml:space="preserve">    &lt;/section&gt;</w:t>
+      </w:r>
+    </w:p>
+    <w:p>
+      <w:r>
+        <w:t>&lt;/main&gt;</w:t>
+      </w:r>
+    </w:p>
+    <w:p>
+      <w:pPr>
+        <w:rPr>
+          <w:b/>
+          <w:bCs/>
+        </w:rPr>
+      </w:pPr>
+      <w:r>
+        <w:rPr>
+          <w:b/>
+          <w:bCs/>
+        </w:rPr>
+        <w:t>Breadcrumb Navigation</w:t>
+      </w:r>
+    </w:p>
+    <w:p>
+      <w:r>
+        <w:t>&lt;nav aria-label="Breadcrumb"&gt;</w:t>
+      </w:r>
+    </w:p>
+    <w:p>
+      <w:r>
+        <w:t xml:space="preserve">    &lt;</w:t>
+      </w:r>
+      <w:proofErr w:type="spellStart"/>
+      <w:r>
+        <w:t>ol</w:t>
+      </w:r>
+      <w:proofErr w:type="spellEnd"/>
+      <w:r>
+        <w:t>&gt;</w:t>
+      </w:r>
+    </w:p>
+    <w:p>
+      <w:r>
+        <w:lastRenderedPageBreak/>
+        <w:t xml:space="preserve">        &lt;li&gt;&lt;a </w:t>
+      </w:r>
+      <w:proofErr w:type="spellStart"/>
+      <w:r>
+        <w:t>href</w:t>
+      </w:r>
+      <w:proofErr w:type="spellEnd"/>
+      <w:r>
+        <w:t>="index.html"&gt;Home&lt;/a&gt;&lt;/li&gt;</w:t>
+      </w:r>
+    </w:p>
+    <w:p>
+      <w:r>
+        <w:t xml:space="preserve">        &lt;li aria-current="page"&gt;Dashboard&lt;/li&gt;</w:t>
+      </w:r>
+    </w:p>
+    <w:p>
+      <w:r>
+        <w:t xml:space="preserve">    &lt;/</w:t>
+      </w:r>
+      <w:proofErr w:type="spellStart"/>
+      <w:r>
+        <w:t>ol</w:t>
+      </w:r>
+      <w:proofErr w:type="spellEnd"/>
+      <w:r>
+        <w:t>&gt;</w:t>
+      </w:r>
+    </w:p>
+    <w:p>
+      <w:r>
+        <w:t>&lt;/nav&gt;</w:t>
+      </w:r>
+    </w:p>
+    <w:p>
+      <w:pPr>
+        <w:rPr>
+          <w:b/>
+          <w:bCs/>
+        </w:rPr>
+      </w:pPr>
+      <w:r>
+        <w:rPr>
+          <w:b/>
+          <w:bCs/>
+        </w:rPr>
+        <w:t>Accessible Form</w:t>
+      </w:r>
+    </w:p>
+    <w:p>
+      <w:r>
+        <w:t>&lt;label for="email"&gt;Email Address&lt;/label&gt;</w:t>
+      </w:r>
+    </w:p>
+    <w:p>
+      <w:r>
+        <w:t>&lt;input type="email" id="email" name="email" required&gt;</w:t>
+      </w:r>
+    </w:p>
+    <w:p/>
     <w:p>
       <w:pPr>
         <w:rPr>
@@ -38,29 +1344,974 @@
           <w:sz w:val="28"/>
           <w:szCs w:val="28"/>
         </w:rPr>
-        <w:t>Title</w:t>
-      </w:r>
-    </w:p>
-    <w:p>
-      <w:pPr>
-        <w:rPr>
+        <w:t>10. Screenshots</w:t>
+      </w:r>
+    </w:p>
+    <w:p>
+      <w:pPr>
+        <w:rPr>
+          <w:b/>
+          <w:bCs/>
+        </w:rPr>
+      </w:pPr>
+      <w:r>
+        <w:rPr>
+          <w:b/>
+          <w:bCs/>
+        </w:rPr>
+        <w:t>10.1 Home Page</w:t>
+      </w:r>
+    </w:p>
+    <w:p>
+      <w:pPr>
+        <w:rPr>
+          <w:b/>
+          <w:bCs/>
+        </w:rPr>
+      </w:pPr>
+      <w:r>
+        <w:rPr>
+          <w:b/>
+          <w:bCs/>
+        </w:rPr>
+        <w:drawing>
+          <wp:inline distT="0" distB="0" distL="0" distR="0" wp14:anchorId="22643C12" wp14:editId="25BBD3FA">
+            <wp:extent cx="4960811" cy="5558790"/>
+            <wp:effectExtent l="0" t="0" r="0" b="3810"/>
+            <wp:docPr id="1295560591" name="Picture 1"/>
+            <wp:cNvGraphicFramePr>
+              <a:graphicFrameLocks xmlns:a="http://schemas.openxmlformats.org/drawingml/2006/main" noChangeAspect="1"/>
+            </wp:cNvGraphicFramePr>
+            <a:graphic xmlns:a="http://schemas.openxmlformats.org/drawingml/2006/main">
+              <a:graphicData uri="http://schemas.openxmlformats.org/drawingml/2006/picture">
+                <pic:pic xmlns:pic="http://schemas.openxmlformats.org/drawingml/2006/picture">
+                  <pic:nvPicPr>
+                    <pic:cNvPr id="1295560591" name=""/>
+                    <pic:cNvPicPr/>
+                  </pic:nvPicPr>
+                  <pic:blipFill>
+                    <a:blip r:embed="rId8"/>
+                    <a:stretch>
+                      <a:fillRect/>
+                    </a:stretch>
+                  </pic:blipFill>
+                  <pic:spPr>
+                    <a:xfrm>
+                      <a:off x="0" y="0"/>
+                      <a:ext cx="4966845" cy="5565552"/>
+                    </a:xfrm>
+                    <a:prstGeom prst="rect">
+                      <a:avLst/>
+                    </a:prstGeom>
+                  </pic:spPr>
+                </pic:pic>
+              </a:graphicData>
+            </a:graphic>
+          </wp:inline>
+        </w:drawing>
+      </w:r>
+    </w:p>
+    <w:p>
+      <w:pPr>
+        <w:rPr>
+          <w:b/>
+          <w:bCs/>
+        </w:rPr>
+      </w:pPr>
+      <w:r>
+        <w:rPr>
+          <w:b/>
+          <w:bCs/>
+        </w:rPr>
+        <w:lastRenderedPageBreak/>
+        <w:t>10.2 About Page</w:t>
+      </w:r>
+    </w:p>
+    <w:p>
+      <w:pPr>
+        <w:rPr>
+          <w:b/>
+          <w:bCs/>
+        </w:rPr>
+      </w:pPr>
+      <w:r>
+        <w:rPr>
+          <w:b/>
+          <w:bCs/>
+        </w:rPr>
+        <w:drawing>
+          <wp:inline distT="0" distB="0" distL="0" distR="0" wp14:anchorId="2D24ACC4" wp14:editId="1862900B">
+            <wp:extent cx="6109335" cy="6314422"/>
+            <wp:effectExtent l="0" t="0" r="5715" b="0"/>
+            <wp:docPr id="966943385" name="Picture 1"/>
+            <wp:cNvGraphicFramePr>
+              <a:graphicFrameLocks xmlns:a="http://schemas.openxmlformats.org/drawingml/2006/main" noChangeAspect="1"/>
+            </wp:cNvGraphicFramePr>
+            <a:graphic xmlns:a="http://schemas.openxmlformats.org/drawingml/2006/main">
+              <a:graphicData uri="http://schemas.openxmlformats.org/drawingml/2006/picture">
+                <pic:pic xmlns:pic="http://schemas.openxmlformats.org/drawingml/2006/picture">
+                  <pic:nvPicPr>
+                    <pic:cNvPr id="966943385" name=""/>
+                    <pic:cNvPicPr/>
+                  </pic:nvPicPr>
+                  <pic:blipFill>
+                    <a:blip r:embed="rId9"/>
+                    <a:stretch>
+                      <a:fillRect/>
+                    </a:stretch>
+                  </pic:blipFill>
+                  <pic:spPr>
+                    <a:xfrm>
+                      <a:off x="0" y="0"/>
+                      <a:ext cx="6151075" cy="6357563"/>
+                    </a:xfrm>
+                    <a:prstGeom prst="rect">
+                      <a:avLst/>
+                    </a:prstGeom>
+                  </pic:spPr>
+                </pic:pic>
+              </a:graphicData>
+            </a:graphic>
+          </wp:inline>
+        </w:drawing>
+      </w:r>
+    </w:p>
+    <w:p>
+      <w:pPr>
+        <w:rPr>
+          <w:b/>
+          <w:bCs/>
+        </w:rPr>
+      </w:pPr>
+    </w:p>
+    <w:p>
+      <w:pPr>
+        <w:rPr>
+          <w:b/>
+          <w:bCs/>
+        </w:rPr>
+      </w:pPr>
+    </w:p>
+    <w:p>
+      <w:pPr>
+        <w:rPr>
+          <w:b/>
+          <w:bCs/>
+        </w:rPr>
+      </w:pPr>
+    </w:p>
+    <w:p>
+      <w:pPr>
+        <w:rPr>
+          <w:b/>
+          <w:bCs/>
+        </w:rPr>
+      </w:pPr>
+    </w:p>
+    <w:p>
+      <w:pPr>
+        <w:rPr>
+          <w:b/>
+          <w:bCs/>
+        </w:rPr>
+      </w:pPr>
+    </w:p>
+    <w:p>
+      <w:pPr>
+        <w:rPr>
+          <w:b/>
+          <w:bCs/>
+        </w:rPr>
+      </w:pPr>
+    </w:p>
+    <w:p>
+      <w:pPr>
+        <w:rPr>
+          <w:b/>
+          <w:bCs/>
+        </w:rPr>
+      </w:pPr>
+    </w:p>
+    <w:p>
+      <w:pPr>
+        <w:rPr>
+          <w:b/>
+          <w:bCs/>
+        </w:rPr>
+      </w:pPr>
+      <w:r>
+        <w:rPr>
+          <w:b/>
+          <w:bCs/>
+        </w:rPr>
+        <w:lastRenderedPageBreak/>
+        <w:t>10.</w:t>
+      </w:r>
+      <w:r>
+        <w:rPr>
+          <w:b/>
+          <w:bCs/>
+        </w:rPr>
+        <w:t>3</w:t>
+      </w:r>
+      <w:r>
+        <w:rPr>
+          <w:b/>
+          <w:bCs/>
+        </w:rPr>
+        <w:t xml:space="preserve"> Events</w:t>
+      </w:r>
+    </w:p>
+    <w:p>
+      <w:pPr>
+        <w:rPr>
+          <w:b/>
+          <w:bCs/>
+        </w:rPr>
+      </w:pPr>
+      <w:r>
+        <w:rPr>
+          <w:b/>
+          <w:bCs/>
+        </w:rPr>
+        <w:drawing>
+          <wp:inline distT="0" distB="0" distL="0" distR="0" wp14:anchorId="1D91C721" wp14:editId="7C90F8A1">
+            <wp:extent cx="5692633" cy="7795936"/>
+            <wp:effectExtent l="0" t="0" r="3810" b="0"/>
+            <wp:docPr id="863804967" name="Picture 1"/>
+            <wp:cNvGraphicFramePr>
+              <a:graphicFrameLocks xmlns:a="http://schemas.openxmlformats.org/drawingml/2006/main" noChangeAspect="1"/>
+            </wp:cNvGraphicFramePr>
+            <a:graphic xmlns:a="http://schemas.openxmlformats.org/drawingml/2006/main">
+              <a:graphicData uri="http://schemas.openxmlformats.org/drawingml/2006/picture">
+                <pic:pic xmlns:pic="http://schemas.openxmlformats.org/drawingml/2006/picture">
+                  <pic:nvPicPr>
+                    <pic:cNvPr id="863804967" name=""/>
+                    <pic:cNvPicPr/>
+                  </pic:nvPicPr>
+                  <pic:blipFill>
+                    <a:blip r:embed="rId10"/>
+                    <a:stretch>
+                      <a:fillRect/>
+                    </a:stretch>
+                  </pic:blipFill>
+                  <pic:spPr>
+                    <a:xfrm>
+                      <a:off x="0" y="0"/>
+                      <a:ext cx="5692633" cy="7795936"/>
+                    </a:xfrm>
+                    <a:prstGeom prst="rect">
+                      <a:avLst/>
+                    </a:prstGeom>
+                  </pic:spPr>
+                </pic:pic>
+              </a:graphicData>
+            </a:graphic>
+          </wp:inline>
+        </w:drawing>
+      </w:r>
+    </w:p>
+    <w:p>
+      <w:pPr>
+        <w:rPr>
+          <w:b/>
+          <w:bCs/>
+        </w:rPr>
+      </w:pPr>
+    </w:p>
+    <w:p>
+      <w:pPr>
+        <w:rPr>
+          <w:b/>
+          <w:bCs/>
+        </w:rPr>
+      </w:pPr>
+    </w:p>
+    <w:p>
+      <w:pPr>
+        <w:rPr>
+          <w:b/>
+          <w:bCs/>
+        </w:rPr>
+      </w:pPr>
+      <w:r>
+        <w:rPr>
+          <w:b/>
+          <w:bCs/>
+        </w:rPr>
+        <w:lastRenderedPageBreak/>
+        <w:t>10.</w:t>
+      </w:r>
+      <w:r>
+        <w:rPr>
+          <w:b/>
+          <w:bCs/>
+        </w:rPr>
+        <w:t>4</w:t>
+      </w:r>
+      <w:r>
+        <w:rPr>
+          <w:b/>
+          <w:bCs/>
+        </w:rPr>
+        <w:t xml:space="preserve"> Login</w:t>
+      </w:r>
+    </w:p>
+    <w:p>
+      <w:pPr>
+        <w:rPr>
+          <w:b/>
+          <w:bCs/>
+        </w:rPr>
+      </w:pPr>
+      <w:r>
+        <w:rPr>
+          <w:b/>
+          <w:bCs/>
+        </w:rPr>
+        <w:drawing>
+          <wp:inline distT="0" distB="0" distL="0" distR="0" wp14:anchorId="061A06ED" wp14:editId="2F885B62">
+            <wp:extent cx="5151566" cy="7018628"/>
+            <wp:effectExtent l="0" t="0" r="0" b="0"/>
+            <wp:docPr id="1332892109" name="Picture 1"/>
+            <wp:cNvGraphicFramePr>
+              <a:graphicFrameLocks xmlns:a="http://schemas.openxmlformats.org/drawingml/2006/main" noChangeAspect="1"/>
+            </wp:cNvGraphicFramePr>
+            <a:graphic xmlns:a="http://schemas.openxmlformats.org/drawingml/2006/main">
+              <a:graphicData uri="http://schemas.openxmlformats.org/drawingml/2006/picture">
+                <pic:pic xmlns:pic="http://schemas.openxmlformats.org/drawingml/2006/picture">
+                  <pic:nvPicPr>
+                    <pic:cNvPr id="1332892109" name=""/>
+                    <pic:cNvPicPr/>
+                  </pic:nvPicPr>
+                  <pic:blipFill>
+                    <a:blip r:embed="rId11"/>
+                    <a:stretch>
+                      <a:fillRect/>
+                    </a:stretch>
+                  </pic:blipFill>
+                  <pic:spPr>
+                    <a:xfrm>
+                      <a:off x="0" y="0"/>
+                      <a:ext cx="5151566" cy="7018628"/>
+                    </a:xfrm>
+                    <a:prstGeom prst="rect">
+                      <a:avLst/>
+                    </a:prstGeom>
+                  </pic:spPr>
+                </pic:pic>
+              </a:graphicData>
+            </a:graphic>
+          </wp:inline>
+        </w:drawing>
+      </w:r>
+    </w:p>
+    <w:p/>
+    <w:p/>
+    <w:p/>
+    <w:p>
+      <w:pPr>
+        <w:rPr>
+          <w:b/>
+          <w:bCs/>
+        </w:rPr>
+      </w:pPr>
+    </w:p>
+    <w:p>
+      <w:pPr>
+        <w:rPr>
+          <w:b/>
+          <w:bCs/>
+        </w:rPr>
+      </w:pPr>
+      <w:r>
+        <w:rPr>
+          <w:b/>
+          <w:bCs/>
+        </w:rPr>
+        <w:lastRenderedPageBreak/>
+        <w:t xml:space="preserve">10.5 </w:t>
+      </w:r>
+      <w:r>
+        <w:rPr>
+          <w:b/>
+          <w:bCs/>
+        </w:rPr>
+        <w:t xml:space="preserve">Register </w:t>
+      </w:r>
+    </w:p>
+    <w:p>
+      <w:pPr>
+        <w:rPr>
+          <w:b/>
+          <w:bCs/>
+        </w:rPr>
+      </w:pPr>
+      <w:r>
+        <w:rPr>
+          <w:b/>
+          <w:bCs/>
+        </w:rPr>
+        <w:drawing>
+          <wp:inline distT="0" distB="0" distL="0" distR="0" wp14:anchorId="1007DA3C" wp14:editId="3F009FE3">
+            <wp:extent cx="5731510" cy="7563485"/>
+            <wp:effectExtent l="0" t="0" r="2540" b="0"/>
+            <wp:docPr id="1029197113" name="Picture 1"/>
+            <wp:cNvGraphicFramePr>
+              <a:graphicFrameLocks xmlns:a="http://schemas.openxmlformats.org/drawingml/2006/main" noChangeAspect="1"/>
+            </wp:cNvGraphicFramePr>
+            <a:graphic xmlns:a="http://schemas.openxmlformats.org/drawingml/2006/main">
+              <a:graphicData uri="http://schemas.openxmlformats.org/drawingml/2006/picture">
+                <pic:pic xmlns:pic="http://schemas.openxmlformats.org/drawingml/2006/picture">
+                  <pic:nvPicPr>
+                    <pic:cNvPr id="1029197113" name=""/>
+                    <pic:cNvPicPr/>
+                  </pic:nvPicPr>
+                  <pic:blipFill>
+                    <a:blip r:embed="rId12"/>
+                    <a:stretch>
+                      <a:fillRect/>
+                    </a:stretch>
+                  </pic:blipFill>
+                  <pic:spPr>
+                    <a:xfrm>
+                      <a:off x="0" y="0"/>
+                      <a:ext cx="5731510" cy="7563485"/>
+                    </a:xfrm>
+                    <a:prstGeom prst="rect">
+                      <a:avLst/>
+                    </a:prstGeom>
+                  </pic:spPr>
+                </pic:pic>
+              </a:graphicData>
+            </a:graphic>
+          </wp:inline>
+        </w:drawing>
+      </w:r>
+    </w:p>
+    <w:p>
+      <w:pPr>
+        <w:rPr>
+          <w:b/>
+          <w:bCs/>
+        </w:rPr>
+      </w:pPr>
+    </w:p>
+    <w:p>
+      <w:pPr>
+        <w:rPr>
+          <w:b/>
+          <w:bCs/>
+        </w:rPr>
+      </w:pPr>
+    </w:p>
+    <w:p>
+      <w:pPr>
+        <w:rPr>
+          <w:b/>
+          <w:bCs/>
+        </w:rPr>
+      </w:pPr>
+    </w:p>
+    <w:p>
+      <w:pPr>
+        <w:rPr>
+          <w:b/>
+          <w:bCs/>
+        </w:rPr>
+      </w:pPr>
+      <w:r>
+        <w:rPr>
+          <w:b/>
+          <w:bCs/>
+        </w:rPr>
+        <w:lastRenderedPageBreak/>
+        <w:t>10.</w:t>
+      </w:r>
+      <w:r>
+        <w:rPr>
+          <w:b/>
+          <w:bCs/>
+        </w:rPr>
+        <w:t>6</w:t>
+      </w:r>
+      <w:r>
+        <w:rPr>
+          <w:b/>
+          <w:bCs/>
+        </w:rPr>
+        <w:t xml:space="preserve"> Dashboard </w:t>
+      </w:r>
+      <w:r>
+        <w:rPr>
+          <w:b/>
+          <w:bCs/>
+        </w:rPr>
+        <w:t>with quick link</w:t>
+      </w:r>
+    </w:p>
+    <w:p>
+      <w:pPr>
+        <w:rPr>
+          <w:b/>
+          <w:bCs/>
+        </w:rPr>
+      </w:pPr>
+      <w:r>
+        <w:rPr>
+          <w:b/>
+          <w:bCs/>
+        </w:rPr>
+        <w:drawing>
+          <wp:inline distT="0" distB="0" distL="0" distR="0" wp14:anchorId="7A674B7C" wp14:editId="67C7D885">
+            <wp:extent cx="4610500" cy="7163421"/>
+            <wp:effectExtent l="0" t="0" r="0" b="0"/>
+            <wp:docPr id="1637268199" name="Picture 1"/>
+            <wp:cNvGraphicFramePr>
+              <a:graphicFrameLocks xmlns:a="http://schemas.openxmlformats.org/drawingml/2006/main" noChangeAspect="1"/>
+            </wp:cNvGraphicFramePr>
+            <a:graphic xmlns:a="http://schemas.openxmlformats.org/drawingml/2006/main">
+              <a:graphicData uri="http://schemas.openxmlformats.org/drawingml/2006/picture">
+                <pic:pic xmlns:pic="http://schemas.openxmlformats.org/drawingml/2006/picture">
+                  <pic:nvPicPr>
+                    <pic:cNvPr id="1637268199" name=""/>
+                    <pic:cNvPicPr/>
+                  </pic:nvPicPr>
+                  <pic:blipFill>
+                    <a:blip r:embed="rId13"/>
+                    <a:stretch>
+                      <a:fillRect/>
+                    </a:stretch>
+                  </pic:blipFill>
+                  <pic:spPr>
+                    <a:xfrm>
+                      <a:off x="0" y="0"/>
+                      <a:ext cx="4610500" cy="7163421"/>
+                    </a:xfrm>
+                    <a:prstGeom prst="rect">
+                      <a:avLst/>
+                    </a:prstGeom>
+                  </pic:spPr>
+                </pic:pic>
+              </a:graphicData>
+            </a:graphic>
+          </wp:inline>
+        </w:drawing>
+      </w:r>
+    </w:p>
+    <w:p>
+      <w:pPr>
+        <w:rPr>
+          <w:b/>
+          <w:bCs/>
+        </w:rPr>
+      </w:pPr>
+    </w:p>
+    <w:p>
+      <w:pPr>
+        <w:rPr>
+          <w:b/>
+          <w:bCs/>
+        </w:rPr>
+      </w:pPr>
+    </w:p>
+    <w:p>
+      <w:pPr>
+        <w:rPr>
+          <w:b/>
+          <w:bCs/>
+        </w:rPr>
+      </w:pPr>
+    </w:p>
+    <w:p>
+      <w:pPr>
+        <w:rPr>
+          <w:b/>
+          <w:bCs/>
+        </w:rPr>
+      </w:pPr>
+    </w:p>
+    <w:p>
+      <w:pPr>
+        <w:rPr>
+          <w:b/>
+          <w:bCs/>
+        </w:rPr>
+      </w:pPr>
+      <w:r>
+        <w:rPr>
+          <w:b/>
+          <w:bCs/>
+        </w:rPr>
+        <w:lastRenderedPageBreak/>
+        <w:t>10.</w:t>
+      </w:r>
+      <w:r>
+        <w:rPr>
+          <w:b/>
+          <w:bCs/>
+        </w:rPr>
+        <w:t>7</w:t>
+      </w:r>
+      <w:r>
+        <w:rPr>
+          <w:b/>
+          <w:bCs/>
+        </w:rPr>
+        <w:t xml:space="preserve"> Profile </w:t>
+      </w:r>
+    </w:p>
+    <w:p>
+      <w:pPr>
+        <w:rPr>
+          <w:b/>
+          <w:bCs/>
+        </w:rPr>
+      </w:pPr>
+      <w:r>
+        <w:rPr>
+          <w:b/>
+          <w:bCs/>
+        </w:rPr>
+        <w:drawing>
+          <wp:inline distT="0" distB="0" distL="0" distR="0" wp14:anchorId="634AD6C6" wp14:editId="491E4830">
+            <wp:extent cx="5410669" cy="7788315"/>
+            <wp:effectExtent l="0" t="0" r="0" b="3175"/>
+            <wp:docPr id="972066710" name="Picture 1"/>
+            <wp:cNvGraphicFramePr>
+              <a:graphicFrameLocks xmlns:a="http://schemas.openxmlformats.org/drawingml/2006/main" noChangeAspect="1"/>
+            </wp:cNvGraphicFramePr>
+            <a:graphic xmlns:a="http://schemas.openxmlformats.org/drawingml/2006/main">
+              <a:graphicData uri="http://schemas.openxmlformats.org/drawingml/2006/picture">
+                <pic:pic xmlns:pic="http://schemas.openxmlformats.org/drawingml/2006/picture">
+                  <pic:nvPicPr>
+                    <pic:cNvPr id="972066710" name=""/>
+                    <pic:cNvPicPr/>
+                  </pic:nvPicPr>
+                  <pic:blipFill>
+                    <a:blip r:embed="rId14"/>
+                    <a:stretch>
+                      <a:fillRect/>
+                    </a:stretch>
+                  </pic:blipFill>
+                  <pic:spPr>
+                    <a:xfrm>
+                      <a:off x="0" y="0"/>
+                      <a:ext cx="5410669" cy="7788315"/>
+                    </a:xfrm>
+                    <a:prstGeom prst="rect">
+                      <a:avLst/>
+                    </a:prstGeom>
+                  </pic:spPr>
+                </pic:pic>
+              </a:graphicData>
+            </a:graphic>
+          </wp:inline>
+        </w:drawing>
+      </w:r>
+    </w:p>
+    <w:p>
+      <w:pPr>
+        <w:rPr>
+          <w:b/>
+          <w:bCs/>
+        </w:rPr>
+      </w:pPr>
+    </w:p>
+    <w:p>
+      <w:pPr>
+        <w:rPr>
+          <w:b/>
+          <w:bCs/>
+        </w:rPr>
+      </w:pPr>
+    </w:p>
+    <w:p>
+      <w:pPr>
+        <w:rPr>
+          <w:b/>
+          <w:bCs/>
+        </w:rPr>
+      </w:pPr>
+      <w:r>
+        <w:rPr>
+          <w:b/>
+          <w:bCs/>
+        </w:rPr>
+        <w:lastRenderedPageBreak/>
+        <w:t>10.8 Contact</w:t>
+      </w:r>
+    </w:p>
+    <w:p>
+      <w:pPr>
+        <w:rPr>
+          <w:b/>
+          <w:bCs/>
+        </w:rPr>
+      </w:pPr>
+      <w:r>
+        <w:rPr>
+          <w:b/>
+          <w:bCs/>
+        </w:rPr>
+        <w:drawing>
+          <wp:inline distT="0" distB="0" distL="0" distR="0" wp14:anchorId="1B77E2D7" wp14:editId="61460581">
+            <wp:extent cx="4267570" cy="7773074"/>
+            <wp:effectExtent l="0" t="0" r="0" b="0"/>
+            <wp:docPr id="621549921" name="Picture 1"/>
+            <wp:cNvGraphicFramePr>
+              <a:graphicFrameLocks xmlns:a="http://schemas.openxmlformats.org/drawingml/2006/main" noChangeAspect="1"/>
+            </wp:cNvGraphicFramePr>
+            <a:graphic xmlns:a="http://schemas.openxmlformats.org/drawingml/2006/main">
+              <a:graphicData uri="http://schemas.openxmlformats.org/drawingml/2006/picture">
+                <pic:pic xmlns:pic="http://schemas.openxmlformats.org/drawingml/2006/picture">
+                  <pic:nvPicPr>
+                    <pic:cNvPr id="621549921" name=""/>
+                    <pic:cNvPicPr/>
+                  </pic:nvPicPr>
+                  <pic:blipFill>
+                    <a:blip r:embed="rId15"/>
+                    <a:stretch>
+                      <a:fillRect/>
+                    </a:stretch>
+                  </pic:blipFill>
+                  <pic:spPr>
+                    <a:xfrm>
+                      <a:off x="0" y="0"/>
+                      <a:ext cx="4267570" cy="7773074"/>
+                    </a:xfrm>
+                    <a:prstGeom prst="rect">
+                      <a:avLst/>
+                    </a:prstGeom>
+                  </pic:spPr>
+                </pic:pic>
+              </a:graphicData>
+            </a:graphic>
+          </wp:inline>
+        </w:drawing>
+      </w:r>
+    </w:p>
+    <w:p>
+      <w:pPr>
+        <w:rPr>
+          <w:b/>
+          <w:bCs/>
+        </w:rPr>
+      </w:pPr>
+    </w:p>
+    <w:p>
+      <w:pPr>
+        <w:rPr>
+          <w:b/>
+          <w:bCs/>
+        </w:rPr>
+      </w:pPr>
+    </w:p>
+    <w:p>
+      <w:pPr>
+        <w:rPr>
+          <w:b/>
+          <w:bCs/>
+        </w:rPr>
+      </w:pPr>
+      <w:r>
+        <w:rPr>
+          <w:b/>
+          <w:bCs/>
+        </w:rPr>
+        <w:lastRenderedPageBreak/>
+        <w:t>10.</w:t>
+      </w:r>
+      <w:r>
+        <w:rPr>
+          <w:b/>
+          <w:bCs/>
+        </w:rPr>
+        <w:t xml:space="preserve">9 </w:t>
+      </w:r>
+      <w:r>
+        <w:rPr>
+          <w:b/>
+          <w:bCs/>
+        </w:rPr>
+        <w:t>Admin &amp; FAQ</w:t>
+      </w:r>
+    </w:p>
+    <w:p>
+      <w:pPr>
+        <w:rPr>
+          <w:b/>
+          <w:bCs/>
+        </w:rPr>
+      </w:pPr>
+      <w:r>
+        <w:rPr>
+          <w:b/>
+          <w:bCs/>
+        </w:rPr>
+        <w:drawing>
+          <wp:inline distT="0" distB="0" distL="0" distR="0" wp14:anchorId="65ECAAF1" wp14:editId="4366CF92">
+            <wp:extent cx="5395428" cy="7414903"/>
+            <wp:effectExtent l="0" t="0" r="0" b="0"/>
+            <wp:docPr id="1924684432" name="Picture 1"/>
+            <wp:cNvGraphicFramePr>
+              <a:graphicFrameLocks xmlns:a="http://schemas.openxmlformats.org/drawingml/2006/main" noChangeAspect="1"/>
+            </wp:cNvGraphicFramePr>
+            <a:graphic xmlns:a="http://schemas.openxmlformats.org/drawingml/2006/main">
+              <a:graphicData uri="http://schemas.openxmlformats.org/drawingml/2006/picture">
+                <pic:pic xmlns:pic="http://schemas.openxmlformats.org/drawingml/2006/picture">
+                  <pic:nvPicPr>
+                    <pic:cNvPr id="1924684432" name=""/>
+                    <pic:cNvPicPr/>
+                  </pic:nvPicPr>
+                  <pic:blipFill>
+                    <a:blip r:embed="rId16"/>
+                    <a:stretch>
+                      <a:fillRect/>
+                    </a:stretch>
+                  </pic:blipFill>
+                  <pic:spPr>
+                    <a:xfrm>
+                      <a:off x="0" y="0"/>
+                      <a:ext cx="5395428" cy="7414903"/>
+                    </a:xfrm>
+                    <a:prstGeom prst="rect">
+                      <a:avLst/>
+                    </a:prstGeom>
+                  </pic:spPr>
+                </pic:pic>
+              </a:graphicData>
+            </a:graphic>
+          </wp:inline>
+        </w:drawing>
+      </w:r>
+    </w:p>
+    <w:p>
+      <w:pPr>
+        <w:rPr>
+          <w:b/>
+          <w:bCs/>
+        </w:rPr>
+      </w:pPr>
+    </w:p>
+    <w:p>
+      <w:pPr>
+        <w:rPr>
+          <w:b/>
+          <w:bCs/>
+        </w:rPr>
+      </w:pPr>
+    </w:p>
+    <w:p>
+      <w:pPr>
+        <w:rPr>
+          <w:b/>
+          <w:bCs/>
+        </w:rPr>
+      </w:pPr>
+    </w:p>
+    <w:p>
+      <w:pPr>
+        <w:rPr>
+          <w:b/>
+          <w:bCs/>
+        </w:rPr>
+      </w:pPr>
+      <w:r>
+        <w:rPr>
+          <w:b/>
+          <w:bCs/>
+        </w:rPr>
+        <w:lastRenderedPageBreak/>
+        <w:t>10.</w:t>
+      </w:r>
+      <w:r>
+        <w:rPr>
+          <w:b/>
+          <w:bCs/>
+        </w:rPr>
+        <w:t>10</w:t>
+      </w:r>
+      <w:r>
+        <w:rPr>
+          <w:b/>
+          <w:bCs/>
+        </w:rPr>
+        <w:t xml:space="preserve"> Feedback</w:t>
+      </w:r>
+    </w:p>
+    <w:p>
+      <w:pPr>
+        <w:rPr>
+          <w:b/>
+          <w:bCs/>
+        </w:rPr>
+      </w:pPr>
+      <w:r>
+        <w:rPr>
+          <w:b/>
+          <w:bCs/>
+        </w:rPr>
+        <w:drawing>
+          <wp:inline distT="0" distB="0" distL="0" distR="0" wp14:anchorId="01E35A4D" wp14:editId="0A0BEEC7">
+            <wp:extent cx="5715495" cy="7750212"/>
+            <wp:effectExtent l="0" t="0" r="0" b="3175"/>
+            <wp:docPr id="2053212316" name="Picture 1"/>
+            <wp:cNvGraphicFramePr>
+              <a:graphicFrameLocks xmlns:a="http://schemas.openxmlformats.org/drawingml/2006/main" noChangeAspect="1"/>
+            </wp:cNvGraphicFramePr>
+            <a:graphic xmlns:a="http://schemas.openxmlformats.org/drawingml/2006/main">
+              <a:graphicData uri="http://schemas.openxmlformats.org/drawingml/2006/picture">
+                <pic:pic xmlns:pic="http://schemas.openxmlformats.org/drawingml/2006/picture">
+                  <pic:nvPicPr>
+                    <pic:cNvPr id="2053212316" name=""/>
+                    <pic:cNvPicPr/>
+                  </pic:nvPicPr>
+                  <pic:blipFill>
+                    <a:blip r:embed="rId17"/>
+                    <a:stretch>
+                      <a:fillRect/>
+                    </a:stretch>
+                  </pic:blipFill>
+                  <pic:spPr>
+                    <a:xfrm>
+                      <a:off x="0" y="0"/>
+                      <a:ext cx="5715495" cy="7750212"/>
+                    </a:xfrm>
+                    <a:prstGeom prst="rect">
+                      <a:avLst/>
+                    </a:prstGeom>
+                  </pic:spPr>
+                </pic:pic>
+              </a:graphicData>
+            </a:graphic>
+          </wp:inline>
+        </w:drawing>
+      </w:r>
+    </w:p>
+    <w:p>
+      <w:pPr>
+        <w:rPr>
+          <w:b/>
+          <w:bCs/>
           <w:sz w:val="28"/>
           <w:szCs w:val="28"/>
         </w:rPr>
       </w:pPr>
-      <w:r>
-        <w:rPr>
+    </w:p>
+    <w:p>
+      <w:pPr>
+        <w:rPr>
+          <w:b/>
+          <w:bCs/>
           <w:sz w:val="28"/>
           <w:szCs w:val="28"/>
         </w:rPr>
-        <w:t>Semantic HTML5 Pages with Accessibility-Ready Structure</w:t>
-      </w:r>
-    </w:p>
-    <w:p>
-      <w:pPr>
-        <w:rPr>
-          <w:b/>
-          <w:bCs/>
+      </w:pPr>
+    </w:p>
+    <w:p>
+      <w:pPr>
+        <w:rPr>
           <w:sz w:val="28"/>
           <w:szCs w:val="28"/>
         </w:rPr>
@@ -72,660 +2323,42 @@
           <w:sz w:val="28"/>
           <w:szCs w:val="28"/>
         </w:rPr>
-        <w:t>Aim</w:t>
-      </w:r>
-    </w:p>
-    <w:p>
-      <w:pPr>
+        <w:lastRenderedPageBreak/>
+        <w:t>11.</w:t>
+      </w:r>
+      <w:r>
         <w:rPr>
           <w:b/>
           <w:bCs/>
           <w:sz w:val="28"/>
           <w:szCs w:val="28"/>
         </w:rPr>
-      </w:pPr>
-      <w:r>
-        <w:rPr>
+        <w:t xml:space="preserve">Accessibility </w:t>
+      </w:r>
+      <w:proofErr w:type="gramStart"/>
+      <w:r>
+        <w:rPr>
+          <w:b/>
+          <w:bCs/>
           <w:sz w:val="28"/>
           <w:szCs w:val="28"/>
         </w:rPr>
-        <w:t>To develop static HTML5 pages for the StudentHub website using semantic HTML5 elements and accessibility-ready structure</w:t>
+        <w:t>checklist</w:t>
       </w:r>
       <w:r>
         <w:rPr>
           <w:sz w:val="28"/>
           <w:szCs w:val="28"/>
         </w:rPr>
-        <w:t xml:space="preserve"> using html.</w:t>
-      </w:r>
-    </w:p>
-    <w:p>
-      <w:pPr>
-        <w:rPr>
-          <w:b/>
-          <w:bCs/>
+        <w:t xml:space="preserve"> :</w:t>
+      </w:r>
+      <w:proofErr w:type="gramEnd"/>
+      <w:r>
+        <w:rPr>
           <w:sz w:val="28"/>
           <w:szCs w:val="28"/>
         </w:rPr>
-      </w:pPr>
-      <w:r>
-        <w:rPr>
-          <w:b/>
-          <w:bCs/>
-          <w:sz w:val="28"/>
-          <w:szCs w:val="28"/>
-        </w:rPr>
-        <w:t>Objectives</w:t>
-      </w:r>
-    </w:p>
-    <w:p>
-      <w:pPr>
-        <w:numPr>
-          <w:ilvl w:val="0"/>
-          <w:numId w:val="1"/>
-        </w:numPr>
-        <w:rPr>
-          <w:sz w:val="28"/>
-          <w:szCs w:val="28"/>
-        </w:rPr>
-      </w:pPr>
-      <w:r>
-        <w:rPr>
-          <w:sz w:val="28"/>
-          <w:szCs w:val="28"/>
-        </w:rPr>
-        <w:t xml:space="preserve">To understand HTML5 semantic elements. </w:t>
-      </w:r>
-    </w:p>
-    <w:p>
-      <w:pPr>
-        <w:numPr>
-          <w:ilvl w:val="0"/>
-          <w:numId w:val="1"/>
-        </w:numPr>
-        <w:rPr>
-          <w:sz w:val="28"/>
-          <w:szCs w:val="28"/>
-        </w:rPr>
-      </w:pPr>
-      <w:r>
-        <w:rPr>
-          <w:sz w:val="28"/>
-          <w:szCs w:val="28"/>
-        </w:rPr>
-        <w:t xml:space="preserve">To create accessible web page structures. </w:t>
-      </w:r>
-    </w:p>
-    <w:p>
-      <w:pPr>
-        <w:numPr>
-          <w:ilvl w:val="0"/>
-          <w:numId w:val="1"/>
-        </w:numPr>
-        <w:rPr>
-          <w:sz w:val="28"/>
-          <w:szCs w:val="28"/>
-        </w:rPr>
-      </w:pPr>
-      <w:r>
-        <w:rPr>
-          <w:sz w:val="28"/>
-          <w:szCs w:val="28"/>
-        </w:rPr>
-        <w:t xml:space="preserve">To link multiple pages together. </w:t>
-      </w:r>
-    </w:p>
-    <w:p>
-      <w:pPr>
-        <w:numPr>
-          <w:ilvl w:val="0"/>
-          <w:numId w:val="1"/>
-        </w:numPr>
-        <w:rPr>
-          <w:sz w:val="28"/>
-          <w:szCs w:val="28"/>
-        </w:rPr>
-      </w:pPr>
-      <w:r>
-        <w:rPr>
-          <w:sz w:val="28"/>
-          <w:szCs w:val="28"/>
-        </w:rPr>
-        <w:t xml:space="preserve">To organize content using proper headings and navigation. </w:t>
-      </w:r>
-    </w:p>
-    <w:p>
-      <w:pPr>
-        <w:numPr>
-          <w:ilvl w:val="0"/>
-          <w:numId w:val="1"/>
-        </w:numPr>
-        <w:rPr>
-          <w:sz w:val="28"/>
-          <w:szCs w:val="28"/>
-        </w:rPr>
-      </w:pPr>
-      <w:r>
-        <w:rPr>
-          <w:sz w:val="28"/>
-          <w:szCs w:val="28"/>
-        </w:rPr>
-        <w:t xml:space="preserve">To improve website readability and accessibility. </w:t>
-      </w:r>
-    </w:p>
-    <w:p>
-      <w:pPr>
-        <w:rPr>
-          <w:b/>
-          <w:bCs/>
-          <w:sz w:val="28"/>
-          <w:szCs w:val="28"/>
-        </w:rPr>
-      </w:pPr>
-      <w:r>
-        <w:rPr>
-          <w:b/>
-          <w:bCs/>
-          <w:sz w:val="28"/>
-          <w:szCs w:val="28"/>
-        </w:rPr>
-        <w:t>Software Requirement</w:t>
-      </w:r>
-    </w:p>
-    <w:p>
-      <w:pPr>
-        <w:numPr>
-          <w:ilvl w:val="0"/>
-          <w:numId w:val="2"/>
-        </w:numPr>
-        <w:rPr>
-          <w:sz w:val="28"/>
-          <w:szCs w:val="28"/>
-        </w:rPr>
-      </w:pPr>
-      <w:r>
-        <w:rPr>
-          <w:sz w:val="28"/>
-          <w:szCs w:val="28"/>
-        </w:rPr>
-        <w:t xml:space="preserve">Visual Studio Code </w:t>
-      </w:r>
-    </w:p>
-    <w:p>
-      <w:pPr>
-        <w:numPr>
-          <w:ilvl w:val="0"/>
-          <w:numId w:val="2"/>
-        </w:numPr>
-        <w:rPr>
-          <w:sz w:val="28"/>
-          <w:szCs w:val="28"/>
-        </w:rPr>
-      </w:pPr>
-      <w:r>
-        <w:rPr>
-          <w:sz w:val="28"/>
-          <w:szCs w:val="28"/>
-        </w:rPr>
-        <w:t xml:space="preserve">Google Chrome / Microsoft Edge </w:t>
-      </w:r>
-    </w:p>
-    <w:p>
-      <w:pPr>
-        <w:numPr>
-          <w:ilvl w:val="0"/>
-          <w:numId w:val="2"/>
-        </w:numPr>
-        <w:rPr>
-          <w:sz w:val="28"/>
-          <w:szCs w:val="28"/>
-        </w:rPr>
-      </w:pPr>
-      <w:r>
-        <w:rPr>
-          <w:sz w:val="28"/>
-          <w:szCs w:val="28"/>
-        </w:rPr>
-        <w:t xml:space="preserve">HTML5 </w:t>
-      </w:r>
-    </w:p>
-    <w:p>
-      <w:pPr>
-        <w:rPr>
-          <w:b/>
-          <w:bCs/>
-          <w:sz w:val="28"/>
-          <w:szCs w:val="28"/>
-        </w:rPr>
-      </w:pPr>
-      <w:r>
-        <w:rPr>
-          <w:b/>
-          <w:bCs/>
-          <w:sz w:val="28"/>
-          <w:szCs w:val="28"/>
-        </w:rPr>
-        <w:t>Theory</w:t>
-      </w:r>
-    </w:p>
-    <w:p>
-      <w:pPr>
-        <w:rPr>
-          <w:sz w:val="28"/>
-          <w:szCs w:val="28"/>
-        </w:rPr>
-      </w:pPr>
-      <w:r>
-        <w:rPr>
-          <w:sz w:val="28"/>
-          <w:szCs w:val="28"/>
-        </w:rPr>
-        <w:t>HTML5 provides semantic elements that describe the purpose of different sections of a webpage. These elements improve readability, accessibility, maintainability, and Search Engine Optimization (SEO).</w:t>
-      </w:r>
-    </w:p>
-    <w:p>
-      <w:pPr>
-        <w:rPr>
-          <w:sz w:val="28"/>
-          <w:szCs w:val="28"/>
-        </w:rPr>
-      </w:pPr>
-      <w:r>
-        <w:rPr>
-          <w:sz w:val="28"/>
-          <w:szCs w:val="28"/>
-        </w:rPr>
-        <w:t>Common semantic elements used in this practical are:</w:t>
-      </w:r>
-    </w:p>
-    <w:p>
-      <w:pPr>
-        <w:numPr>
-          <w:ilvl w:val="0"/>
-          <w:numId w:val="6"/>
-        </w:numPr>
-        <w:rPr>
-          <w:sz w:val="28"/>
-          <w:szCs w:val="28"/>
-        </w:rPr>
-      </w:pPr>
-      <w:r>
-        <w:rPr>
-          <w:sz w:val="28"/>
-          <w:szCs w:val="28"/>
-        </w:rPr>
-        <w:t xml:space="preserve">&lt;header&gt; – Defines the header of the webpage. </w:t>
-      </w:r>
-    </w:p>
-    <w:p>
-      <w:pPr>
-        <w:numPr>
-          <w:ilvl w:val="0"/>
-          <w:numId w:val="6"/>
-        </w:numPr>
-        <w:rPr>
-          <w:sz w:val="28"/>
-          <w:szCs w:val="28"/>
-        </w:rPr>
-      </w:pPr>
-      <w:r>
-        <w:rPr>
-          <w:sz w:val="28"/>
-          <w:szCs w:val="28"/>
-        </w:rPr>
-        <w:t xml:space="preserve">&lt;nav&gt; – Contains navigation links. </w:t>
-      </w:r>
-    </w:p>
-    <w:p>
-      <w:pPr>
-        <w:numPr>
-          <w:ilvl w:val="0"/>
-          <w:numId w:val="6"/>
-        </w:numPr>
-        <w:rPr>
-          <w:sz w:val="28"/>
-          <w:szCs w:val="28"/>
-        </w:rPr>
-      </w:pPr>
-      <w:r>
-        <w:rPr>
-          <w:sz w:val="28"/>
-          <w:szCs w:val="28"/>
-        </w:rPr>
-        <w:t xml:space="preserve">&lt;main&gt; – Represents the primary content. </w:t>
-      </w:r>
-    </w:p>
-    <w:p>
-      <w:pPr>
-        <w:numPr>
-          <w:ilvl w:val="0"/>
-          <w:numId w:val="6"/>
-        </w:numPr>
-        <w:rPr>
-          <w:sz w:val="28"/>
-          <w:szCs w:val="28"/>
-        </w:rPr>
-      </w:pPr>
-      <w:r>
-        <w:rPr>
-          <w:sz w:val="28"/>
-          <w:szCs w:val="28"/>
-        </w:rPr>
-        <w:t xml:space="preserve">&lt;section&gt; – Groups related content. </w:t>
-      </w:r>
-    </w:p>
-    <w:p>
-      <w:pPr>
-        <w:numPr>
-          <w:ilvl w:val="0"/>
-          <w:numId w:val="6"/>
-        </w:numPr>
-        <w:rPr>
-          <w:sz w:val="28"/>
-          <w:szCs w:val="28"/>
-        </w:rPr>
-      </w:pPr>
-      <w:r>
-        <w:rPr>
-          <w:sz w:val="28"/>
-          <w:szCs w:val="28"/>
-        </w:rPr>
-        <w:t xml:space="preserve">&lt;article&gt; – Represents independent content. </w:t>
-      </w:r>
-    </w:p>
-    <w:p>
-      <w:pPr>
-        <w:numPr>
-          <w:ilvl w:val="0"/>
-          <w:numId w:val="6"/>
-        </w:numPr>
-        <w:rPr>
-          <w:sz w:val="28"/>
-          <w:szCs w:val="28"/>
-        </w:rPr>
-      </w:pPr>
-      <w:r>
-        <w:rPr>
-          <w:sz w:val="28"/>
-          <w:szCs w:val="28"/>
-        </w:rPr>
-        <w:lastRenderedPageBreak/>
-        <w:t xml:space="preserve">&lt;aside&gt; – Displays additional information. </w:t>
-      </w:r>
-    </w:p>
-    <w:p>
-      <w:pPr>
-        <w:numPr>
-          <w:ilvl w:val="0"/>
-          <w:numId w:val="6"/>
-        </w:numPr>
-        <w:rPr>
-          <w:sz w:val="28"/>
-          <w:szCs w:val="28"/>
-        </w:rPr>
-      </w:pPr>
-      <w:r>
-        <w:rPr>
-          <w:sz w:val="28"/>
-          <w:szCs w:val="28"/>
-        </w:rPr>
-        <w:t xml:space="preserve">&lt;footer&gt; – Defines footer information. </w:t>
-      </w:r>
-    </w:p>
-    <w:p>
-      <w:pPr>
-        <w:rPr>
-          <w:sz w:val="28"/>
-          <w:szCs w:val="28"/>
-        </w:rPr>
-      </w:pPr>
-      <w:r>
-        <w:rPr>
-          <w:sz w:val="28"/>
-          <w:szCs w:val="28"/>
-        </w:rPr>
-        <w:t>Accessibility features include proper headings, labels for forms, alternative text for images, skip navigation links, and breadcrumb navigation.</w:t>
-      </w:r>
-    </w:p>
-    <w:p>
-      <w:pPr>
-        <w:rPr>
-          <w:b/>
-          <w:bCs/>
-          <w:sz w:val="28"/>
-          <w:szCs w:val="28"/>
-        </w:rPr>
-      </w:pPr>
-      <w:r>
-        <w:rPr>
-          <w:b/>
-          <w:bCs/>
-          <w:sz w:val="28"/>
-          <w:szCs w:val="28"/>
-        </w:rPr>
-        <w:t>Algorithm</w:t>
-      </w:r>
-    </w:p>
-    <w:p>
-      <w:pPr>
-        <w:pStyle w:val="ListParagraph"/>
-        <w:numPr>
-          <w:ilvl w:val="0"/>
-          <w:numId w:val="7"/>
-        </w:numPr>
-        <w:rPr>
-          <w:sz w:val="28"/>
-          <w:szCs w:val="28"/>
-        </w:rPr>
-      </w:pPr>
-      <w:r>
-        <w:rPr>
-          <w:sz w:val="28"/>
-          <w:szCs w:val="28"/>
-        </w:rPr>
-        <w:t xml:space="preserve">Create a folder named StudentHub. </w:t>
-      </w:r>
-    </w:p>
-    <w:p>
-      <w:pPr>
-        <w:pStyle w:val="ListParagraph"/>
-        <w:numPr>
-          <w:ilvl w:val="0"/>
-          <w:numId w:val="7"/>
-        </w:numPr>
-        <w:rPr>
-          <w:sz w:val="28"/>
-          <w:szCs w:val="28"/>
-        </w:rPr>
-      </w:pPr>
-      <w:r>
-        <w:rPr>
-          <w:sz w:val="28"/>
-          <w:szCs w:val="28"/>
-        </w:rPr>
-        <w:t xml:space="preserve">Create HTML files for each webpage. </w:t>
-      </w:r>
-    </w:p>
-    <w:p>
-      <w:pPr>
-        <w:pStyle w:val="ListParagraph"/>
-        <w:numPr>
-          <w:ilvl w:val="0"/>
-          <w:numId w:val="7"/>
-        </w:numPr>
-        <w:rPr>
-          <w:sz w:val="28"/>
-          <w:szCs w:val="28"/>
-        </w:rPr>
-      </w:pPr>
-      <w:r>
-        <w:rPr>
-          <w:sz w:val="28"/>
-          <w:szCs w:val="28"/>
-        </w:rPr>
-        <w:t xml:space="preserve">Add semantic HTML5 structure. </w:t>
-      </w:r>
-    </w:p>
-    <w:p>
-      <w:pPr>
-        <w:pStyle w:val="ListParagraph"/>
-        <w:numPr>
-          <w:ilvl w:val="0"/>
-          <w:numId w:val="7"/>
-        </w:numPr>
-        <w:rPr>
-          <w:sz w:val="28"/>
-          <w:szCs w:val="28"/>
-        </w:rPr>
-      </w:pPr>
-      <w:r>
-        <w:rPr>
-          <w:sz w:val="28"/>
-          <w:szCs w:val="28"/>
-        </w:rPr>
-        <w:t xml:space="preserve">Create navigation links between pages. </w:t>
-      </w:r>
-    </w:p>
-    <w:p>
-      <w:pPr>
-        <w:pStyle w:val="ListParagraph"/>
-        <w:numPr>
-          <w:ilvl w:val="0"/>
-          <w:numId w:val="7"/>
-        </w:numPr>
-        <w:rPr>
-          <w:sz w:val="28"/>
-          <w:szCs w:val="28"/>
-        </w:rPr>
-      </w:pPr>
-      <w:r>
-        <w:rPr>
-          <w:sz w:val="28"/>
-          <w:szCs w:val="28"/>
-        </w:rPr>
-        <w:t xml:space="preserve">Add accessible headings and labels. </w:t>
-      </w:r>
-    </w:p>
-    <w:p>
-      <w:pPr>
-        <w:pStyle w:val="ListParagraph"/>
-        <w:numPr>
-          <w:ilvl w:val="0"/>
-          <w:numId w:val="7"/>
-        </w:numPr>
-        <w:rPr>
-          <w:sz w:val="28"/>
-          <w:szCs w:val="28"/>
-        </w:rPr>
-      </w:pPr>
-      <w:r>
-        <w:rPr>
-          <w:sz w:val="28"/>
-          <w:szCs w:val="28"/>
-        </w:rPr>
-        <w:t xml:space="preserve">Save all HTML files. </w:t>
-      </w:r>
-    </w:p>
-    <w:p>
-      <w:pPr>
-        <w:pStyle w:val="ListParagraph"/>
-        <w:numPr>
-          <w:ilvl w:val="0"/>
-          <w:numId w:val="7"/>
-        </w:numPr>
-        <w:rPr>
-          <w:sz w:val="28"/>
-          <w:szCs w:val="28"/>
-        </w:rPr>
-      </w:pPr>
-      <w:r>
-        <w:rPr>
-          <w:sz w:val="28"/>
-          <w:szCs w:val="28"/>
-        </w:rPr>
-        <w:t xml:space="preserve">Open the Home page in a browser. </w:t>
-      </w:r>
-    </w:p>
-    <w:p>
-      <w:pPr>
-        <w:pStyle w:val="ListParagraph"/>
-        <w:numPr>
-          <w:ilvl w:val="0"/>
-          <w:numId w:val="7"/>
-        </w:numPr>
-        <w:rPr>
-          <w:sz w:val="28"/>
-          <w:szCs w:val="28"/>
-        </w:rPr>
-      </w:pPr>
-      <w:r>
-        <w:rPr>
-          <w:sz w:val="28"/>
-          <w:szCs w:val="28"/>
-        </w:rPr>
-        <w:t>Verify page navigation and accessibility.</w:t>
-      </w:r>
-    </w:p>
-    <w:p>
-      <w:pPr>
-        <w:rPr>
-          <w:b/>
-          <w:bCs/>
-          <w:sz w:val="28"/>
-          <w:szCs w:val="28"/>
-        </w:rPr>
-      </w:pPr>
-      <w:r>
-        <w:rPr>
-          <w:b/>
-          <w:bCs/>
-          <w:sz w:val="28"/>
-          <w:szCs w:val="28"/>
-        </w:rPr>
-        <w:t>Code:-</w:t>
-      </w:r>
-    </w:p>
-    <w:p>
-      <w:pPr>
-        <w:rPr>
-          <w:b/>
-          <w:bCs/>
-          <w:sz w:val="28"/>
-          <w:szCs w:val="28"/>
-        </w:rPr>
-      </w:pPr>
-      <w:r>
-        <w:rPr>
-          <w:b/>
-          <w:bCs/>
-          <w:sz w:val="28"/>
-          <w:szCs w:val="28"/>
-        </w:rPr>
-        <w:t>Output:-</w:t>
-      </w:r>
-    </w:p>
-    <w:p>
-      <w:pPr>
-        <w:rPr>
-          <w:sz w:val="28"/>
-          <w:szCs w:val="28"/>
-        </w:rPr>
-      </w:pPr>
-      <w:r>
-        <w:rPr>
-          <w:b/>
-          <w:bCs/>
-          <w:sz w:val="28"/>
-          <w:szCs w:val="28"/>
-        </w:rPr>
-        <w:t>Accessibility checklist</w:t>
-      </w:r>
-      <w:r>
-        <w:rPr>
-          <w:sz w:val="28"/>
-          <w:szCs w:val="28"/>
-        </w:rPr>
-        <w:t xml:space="preserve"> :- </w:t>
+        <w:t xml:space="preserve">- </w:t>
       </w:r>
     </w:p>
     <w:tbl>
@@ -1251,7 +2884,23 @@
                 <w:rStyle w:val="HTMLCode"/>
                 <w:rFonts w:eastAsiaTheme="minorHAnsi"/>
               </w:rPr>
-              <w:t>lang="en"</w:t>
+              <w:t>lang="</w:t>
+            </w:r>
+            <w:proofErr w:type="spellStart"/>
+            <w:r>
+              <w:rPr>
+                <w:rStyle w:val="HTMLCode"/>
+                <w:rFonts w:eastAsiaTheme="minorHAnsi"/>
+              </w:rPr>
+              <w:t>en</w:t>
+            </w:r>
+            <w:proofErr w:type="spellEnd"/>
+            <w:r>
+              <w:rPr>
+                <w:rStyle w:val="HTMLCode"/>
+                <w:rFonts w:eastAsiaTheme="minorHAnsi"/>
+              </w:rPr>
+              <w:t>"</w:t>
             </w:r>
             <w:r>
               <w:t>)</w:t>
@@ -1298,7 +2947,15 @@
               <w:jc w:val="center"/>
             </w:pPr>
             <w:r>
-              <w:t>UTF-8 character encoding is defined</w:t>
+              <w:t>UTF-</w:t>
+            </w:r>
+            <w:proofErr w:type="gramStart"/>
+            <w:r>
+              <w:t>8 character</w:t>
+            </w:r>
+            <w:proofErr w:type="gramEnd"/>
+            <w:r>
+              <w:t xml:space="preserve"> encoding is defined</w:t>
             </w:r>
           </w:p>
         </w:tc>
@@ -1543,88 +3200,133 @@
           </w:p>
         </w:tc>
       </w:tr>
-      <w:tr>
-        <w:trPr>
-          <w:trHeight w:val="50"/>
-        </w:trPr>
-        <w:tc>
-          <w:tcPr>
-            <w:tcW w:w="988" w:type="dxa"/>
-            <w:vAlign w:val="center"/>
-          </w:tcPr>
-          <w:p>
-            <w:pPr>
-              <w:jc w:val="center"/>
-            </w:pPr>
-            <w:r>
-              <w:lastRenderedPageBreak/>
-              <w:t>15</w:t>
-            </w:r>
-          </w:p>
-        </w:tc>
-        <w:tc>
-          <w:tcPr>
-            <w:tcW w:w="5386" w:type="dxa"/>
-            <w:vAlign w:val="center"/>
-          </w:tcPr>
-          <w:p>
-            <w:pPr>
-              <w:jc w:val="center"/>
-            </w:pPr>
-            <w:r>
-              <w:t>CSS and JavaScript are not used as per practical requirements</w:t>
-            </w:r>
-          </w:p>
-        </w:tc>
-        <w:tc>
-          <w:tcPr>
-            <w:tcW w:w="2642" w:type="dxa"/>
-            <w:vAlign w:val="center"/>
-          </w:tcPr>
-          <w:p>
-            <w:pPr>
-              <w:jc w:val="center"/>
-            </w:pPr>
-            <w:r>
-              <w:t>Yes</w:t>
-            </w:r>
-          </w:p>
-        </w:tc>
-      </w:tr>
     </w:tbl>
     <w:p>
       <w:pPr>
-        <w:jc w:val="center"/>
-      </w:pPr>
-    </w:p>
-    <w:p>
-      <w:pPr>
-        <w:rPr>
-          <w:b/>
-          <w:bCs/>
-        </w:rPr>
-      </w:pPr>
-      <w:r>
-        <w:rPr>
-          <w:b/>
-          <w:bCs/>
-        </w:rPr>
-        <w:t>Result</w:t>
-      </w:r>
-    </w:p>
-    <w:p>
-      <w:r>
-        <w:t>Successfully developed 11 static HTML5 StudentHub pages using semantic HTML5 elements with accessibility-ready structure. All pages are interconnected through navigation links and include proper headings, form labels, image alt attributes, breadcrumb/skip navigation</w:t>
-      </w:r>
-      <w:r>
-        <w:t>.</w:t>
+        <w:rPr>
+          <w:b/>
+          <w:bCs/>
+        </w:rPr>
+      </w:pPr>
+    </w:p>
+    <w:p>
+      <w:pPr>
+        <w:rPr>
+          <w:b/>
+          <w:bCs/>
+        </w:rPr>
+      </w:pPr>
+      <w:r>
+        <w:rPr>
+          <w:b/>
+          <w:bCs/>
+        </w:rPr>
+        <w:t>12. Key Questions / Analysis</w:t>
+      </w:r>
+    </w:p>
+    <w:p>
+      <w:r>
+        <w:rPr>
+          <w:b/>
+          <w:bCs/>
+        </w:rPr>
+        <w:t>Q1. Are semantic tags used properly?</w:t>
+      </w:r>
+      <w:r>
+        <w:br/>
+        <w:t>Yes. Elements such as header, nav, main, section, article, aside, and footer are used according to their purpose.</w:t>
+      </w:r>
+    </w:p>
+    <w:p/>
+    <w:p>
+      <w:r>
+        <w:rPr>
+          <w:b/>
+          <w:bCs/>
+        </w:rPr>
+        <w:t>Q2. Are forms and navigation accessible?</w:t>
+      </w:r>
+      <w:r>
+        <w:br/>
+        <w:t>Yes. Forms contain proper labels and required fields, while navigation uses descriptive links and ARIA attributes.</w:t>
+      </w:r>
+    </w:p>
+    <w:p/>
+    <w:p>
+      <w:r>
+        <w:rPr>
+          <w:b/>
+          <w:bCs/>
+        </w:rPr>
+        <w:t>Q3. Is the structure consistent across pages?</w:t>
+      </w:r>
+      <w:r>
+        <w:br/>
+        <w:t>Yes. All pages follow a common header, navigation, breadcrumb, main content, and footer structure.</w:t>
       </w:r>
     </w:p>
     <w:p/>
     <w:p/>
+    <w:p/>
+    <w:p>
+      <w:pPr>
+        <w:rPr>
+          <w:b/>
+          <w:bCs/>
+        </w:rPr>
+      </w:pPr>
+      <w:r>
+        <w:rPr>
+          <w:b/>
+          <w:bCs/>
+        </w:rPr>
+        <w:lastRenderedPageBreak/>
+        <w:t>13. Result</w:t>
+      </w:r>
+    </w:p>
+    <w:p>
+      <w:r>
+        <w:t xml:space="preserve">The </w:t>
+      </w:r>
+      <w:proofErr w:type="spellStart"/>
+      <w:r>
+        <w:t>StudentHub</w:t>
+      </w:r>
+      <w:proofErr w:type="spellEnd"/>
+      <w:r>
+        <w:t xml:space="preserve"> website was successfully developed using semantic HTML5 elements. The pages are properly linked and include accessibility-ready features such as accessible forms, alternative text, breadcrumb navigation, and skip-to-content functionality.</w:t>
+      </w:r>
+    </w:p>
+    <w:p/>
+    <w:p>
+      <w:pPr>
+        <w:rPr>
+          <w:b/>
+          <w:bCs/>
+        </w:rPr>
+      </w:pPr>
+      <w:r>
+        <w:rPr>
+          <w:b/>
+          <w:bCs/>
+        </w:rPr>
+        <w:t>14. Conclusion</w:t>
+      </w:r>
+    </w:p>
+    <w:p>
+      <w:r>
+        <w:t>This practical provided hands-on experience in developing structured, linked, and accessibility-friendly web pages using HTML5 semantic elements.</w:t>
+      </w:r>
+    </w:p>
+    <w:p>
+      <w:pPr>
+        <w:jc w:val="center"/>
+      </w:pPr>
+    </w:p>
+    <w:p/>
     <w:sectPr>
-      <w:headerReference w:type="default" r:id="rId7"/>
-      <w:footerReference w:type="default" r:id="rId8"/>
+      <w:headerReference w:type="default" r:id="rId18"/>
+      <w:footerReference w:type="default" r:id="rId19"/>
       <w:pgSz w:w="11906" w:h="16838"/>
       <w:pgMar w:top="1440" w:right="1440" w:bottom="1440" w:left="1440" w:header="708" w:footer="708" w:gutter="0"/>
       <w:cols w:space="708"/>
@@ -2408,6 +4110,417 @@
     </w:lvl>
   </w:abstractNum>
   <w:abstractNum w:abstractNumId="5" w15:restartNumberingAfterBreak="0">
+    <w:nsid w:val="48D144CB"/>
+    <w:multiLevelType w:val="multilevel"/>
+    <w:tmpl w:val="E65CE714"/>
+    <w:lvl w:ilvl="0">
+      <w:start w:val="1"/>
+      <w:numFmt w:val="decimal"/>
+      <w:lvlText w:val="%1."/>
+      <w:lvlJc w:val="left"/>
+      <w:pPr>
+        <w:tabs>
+          <w:tab w:val="num" w:pos="720"/>
+        </w:tabs>
+        <w:ind w:left="720" w:hanging="360"/>
+      </w:pPr>
+    </w:lvl>
+    <w:lvl w:ilvl="1" w:tentative="1">
+      <w:start w:val="1"/>
+      <w:numFmt w:val="decimal"/>
+      <w:lvlText w:val="%2."/>
+      <w:lvlJc w:val="left"/>
+      <w:pPr>
+        <w:tabs>
+          <w:tab w:val="num" w:pos="1440"/>
+        </w:tabs>
+        <w:ind w:left="1440" w:hanging="360"/>
+      </w:pPr>
+    </w:lvl>
+    <w:lvl w:ilvl="2" w:tentative="1">
+      <w:start w:val="1"/>
+      <w:numFmt w:val="decimal"/>
+      <w:lvlText w:val="%3."/>
+      <w:lvlJc w:val="left"/>
+      <w:pPr>
+        <w:tabs>
+          <w:tab w:val="num" w:pos="2160"/>
+        </w:tabs>
+        <w:ind w:left="2160" w:hanging="360"/>
+      </w:pPr>
+    </w:lvl>
+    <w:lvl w:ilvl="3" w:tentative="1">
+      <w:start w:val="1"/>
+      <w:numFmt w:val="decimal"/>
+      <w:lvlText w:val="%4."/>
+      <w:lvlJc w:val="left"/>
+      <w:pPr>
+        <w:tabs>
+          <w:tab w:val="num" w:pos="2880"/>
+        </w:tabs>
+        <w:ind w:left="2880" w:hanging="360"/>
+      </w:pPr>
+    </w:lvl>
+    <w:lvl w:ilvl="4" w:tentative="1">
+      <w:start w:val="1"/>
+      <w:numFmt w:val="decimal"/>
+      <w:lvlText w:val="%5."/>
+      <w:lvlJc w:val="left"/>
+      <w:pPr>
+        <w:tabs>
+          <w:tab w:val="num" w:pos="3600"/>
+        </w:tabs>
+        <w:ind w:left="3600" w:hanging="360"/>
+      </w:pPr>
+    </w:lvl>
+    <w:lvl w:ilvl="5" w:tentative="1">
+      <w:start w:val="1"/>
+      <w:numFmt w:val="decimal"/>
+      <w:lvlText w:val="%6."/>
+      <w:lvlJc w:val="left"/>
+      <w:pPr>
+        <w:tabs>
+          <w:tab w:val="num" w:pos="4320"/>
+        </w:tabs>
+        <w:ind w:left="4320" w:hanging="360"/>
+      </w:pPr>
+    </w:lvl>
+    <w:lvl w:ilvl="6" w:tentative="1">
+      <w:start w:val="1"/>
+      <w:numFmt w:val="decimal"/>
+      <w:lvlText w:val="%7."/>
+      <w:lvlJc w:val="left"/>
+      <w:pPr>
+        <w:tabs>
+          <w:tab w:val="num" w:pos="5040"/>
+        </w:tabs>
+        <w:ind w:left="5040" w:hanging="360"/>
+      </w:pPr>
+    </w:lvl>
+    <w:lvl w:ilvl="7" w:tentative="1">
+      <w:start w:val="1"/>
+      <w:numFmt w:val="decimal"/>
+      <w:lvlText w:val="%8."/>
+      <w:lvlJc w:val="left"/>
+      <w:pPr>
+        <w:tabs>
+          <w:tab w:val="num" w:pos="5760"/>
+        </w:tabs>
+        <w:ind w:left="5760" w:hanging="360"/>
+      </w:pPr>
+    </w:lvl>
+    <w:lvl w:ilvl="8" w:tentative="1">
+      <w:start w:val="1"/>
+      <w:numFmt w:val="decimal"/>
+      <w:lvlText w:val="%9."/>
+      <w:lvlJc w:val="left"/>
+      <w:pPr>
+        <w:tabs>
+          <w:tab w:val="num" w:pos="6480"/>
+        </w:tabs>
+        <w:ind w:left="6480" w:hanging="360"/>
+      </w:pPr>
+    </w:lvl>
+  </w:abstractNum>
+  <w:abstractNum w:abstractNumId="6" w15:restartNumberingAfterBreak="0">
+    <w:nsid w:val="4E89301F"/>
+    <w:multiLevelType w:val="multilevel"/>
+    <w:tmpl w:val="97A0680A"/>
+    <w:lvl w:ilvl="0">
+      <w:start w:val="1"/>
+      <w:numFmt w:val="bullet"/>
+      <w:lvlText w:val=""/>
+      <w:lvlJc w:val="left"/>
+      <w:pPr>
+        <w:tabs>
+          <w:tab w:val="num" w:pos="720"/>
+        </w:tabs>
+        <w:ind w:left="720" w:hanging="360"/>
+      </w:pPr>
+      <w:rPr>
+        <w:rFonts w:ascii="Symbol" w:hAnsi="Symbol" w:hint="default"/>
+        <w:sz w:val="20"/>
+      </w:rPr>
+    </w:lvl>
+    <w:lvl w:ilvl="1" w:tentative="1">
+      <w:start w:val="1"/>
+      <w:numFmt w:val="bullet"/>
+      <w:lvlText w:val="o"/>
+      <w:lvlJc w:val="left"/>
+      <w:pPr>
+        <w:tabs>
+          <w:tab w:val="num" w:pos="1440"/>
+        </w:tabs>
+        <w:ind w:left="1440" w:hanging="360"/>
+      </w:pPr>
+      <w:rPr>
+        <w:rFonts w:ascii="Courier New" w:hAnsi="Courier New" w:hint="default"/>
+        <w:sz w:val="20"/>
+      </w:rPr>
+    </w:lvl>
+    <w:lvl w:ilvl="2" w:tentative="1">
+      <w:start w:val="1"/>
+      <w:numFmt w:val="bullet"/>
+      <w:lvlText w:val=""/>
+      <w:lvlJc w:val="left"/>
+      <w:pPr>
+        <w:tabs>
+          <w:tab w:val="num" w:pos="2160"/>
+        </w:tabs>
+        <w:ind w:left="2160" w:hanging="360"/>
+      </w:pPr>
+      <w:rPr>
+        <w:rFonts w:ascii="Wingdings" w:hAnsi="Wingdings" w:hint="default"/>
+        <w:sz w:val="20"/>
+      </w:rPr>
+    </w:lvl>
+    <w:lvl w:ilvl="3" w:tentative="1">
+      <w:start w:val="1"/>
+      <w:numFmt w:val="bullet"/>
+      <w:lvlText w:val=""/>
+      <w:lvlJc w:val="left"/>
+      <w:pPr>
+        <w:tabs>
+          <w:tab w:val="num" w:pos="2880"/>
+        </w:tabs>
+        <w:ind w:left="2880" w:hanging="360"/>
+      </w:pPr>
+      <w:rPr>
+        <w:rFonts w:ascii="Wingdings" w:hAnsi="Wingdings" w:hint="default"/>
+        <w:sz w:val="20"/>
+      </w:rPr>
+    </w:lvl>
+    <w:lvl w:ilvl="4" w:tentative="1">
+      <w:start w:val="1"/>
+      <w:numFmt w:val="bullet"/>
+      <w:lvlText w:val=""/>
+      <w:lvlJc w:val="left"/>
+      <w:pPr>
+        <w:tabs>
+          <w:tab w:val="num" w:pos="3600"/>
+        </w:tabs>
+        <w:ind w:left="3600" w:hanging="360"/>
+      </w:pPr>
+      <w:rPr>
+        <w:rFonts w:ascii="Wingdings" w:hAnsi="Wingdings" w:hint="default"/>
+        <w:sz w:val="20"/>
+      </w:rPr>
+    </w:lvl>
+    <w:lvl w:ilvl="5" w:tentative="1">
+      <w:start w:val="1"/>
+      <w:numFmt w:val="bullet"/>
+      <w:lvlText w:val=""/>
+      <w:lvlJc w:val="left"/>
+      <w:pPr>
+        <w:tabs>
+          <w:tab w:val="num" w:pos="4320"/>
+        </w:tabs>
+        <w:ind w:left="4320" w:hanging="360"/>
+      </w:pPr>
+      <w:rPr>
+        <w:rFonts w:ascii="Wingdings" w:hAnsi="Wingdings" w:hint="default"/>
+        <w:sz w:val="20"/>
+      </w:rPr>
+    </w:lvl>
+    <w:lvl w:ilvl="6" w:tentative="1">
+      <w:start w:val="1"/>
+      <w:numFmt w:val="bullet"/>
+      <w:lvlText w:val=""/>
+      <w:lvlJc w:val="left"/>
+      <w:pPr>
+        <w:tabs>
+          <w:tab w:val="num" w:pos="5040"/>
+        </w:tabs>
+        <w:ind w:left="5040" w:hanging="360"/>
+      </w:pPr>
+      <w:rPr>
+        <w:rFonts w:ascii="Wingdings" w:hAnsi="Wingdings" w:hint="default"/>
+        <w:sz w:val="20"/>
+      </w:rPr>
+    </w:lvl>
+    <w:lvl w:ilvl="7" w:tentative="1">
+      <w:start w:val="1"/>
+      <w:numFmt w:val="bullet"/>
+      <w:lvlText w:val=""/>
+      <w:lvlJc w:val="left"/>
+      <w:pPr>
+        <w:tabs>
+          <w:tab w:val="num" w:pos="5760"/>
+        </w:tabs>
+        <w:ind w:left="5760" w:hanging="360"/>
+      </w:pPr>
+      <w:rPr>
+        <w:rFonts w:ascii="Wingdings" w:hAnsi="Wingdings" w:hint="default"/>
+        <w:sz w:val="20"/>
+      </w:rPr>
+    </w:lvl>
+    <w:lvl w:ilvl="8" w:tentative="1">
+      <w:start w:val="1"/>
+      <w:numFmt w:val="bullet"/>
+      <w:lvlText w:val=""/>
+      <w:lvlJc w:val="left"/>
+      <w:pPr>
+        <w:tabs>
+          <w:tab w:val="num" w:pos="6480"/>
+        </w:tabs>
+        <w:ind w:left="6480" w:hanging="360"/>
+      </w:pPr>
+      <w:rPr>
+        <w:rFonts w:ascii="Wingdings" w:hAnsi="Wingdings" w:hint="default"/>
+        <w:sz w:val="20"/>
+      </w:rPr>
+    </w:lvl>
+  </w:abstractNum>
+  <w:abstractNum w:abstractNumId="7" w15:restartNumberingAfterBreak="0">
+    <w:nsid w:val="592240B6"/>
+    <w:multiLevelType w:val="multilevel"/>
+    <w:tmpl w:val="B5C6DFE6"/>
+    <w:lvl w:ilvl="0">
+      <w:start w:val="1"/>
+      <w:numFmt w:val="bullet"/>
+      <w:lvlText w:val=""/>
+      <w:lvlJc w:val="left"/>
+      <w:pPr>
+        <w:tabs>
+          <w:tab w:val="num" w:pos="720"/>
+        </w:tabs>
+        <w:ind w:left="720" w:hanging="360"/>
+      </w:pPr>
+      <w:rPr>
+        <w:rFonts w:ascii="Symbol" w:hAnsi="Symbol" w:hint="default"/>
+        <w:sz w:val="20"/>
+      </w:rPr>
+    </w:lvl>
+    <w:lvl w:ilvl="1" w:tentative="1">
+      <w:start w:val="1"/>
+      <w:numFmt w:val="bullet"/>
+      <w:lvlText w:val="o"/>
+      <w:lvlJc w:val="left"/>
+      <w:pPr>
+        <w:tabs>
+          <w:tab w:val="num" w:pos="1440"/>
+        </w:tabs>
+        <w:ind w:left="1440" w:hanging="360"/>
+      </w:pPr>
+      <w:rPr>
+        <w:rFonts w:ascii="Courier New" w:hAnsi="Courier New" w:hint="default"/>
+        <w:sz w:val="20"/>
+      </w:rPr>
+    </w:lvl>
+    <w:lvl w:ilvl="2" w:tentative="1">
+      <w:start w:val="1"/>
+      <w:numFmt w:val="bullet"/>
+      <w:lvlText w:val=""/>
+      <w:lvlJc w:val="left"/>
+      <w:pPr>
+        <w:tabs>
+          <w:tab w:val="num" w:pos="2160"/>
+        </w:tabs>
+        <w:ind w:left="2160" w:hanging="360"/>
+      </w:pPr>
+      <w:rPr>
+        <w:rFonts w:ascii="Wingdings" w:hAnsi="Wingdings" w:hint="default"/>
+        <w:sz w:val="20"/>
+      </w:rPr>
+    </w:lvl>
+    <w:lvl w:ilvl="3" w:tentative="1">
+      <w:start w:val="1"/>
+      <w:numFmt w:val="bullet"/>
+      <w:lvlText w:val=""/>
+      <w:lvlJc w:val="left"/>
+      <w:pPr>
+        <w:tabs>
+          <w:tab w:val="num" w:pos="2880"/>
+        </w:tabs>
+        <w:ind w:left="2880" w:hanging="360"/>
+      </w:pPr>
+      <w:rPr>
+        <w:rFonts w:ascii="Wingdings" w:hAnsi="Wingdings" w:hint="default"/>
+        <w:sz w:val="20"/>
+      </w:rPr>
+    </w:lvl>
+    <w:lvl w:ilvl="4" w:tentative="1">
+      <w:start w:val="1"/>
+      <w:numFmt w:val="bullet"/>
+      <w:lvlText w:val=""/>
+      <w:lvlJc w:val="left"/>
+      <w:pPr>
+        <w:tabs>
+          <w:tab w:val="num" w:pos="3600"/>
+        </w:tabs>
+        <w:ind w:left="3600" w:hanging="360"/>
+      </w:pPr>
+      <w:rPr>
+        <w:rFonts w:ascii="Wingdings" w:hAnsi="Wingdings" w:hint="default"/>
+        <w:sz w:val="20"/>
+      </w:rPr>
+    </w:lvl>
+    <w:lvl w:ilvl="5" w:tentative="1">
+      <w:start w:val="1"/>
+      <w:numFmt w:val="bullet"/>
+      <w:lvlText w:val=""/>
+      <w:lvlJc w:val="left"/>
+      <w:pPr>
+        <w:tabs>
+          <w:tab w:val="num" w:pos="4320"/>
+        </w:tabs>
+        <w:ind w:left="4320" w:hanging="360"/>
+      </w:pPr>
+      <w:rPr>
+        <w:rFonts w:ascii="Wingdings" w:hAnsi="Wingdings" w:hint="default"/>
+        <w:sz w:val="20"/>
+      </w:rPr>
+    </w:lvl>
+    <w:lvl w:ilvl="6" w:tentative="1">
+      <w:start w:val="1"/>
+      <w:numFmt w:val="bullet"/>
+      <w:lvlText w:val=""/>
+      <w:lvlJc w:val="left"/>
+      <w:pPr>
+        <w:tabs>
+          <w:tab w:val="num" w:pos="5040"/>
+        </w:tabs>
+        <w:ind w:left="5040" w:hanging="360"/>
+      </w:pPr>
+      <w:rPr>
+        <w:rFonts w:ascii="Wingdings" w:hAnsi="Wingdings" w:hint="default"/>
+        <w:sz w:val="20"/>
+      </w:rPr>
+    </w:lvl>
+    <w:lvl w:ilvl="7" w:tentative="1">
+      <w:start w:val="1"/>
+      <w:numFmt w:val="bullet"/>
+      <w:lvlText w:val=""/>
+      <w:lvlJc w:val="left"/>
+      <w:pPr>
+        <w:tabs>
+          <w:tab w:val="num" w:pos="5760"/>
+        </w:tabs>
+        <w:ind w:left="5760" w:hanging="360"/>
+      </w:pPr>
+      <w:rPr>
+        <w:rFonts w:ascii="Wingdings" w:hAnsi="Wingdings" w:hint="default"/>
+        <w:sz w:val="20"/>
+      </w:rPr>
+    </w:lvl>
+    <w:lvl w:ilvl="8" w:tentative="1">
+      <w:start w:val="1"/>
+      <w:numFmt w:val="bullet"/>
+      <w:lvlText w:val=""/>
+      <w:lvlJc w:val="left"/>
+      <w:pPr>
+        <w:tabs>
+          <w:tab w:val="num" w:pos="6480"/>
+        </w:tabs>
+        <w:ind w:left="6480" w:hanging="360"/>
+      </w:pPr>
+      <w:rPr>
+        <w:rFonts w:ascii="Wingdings" w:hAnsi="Wingdings" w:hint="default"/>
+        <w:sz w:val="20"/>
+      </w:rPr>
+    </w:lvl>
+  </w:abstractNum>
+  <w:abstractNum w:abstractNumId="8" w15:restartNumberingAfterBreak="0">
     <w:nsid w:val="6BD33EB5"/>
     <w:multiLevelType w:val="multilevel"/>
     <w:tmpl w:val="C34271CA"/>
@@ -2556,7 +4669,7 @@
       </w:rPr>
     </w:lvl>
   </w:abstractNum>
-  <w:abstractNum w:abstractNumId="6" w15:restartNumberingAfterBreak="0">
+  <w:abstractNum w:abstractNumId="9" w15:restartNumberingAfterBreak="0">
     <w:nsid w:val="6FFE2784"/>
     <w:multiLevelType w:val="multilevel"/>
     <w:tmpl w:val="79EE0110"/>
@@ -2706,13 +4819,13 @@
     </w:lvl>
   </w:abstractNum>
   <w:num w:numId="1" w16cid:durableId="2064326649">
-    <w:abstractNumId w:val="5"/>
+    <w:abstractNumId w:val="8"/>
   </w:num>
   <w:num w:numId="2" w16cid:durableId="11542142">
     <w:abstractNumId w:val="4"/>
   </w:num>
   <w:num w:numId="3" w16cid:durableId="402992134">
-    <w:abstractNumId w:val="6"/>
+    <w:abstractNumId w:val="9"/>
   </w:num>
   <w:num w:numId="4" w16cid:durableId="1351758043">
     <w:abstractNumId w:val="2"/>
@@ -2725,6 +4838,15 @@
   </w:num>
   <w:num w:numId="7" w16cid:durableId="558903246">
     <w:abstractNumId w:val="3"/>
+  </w:num>
+  <w:num w:numId="8" w16cid:durableId="1629320095">
+    <w:abstractNumId w:val="6"/>
+  </w:num>
+  <w:num w:numId="9" w16cid:durableId="339504550">
+    <w:abstractNumId w:val="7"/>
+  </w:num>
+  <w:num w:numId="10" w16cid:durableId="1048146147">
+    <w:abstractNumId w:val="5"/>
   </w:num>
 </w:numbering>
 </file>
@@ -3333,6 +5455,7 @@
   <w:style w:type="character" w:default="1" w:styleId="DefaultParagraphFont">
     <w:name w:val="Default Paragraph Font"/>
     <w:uiPriority w:val="1"/>
+    <w:semiHidden/>
     <w:unhideWhenUsed/>
   </w:style>
   <w:style w:type="table" w:default="1" w:styleId="TableNormal">
